--- a/docs/[수업중 2-5]Student-StudentDetail-Department.docx
+++ b/docs/[수업중 2-5]Student-StudentDetail-Department.docx
@@ -2588,14 +2588,26 @@
       <w:pPr>
         <w:shd w:val="clear" w:color="auto" w:fill="F5F5F5"/>
         <w:spacing w:line="240" w:lineRule="auto"/>
-      </w:pPr>
-      <w:r>
-        <w:rPr>
-          <w:rFonts w:ascii="Consolas" w:eastAsia="Consolas" w:hAnsi="Consolas" w:cs="Consolas"/>
-          <w:sz w:val="17"/>
-          <w:szCs w:val="17"/>
-        </w:rPr>
-        <w:t xml:space="preserve">    @ManyToOne(fetch = </w:t>
+        <w:rPr>
+          <w:lang w:val="en-US"/>
+        </w:rPr>
+      </w:pPr>
+      <w:r>
+        <w:rPr>
+          <w:rFonts w:ascii="Consolas" w:eastAsia="Consolas" w:hAnsi="Consolas" w:cs="Consolas"/>
+          <w:sz w:val="17"/>
+          <w:szCs w:val="17"/>
+        </w:rPr>
+        <w:t xml:space="preserve">    </w:t>
+      </w:r>
+      <w:r>
+        <w:rPr>
+          <w:rFonts w:ascii="Consolas" w:eastAsia="Consolas" w:hAnsi="Consolas" w:cs="Consolas"/>
+          <w:sz w:val="17"/>
+          <w:szCs w:val="17"/>
+          <w:lang w:val="en-US"/>
+        </w:rPr>
+        <w:t xml:space="preserve">@ManyToOne(fetch = </w:t>
       </w:r>
       <w:proofErr w:type="gramStart"/>
       <w:r>
@@ -2603,6 +2615,7 @@
           <w:rFonts w:ascii="Consolas" w:eastAsia="Consolas" w:hAnsi="Consolas" w:cs="Consolas"/>
           <w:sz w:val="17"/>
           <w:szCs w:val="17"/>
+          <w:lang w:val="en-US"/>
         </w:rPr>
         <w:t>FetchType.LAZY</w:t>
       </w:r>
@@ -2612,6 +2625,7 @@
           <w:rFonts w:ascii="Consolas" w:eastAsia="Consolas" w:hAnsi="Consolas" w:cs="Consolas"/>
           <w:sz w:val="17"/>
           <w:szCs w:val="17"/>
+          <w:lang w:val="en-US"/>
         </w:rPr>
         <w:t>)</w:t>
       </w:r>
@@ -2629,6 +2643,7 @@
           <w:rFonts w:ascii="Consolas" w:eastAsia="Consolas" w:hAnsi="Consolas" w:cs="Consolas"/>
           <w:sz w:val="17"/>
           <w:szCs w:val="17"/>
+          <w:lang w:val="en-US"/>
         </w:rPr>
         <w:t xml:space="preserve">    </w:t>
       </w:r>
@@ -5364,14 +5379,26 @@
       <w:pPr>
         <w:shd w:val="clear" w:color="auto" w:fill="F5F5F5"/>
         <w:spacing w:line="240" w:lineRule="auto"/>
-      </w:pPr>
-      <w:r>
-        <w:rPr>
-          <w:rFonts w:ascii="Consolas" w:eastAsia="Consolas" w:hAnsi="Consolas" w:cs="Consolas"/>
-          <w:sz w:val="17"/>
-          <w:szCs w:val="17"/>
-        </w:rPr>
-        <w:t xml:space="preserve"> 4) select </w:t>
+        <w:rPr>
+          <w:lang w:val="en-US"/>
+        </w:rPr>
+      </w:pPr>
+      <w:r>
+        <w:rPr>
+          <w:rFonts w:ascii="Consolas" w:eastAsia="Consolas" w:hAnsi="Consolas" w:cs="Consolas"/>
+          <w:sz w:val="17"/>
+          <w:szCs w:val="17"/>
+        </w:rPr>
+        <w:t xml:space="preserve"> </w:t>
+      </w:r>
+      <w:r>
+        <w:rPr>
+          <w:rFonts w:ascii="Consolas" w:eastAsia="Consolas" w:hAnsi="Consolas" w:cs="Consolas"/>
+          <w:sz w:val="17"/>
+          <w:szCs w:val="17"/>
+          <w:lang w:val="en-US"/>
+        </w:rPr>
+        <w:t xml:space="preserve">4) select </w:t>
       </w:r>
       <w:proofErr w:type="gramStart"/>
       <w:r>
@@ -5379,6 +5406,7 @@
           <w:rFonts w:ascii="Consolas" w:eastAsia="Consolas" w:hAnsi="Consolas" w:cs="Consolas"/>
           <w:sz w:val="17"/>
           <w:szCs w:val="17"/>
+          <w:lang w:val="en-US"/>
         </w:rPr>
         <w:t>...</w:t>
       </w:r>
@@ -5388,6 +5416,7 @@
           <w:rFonts w:ascii="Consolas" w:eastAsia="Consolas" w:hAnsi="Consolas" w:cs="Consolas"/>
           <w:sz w:val="17"/>
           <w:szCs w:val="17"/>
+          <w:lang w:val="en-US"/>
         </w:rPr>
         <w:t xml:space="preserve"> from student_details where student_id=?</w:t>
       </w:r>
@@ -5396,12 +5425,16 @@
       <w:pPr>
         <w:shd w:val="clear" w:color="auto" w:fill="F5F5F5"/>
         <w:spacing w:line="240" w:lineRule="auto"/>
-      </w:pPr>
-      <w:r>
-        <w:rPr>
-          <w:rFonts w:ascii="Consolas" w:eastAsia="Consolas" w:hAnsi="Consolas" w:cs="Consolas"/>
-          <w:sz w:val="17"/>
-          <w:szCs w:val="17"/>
+        <w:rPr>
+          <w:lang w:val="en-US"/>
+        </w:rPr>
+      </w:pPr>
+      <w:r>
+        <w:rPr>
+          <w:rFonts w:ascii="Consolas" w:eastAsia="Consolas" w:hAnsi="Consolas" w:cs="Consolas"/>
+          <w:sz w:val="17"/>
+          <w:szCs w:val="17"/>
+          <w:lang w:val="en-US"/>
         </w:rPr>
         <w:t xml:space="preserve"> 5) select </w:t>
       </w:r>
@@ -5411,6 +5444,7 @@
           <w:rFonts w:ascii="Consolas" w:eastAsia="Consolas" w:hAnsi="Consolas" w:cs="Consolas"/>
           <w:sz w:val="17"/>
           <w:szCs w:val="17"/>
+          <w:lang w:val="en-US"/>
         </w:rPr>
         <w:t>...</w:t>
       </w:r>
@@ -5420,6 +5454,7 @@
           <w:rFonts w:ascii="Consolas" w:eastAsia="Consolas" w:hAnsi="Consolas" w:cs="Consolas"/>
           <w:sz w:val="17"/>
           <w:szCs w:val="17"/>
+          <w:lang w:val="en-US"/>
         </w:rPr>
         <w:t xml:space="preserve"> from student_details where student_id=?</w:t>
       </w:r>
@@ -5428,12 +5463,16 @@
       <w:pPr>
         <w:shd w:val="clear" w:color="auto" w:fill="F5F5F5"/>
         <w:spacing w:line="240" w:lineRule="auto"/>
-      </w:pPr>
-      <w:r>
-        <w:rPr>
-          <w:rFonts w:ascii="Consolas" w:eastAsia="Consolas" w:hAnsi="Consolas" w:cs="Consolas"/>
-          <w:sz w:val="17"/>
-          <w:szCs w:val="17"/>
+        <w:rPr>
+          <w:lang w:val="en-US"/>
+        </w:rPr>
+      </w:pPr>
+      <w:r>
+        <w:rPr>
+          <w:rFonts w:ascii="Consolas" w:eastAsia="Consolas" w:hAnsi="Consolas" w:cs="Consolas"/>
+          <w:sz w:val="17"/>
+          <w:szCs w:val="17"/>
+          <w:lang w:val="en-US"/>
         </w:rPr>
         <w:t xml:space="preserve"> 6) select </w:t>
       </w:r>
@@ -5443,6 +5482,7 @@
           <w:rFonts w:ascii="Consolas" w:eastAsia="Consolas" w:hAnsi="Consolas" w:cs="Consolas"/>
           <w:sz w:val="17"/>
           <w:szCs w:val="17"/>
+          <w:lang w:val="en-US"/>
         </w:rPr>
         <w:t>...</w:t>
       </w:r>
@@ -5452,6 +5492,7 @@
           <w:rFonts w:ascii="Consolas" w:eastAsia="Consolas" w:hAnsi="Consolas" w:cs="Consolas"/>
           <w:sz w:val="17"/>
           <w:szCs w:val="17"/>
+          <w:lang w:val="en-US"/>
         </w:rPr>
         <w:t xml:space="preserve"> from student_details where student_id=?</w:t>
       </w:r>
@@ -5469,6 +5510,7 @@
           <w:rFonts w:ascii="Consolas" w:eastAsia="Consolas" w:hAnsi="Consolas" w:cs="Consolas"/>
           <w:sz w:val="17"/>
           <w:szCs w:val="17"/>
+          <w:lang w:val="en-US"/>
         </w:rPr>
         <w:t xml:space="preserve"> </w:t>
       </w:r>
@@ -9004,6 +9046,866 @@
     </w:p>
     <w:p>
       <w:pPr>
+        <w:spacing w:before="40" w:after="40"/>
+        <w:rPr>
+          <w:rFonts w:ascii="Consolas" w:hAnsi="Consolas" w:cs="Consolas"/>
+          <w:color w:val="188038"/>
+          <w:sz w:val="19"/>
+        </w:rPr>
+      </w:pPr>
+    </w:p>
+    <w:p>
+      <w:pPr>
+        <w:spacing w:before="40" w:after="40"/>
+      </w:pPr>
+      <w:r>
+        <w:rPr>
+          <w:rFonts w:ascii="Consolas" w:eastAsia="Consolas" w:hAnsi="Consolas" w:cs="Consolas"/>
+          <w:color w:val="188038"/>
+          <w:sz w:val="19"/>
+        </w:rPr>
+        <w:t>@JsonInclude(NON_NULL)</w:t>
+      </w:r>
+      <w:r>
+        <w:rPr>
+          <w:rFonts w:ascii="맑은 고딕" w:eastAsia="맑은 고딕" w:hAnsi="맑은 고딕" w:cs="맑은 고딕"/>
+          <w:sz w:val="20"/>
+        </w:rPr>
+        <w:t xml:space="preserve"> 을 붙이면 값이 없을 때 필드 자체가 응답에 나타나지 않습니다.</w:t>
+      </w:r>
+    </w:p>
+    <w:p>
+      <w:pPr>
+        <w:shd w:val="clear" w:color="auto" w:fill="F5F5F5"/>
+        <w:spacing w:line="240" w:lineRule="auto"/>
+      </w:pPr>
+      <w:r>
+        <w:rPr>
+          <w:rFonts w:ascii="Consolas" w:eastAsia="Consolas" w:hAnsi="Consolas" w:cs="Consolas"/>
+          <w:sz w:val="17"/>
+        </w:rPr>
+        <w:t>@Data @NoArgsConstructor @AllArgsConstructor @Builder</w:t>
+      </w:r>
+    </w:p>
+    <w:p>
+      <w:pPr>
+        <w:shd w:val="clear" w:color="auto" w:fill="F5F5F5"/>
+        <w:spacing w:line="240" w:lineRule="auto"/>
+      </w:pPr>
+      <w:r>
+        <w:rPr>
+          <w:rFonts w:ascii="Consolas" w:eastAsia="Consolas" w:hAnsi="Consolas" w:cs="Consolas"/>
+          <w:sz w:val="17"/>
+        </w:rPr>
+        <w:t>//studentCount 가 없을 때</w:t>
+      </w:r>
+      <w:proofErr w:type="gramStart"/>
+      <w:r>
+        <w:rPr>
+          <w:rFonts w:ascii="Consolas" w:eastAsia="Consolas" w:hAnsi="Consolas" w:cs="Consolas"/>
+          <w:sz w:val="17"/>
+        </w:rPr>
+        <w:t>( 학생</w:t>
+      </w:r>
+      <w:proofErr w:type="gramEnd"/>
+      <w:r>
+        <w:rPr>
+          <w:rFonts w:ascii="Consolas" w:eastAsia="Consolas" w:hAnsi="Consolas" w:cs="Consolas"/>
+          <w:sz w:val="17"/>
+        </w:rPr>
+        <w:t xml:space="preserve"> 응답 안에 포함될 때 ) 필드를 아예 내보내지 않는다</w:t>
+      </w:r>
+    </w:p>
+    <w:p>
+      <w:pPr>
+        <w:shd w:val="clear" w:color="auto" w:fill="F5F5F5"/>
+        <w:spacing w:line="240" w:lineRule="auto"/>
+      </w:pPr>
+      <w:r>
+        <w:rPr>
+          <w:rFonts w:ascii="Consolas" w:eastAsia="Consolas" w:hAnsi="Consolas" w:cs="Consolas"/>
+          <w:sz w:val="17"/>
+        </w:rPr>
+        <w:t>@JsonInclude(JsonInclude.Include.NON_NULL)</w:t>
+      </w:r>
+    </w:p>
+    <w:p>
+      <w:pPr>
+        <w:shd w:val="clear" w:color="auto" w:fill="F5F5F5"/>
+        <w:spacing w:line="240" w:lineRule="auto"/>
+        <w:rPr>
+          <w:lang w:val="en-US"/>
+        </w:rPr>
+      </w:pPr>
+      <w:r>
+        <w:rPr>
+          <w:rFonts w:ascii="Consolas" w:eastAsia="Consolas" w:hAnsi="Consolas" w:cs="Consolas"/>
+          <w:sz w:val="17"/>
+          <w:lang w:val="en-US"/>
+        </w:rPr>
+        <w:t>public static class SimpleResponse {</w:t>
+      </w:r>
+    </w:p>
+    <w:p>
+      <w:pPr>
+        <w:shd w:val="clear" w:color="auto" w:fill="F5F5F5"/>
+        <w:spacing w:line="240" w:lineRule="auto"/>
+        <w:rPr>
+          <w:lang w:val="en-US"/>
+        </w:rPr>
+      </w:pPr>
+      <w:r>
+        <w:rPr>
+          <w:rFonts w:ascii="Consolas" w:eastAsia="Consolas" w:hAnsi="Consolas" w:cs="Consolas"/>
+          <w:sz w:val="17"/>
+          <w:lang w:val="en-US"/>
+        </w:rPr>
+        <w:t xml:space="preserve">    private Long id;</w:t>
+      </w:r>
+    </w:p>
+    <w:p>
+      <w:pPr>
+        <w:shd w:val="clear" w:color="auto" w:fill="F5F5F5"/>
+        <w:spacing w:line="240" w:lineRule="auto"/>
+        <w:rPr>
+          <w:lang w:val="en-US"/>
+        </w:rPr>
+      </w:pPr>
+      <w:r>
+        <w:rPr>
+          <w:rFonts w:ascii="Consolas" w:eastAsia="Consolas" w:hAnsi="Consolas" w:cs="Consolas"/>
+          <w:sz w:val="17"/>
+          <w:lang w:val="en-US"/>
+        </w:rPr>
+        <w:t xml:space="preserve">    private String name;</w:t>
+      </w:r>
+    </w:p>
+    <w:p>
+      <w:pPr>
+        <w:shd w:val="clear" w:color="auto" w:fill="F5F5F5"/>
+        <w:spacing w:line="240" w:lineRule="auto"/>
+        <w:rPr>
+          <w:lang w:val="en-US"/>
+        </w:rPr>
+      </w:pPr>
+      <w:r>
+        <w:rPr>
+          <w:rFonts w:ascii="Consolas" w:eastAsia="Consolas" w:hAnsi="Consolas" w:cs="Consolas"/>
+          <w:sz w:val="17"/>
+          <w:lang w:val="en-US"/>
+        </w:rPr>
+        <w:t xml:space="preserve">    private String code;</w:t>
+      </w:r>
+    </w:p>
+    <w:p>
+      <w:pPr>
+        <w:shd w:val="clear" w:color="auto" w:fill="F5F5F5"/>
+        <w:spacing w:line="240" w:lineRule="auto"/>
+        <w:rPr>
+          <w:lang w:val="en-US"/>
+        </w:rPr>
+      </w:pPr>
+      <w:r>
+        <w:rPr>
+          <w:rFonts w:ascii="Consolas" w:eastAsia="Consolas" w:hAnsi="Consolas" w:cs="Consolas"/>
+          <w:sz w:val="17"/>
+          <w:lang w:val="en-US"/>
+        </w:rPr>
+        <w:t xml:space="preserve">    private Long studentCount;</w:t>
+      </w:r>
+    </w:p>
+    <w:p>
+      <w:pPr>
+        <w:shd w:val="clear" w:color="auto" w:fill="F5F5F5"/>
+        <w:spacing w:line="240" w:lineRule="auto"/>
+        <w:rPr>
+          <w:lang w:val="en-US"/>
+        </w:rPr>
+      </w:pPr>
+      <w:r>
+        <w:rPr>
+          <w:rFonts w:ascii="Consolas" w:eastAsia="Consolas" w:hAnsi="Consolas" w:cs="Consolas"/>
+          <w:sz w:val="17"/>
+          <w:lang w:val="en-US"/>
+        </w:rPr>
+        <w:t xml:space="preserve">    </w:t>
+      </w:r>
+      <w:proofErr w:type="gramStart"/>
+      <w:r>
+        <w:rPr>
+          <w:rFonts w:ascii="Consolas" w:eastAsia="Consolas" w:hAnsi="Consolas" w:cs="Consolas"/>
+          <w:sz w:val="17"/>
+          <w:lang w:val="en-US"/>
+        </w:rPr>
+        <w:t>...</w:t>
+      </w:r>
+      <w:proofErr w:type="gramEnd"/>
+    </w:p>
+    <w:p>
+      <w:pPr>
+        <w:shd w:val="clear" w:color="auto" w:fill="F5F5F5"/>
+        <w:spacing w:line="240" w:lineRule="auto"/>
+        <w:rPr>
+          <w:lang w:val="en-US"/>
+        </w:rPr>
+      </w:pPr>
+      <w:r>
+        <w:rPr>
+          <w:rFonts w:ascii="Consolas" w:eastAsia="Consolas" w:hAnsi="Consolas" w:cs="Consolas"/>
+          <w:sz w:val="17"/>
+          <w:lang w:val="en-US"/>
+        </w:rPr>
+        <w:t>}</w:t>
+      </w:r>
+    </w:p>
+    <w:p>
+      <w:pPr>
+        <w:shd w:val="clear" w:color="auto" w:fill="F5F5F5"/>
+        <w:spacing w:line="240" w:lineRule="auto"/>
+        <w:rPr>
+          <w:lang w:val="en-US"/>
+        </w:rPr>
+      </w:pPr>
+      <w:r>
+        <w:rPr>
+          <w:rFonts w:ascii="Consolas" w:eastAsia="Consolas" w:hAnsi="Consolas" w:cs="Consolas"/>
+          <w:sz w:val="17"/>
+          <w:lang w:val="en-US"/>
+        </w:rPr>
+        <w:t xml:space="preserve"> </w:t>
+      </w:r>
+    </w:p>
+    <w:p>
+      <w:pPr>
+        <w:shd w:val="clear" w:color="auto" w:fill="F5F5F5"/>
+        <w:spacing w:line="240" w:lineRule="auto"/>
+        <w:rPr>
+          <w:lang w:val="en-US"/>
+        </w:rPr>
+      </w:pPr>
+      <w:r>
+        <w:rPr>
+          <w:rFonts w:ascii="Consolas" w:eastAsia="Consolas" w:hAnsi="Consolas" w:cs="Consolas"/>
+          <w:sz w:val="17"/>
+          <w:lang w:val="en-US"/>
+        </w:rPr>
+        <w:t xml:space="preserve"> </w:t>
+      </w:r>
+    </w:p>
+    <w:p>
+      <w:pPr>
+        <w:shd w:val="clear" w:color="auto" w:fill="F5F5F5"/>
+        <w:spacing w:line="240" w:lineRule="auto"/>
+        <w:rPr>
+          <w:lang w:val="en-US"/>
+        </w:rPr>
+      </w:pPr>
+      <w:r>
+        <w:rPr>
+          <w:rFonts w:ascii="Consolas" w:eastAsia="Consolas" w:hAnsi="Consolas" w:cs="Consolas"/>
+          <w:sz w:val="17"/>
+          <w:lang w:val="en-US"/>
+        </w:rPr>
+        <w:t xml:space="preserve">GET /api/students          "department": </w:t>
+      </w:r>
+      <w:proofErr w:type="gramStart"/>
+      <w:r>
+        <w:rPr>
+          <w:rFonts w:ascii="Consolas" w:eastAsia="Consolas" w:hAnsi="Consolas" w:cs="Consolas"/>
+          <w:sz w:val="17"/>
+          <w:lang w:val="en-US"/>
+        </w:rPr>
+        <w:t>{ "</w:t>
+      </w:r>
+      <w:proofErr w:type="gramEnd"/>
+      <w:r>
+        <w:rPr>
+          <w:rFonts w:ascii="Consolas" w:eastAsia="Consolas" w:hAnsi="Consolas" w:cs="Consolas"/>
+          <w:sz w:val="17"/>
+          <w:lang w:val="en-US"/>
+        </w:rPr>
+        <w:t>id":1, "name":"Computer Science", "code":"CS" }</w:t>
+      </w:r>
+    </w:p>
+    <w:p>
+      <w:pPr>
+        <w:shd w:val="clear" w:color="auto" w:fill="F5F5F5"/>
+        <w:spacing w:line="240" w:lineRule="auto"/>
+        <w:rPr>
+          <w:lang w:val="en-US"/>
+        </w:rPr>
+      </w:pPr>
+      <w:r>
+        <w:rPr>
+          <w:rFonts w:ascii="Consolas" w:eastAsia="Consolas" w:hAnsi="Consolas" w:cs="Consolas"/>
+          <w:sz w:val="17"/>
+          <w:lang w:val="en-US"/>
+        </w:rPr>
+        <w:t xml:space="preserve">GET /api/departments       </w:t>
+      </w:r>
+      <w:proofErr w:type="gramStart"/>
+      <w:r>
+        <w:rPr>
+          <w:rFonts w:ascii="Consolas" w:eastAsia="Consolas" w:hAnsi="Consolas" w:cs="Consolas"/>
+          <w:sz w:val="17"/>
+          <w:lang w:val="en-US"/>
+        </w:rPr>
+        <w:t>{ "</w:t>
+      </w:r>
+      <w:proofErr w:type="gramEnd"/>
+      <w:r>
+        <w:rPr>
+          <w:rFonts w:ascii="Consolas" w:eastAsia="Consolas" w:hAnsi="Consolas" w:cs="Consolas"/>
+          <w:sz w:val="17"/>
+          <w:lang w:val="en-US"/>
+        </w:rPr>
+        <w:t>id":1, "name":"Computer Science", "code":"CS", "studentCount":3 }</w:t>
+      </w:r>
+    </w:p>
+    <w:p>
+      <w:pPr>
+        <w:spacing w:before="120" w:after="40"/>
+        <w:rPr>
+          <w:rFonts w:ascii="맑은 고딕" w:eastAsia="맑은 고딕" w:hAnsi="맑은 고딕" w:cs="맑은 고딕"/>
+          <w:b/>
+          <w:color w:val="000000"/>
+          <w:sz w:val="20"/>
+          <w:lang w:val="en-US"/>
+        </w:rPr>
+      </w:pPr>
+    </w:p>
+    <w:p>
+      <w:pPr>
+        <w:spacing w:before="120" w:after="40"/>
+      </w:pPr>
+      <w:r>
+        <w:rPr>
+          <w:rFonts w:ascii="맑은 고딕" w:eastAsia="맑은 고딕" w:hAnsi="맑은 고딕" w:cs="맑은 고딕"/>
+          <w:b/>
+          <w:color w:val="000000"/>
+          <w:sz w:val="20"/>
+        </w:rPr>
+        <w:t>StudentDetailDTO 의 검증 규칙은 엔티티 제약과 일치시킨다</w:t>
+      </w:r>
+    </w:p>
+    <w:p>
+      <w:pPr>
+        <w:spacing w:before="40" w:after="40"/>
+      </w:pPr>
+      <w:r>
+        <w:rPr>
+          <w:rFonts w:ascii="맑은 고딕" w:eastAsia="맑은 고딕" w:hAnsi="맑은 고딕" w:cs="맑은 고딕"/>
+          <w:sz w:val="20"/>
+        </w:rPr>
+        <w:t>엔티티의 제약조건과 DTO 의 검증 애노테이션이 어긋나면 문제가 생깁니다.</w:t>
+      </w:r>
+    </w:p>
+    <w:p>
+      <w:pPr>
+        <w:shd w:val="clear" w:color="auto" w:fill="F5F5F5"/>
+        <w:spacing w:line="240" w:lineRule="auto"/>
+      </w:pPr>
+      <w:r>
+        <w:rPr>
+          <w:rFonts w:ascii="Consolas" w:eastAsia="Consolas" w:hAnsi="Consolas" w:cs="Consolas"/>
+          <w:sz w:val="17"/>
+        </w:rPr>
+        <w:t>필드            엔티티                    DTO 검증           어긋나면</w:t>
+      </w:r>
+    </w:p>
+    <w:p>
+      <w:pPr>
+        <w:shd w:val="clear" w:color="auto" w:fill="F5F5F5"/>
+        <w:spacing w:line="240" w:lineRule="auto"/>
+      </w:pPr>
+      <w:r>
+        <w:rPr>
+          <w:rFonts w:ascii="Consolas" w:eastAsia="Consolas" w:hAnsi="Consolas" w:cs="Consolas"/>
+          <w:sz w:val="17"/>
+        </w:rPr>
+        <w:t xml:space="preserve"> </w:t>
+      </w:r>
+    </w:p>
+    <w:p>
+      <w:pPr>
+        <w:shd w:val="clear" w:color="auto" w:fill="F5F5F5"/>
+        <w:spacing w:line="240" w:lineRule="auto"/>
+      </w:pPr>
+      <w:r>
+        <w:rPr>
+          <w:rFonts w:ascii="Consolas" w:eastAsia="Consolas" w:hAnsi="Consolas" w:cs="Consolas"/>
+          <w:sz w:val="17"/>
+        </w:rPr>
+        <w:t xml:space="preserve">address        null 허용                 @NotBlank         입력하지 않으면 400 </w:t>
+      </w:r>
+      <w:proofErr w:type="gramStart"/>
+      <w:r>
+        <w:rPr>
+          <w:rFonts w:ascii="Consolas" w:eastAsia="Consolas" w:hAnsi="Consolas" w:cs="Consolas"/>
+          <w:sz w:val="17"/>
+        </w:rPr>
+        <w:t>( 등록</w:t>
+      </w:r>
+      <w:proofErr w:type="gramEnd"/>
+      <w:r>
+        <w:rPr>
+          <w:rFonts w:ascii="Consolas" w:eastAsia="Consolas" w:hAnsi="Consolas" w:cs="Consolas"/>
+          <w:sz w:val="17"/>
+        </w:rPr>
+        <w:t xml:space="preserve"> 불가 )</w:t>
+      </w:r>
+    </w:p>
+    <w:p>
+      <w:pPr>
+        <w:shd w:val="clear" w:color="auto" w:fill="F5F5F5"/>
+        <w:spacing w:line="240" w:lineRule="auto"/>
+      </w:pPr>
+      <w:r>
+        <w:rPr>
+          <w:rFonts w:ascii="Consolas" w:eastAsia="Consolas" w:hAnsi="Consolas" w:cs="Consolas"/>
+          <w:sz w:val="17"/>
+        </w:rPr>
+        <w:t>phoneNumber    NOT NULL, UNIQUE          @NotBlank         일치</w:t>
+      </w:r>
+    </w:p>
+    <w:p>
+      <w:pPr>
+        <w:shd w:val="clear" w:color="auto" w:fill="F5F5F5"/>
+        <w:spacing w:line="240" w:lineRule="auto"/>
+      </w:pPr>
+      <w:r>
+        <w:rPr>
+          <w:rFonts w:ascii="Consolas" w:eastAsia="Consolas" w:hAnsi="Consolas" w:cs="Consolas"/>
+          <w:sz w:val="17"/>
+        </w:rPr>
+        <w:t xml:space="preserve">email          NOT NULL, UNIQUE          검증 없음          null 이면 </w:t>
+      </w:r>
+      <w:proofErr w:type="gramStart"/>
+      <w:r>
+        <w:rPr>
+          <w:rFonts w:ascii="Consolas" w:eastAsia="Consolas" w:hAnsi="Consolas" w:cs="Consolas"/>
+          <w:sz w:val="17"/>
+        </w:rPr>
+        <w:t>DB 까지</w:t>
+      </w:r>
+      <w:proofErr w:type="gramEnd"/>
+      <w:r>
+        <w:rPr>
+          <w:rFonts w:ascii="Consolas" w:eastAsia="Consolas" w:hAnsi="Consolas" w:cs="Consolas"/>
+          <w:sz w:val="17"/>
+        </w:rPr>
+        <w:t xml:space="preserve"> 내려가 500</w:t>
+      </w:r>
+    </w:p>
+    <w:p>
+      <w:pPr>
+        <w:spacing w:before="40" w:after="40"/>
+      </w:pPr>
+      <w:r>
+        <w:rPr>
+          <w:rFonts w:ascii="맑은 고딕" w:eastAsia="맑은 고딕" w:hAnsi="맑은 고딕" w:cs="맑은 고딕"/>
+          <w:sz w:val="20"/>
+        </w:rPr>
+        <w:t xml:space="preserve">실제로 </w:t>
+      </w:r>
+      <w:r>
+        <w:rPr>
+          <w:rFonts w:ascii="Consolas" w:eastAsia="Consolas" w:hAnsi="Consolas" w:cs="Consolas"/>
+          <w:color w:val="188038"/>
+          <w:sz w:val="19"/>
+        </w:rPr>
+        <w:t>email</w:t>
+      </w:r>
+      <w:r>
+        <w:rPr>
+          <w:rFonts w:ascii="맑은 고딕" w:eastAsia="맑은 고딕" w:hAnsi="맑은 고딕" w:cs="맑은 고딕"/>
+          <w:sz w:val="20"/>
+        </w:rPr>
+        <w:t xml:space="preserve"> 없이 등록하면 아래처럼 500 이 반환되었습니다. 검증에서 걸러야 할 것이 데이터베이스 제약조건까지 내려간 것입니다.</w:t>
+      </w:r>
+    </w:p>
+    <w:p>
+      <w:pPr>
+        <w:shd w:val="clear" w:color="auto" w:fill="F5F5F5"/>
+        <w:spacing w:line="240" w:lineRule="auto"/>
+      </w:pPr>
+      <w:r>
+        <w:rPr>
+          <w:rFonts w:ascii="Consolas" w:eastAsia="Consolas" w:hAnsi="Consolas" w:cs="Consolas"/>
+          <w:sz w:val="17"/>
+        </w:rPr>
+        <w:t xml:space="preserve">POST /api/students   </w:t>
+      </w:r>
+      <w:proofErr w:type="gramStart"/>
+      <w:r>
+        <w:rPr>
+          <w:rFonts w:ascii="Consolas" w:eastAsia="Consolas" w:hAnsi="Consolas" w:cs="Consolas"/>
+          <w:sz w:val="17"/>
+        </w:rPr>
+        <w:t>( detailRequest</w:t>
+      </w:r>
+      <w:proofErr w:type="gramEnd"/>
+      <w:r>
+        <w:rPr>
+          <w:rFonts w:ascii="Consolas" w:eastAsia="Consolas" w:hAnsi="Consolas" w:cs="Consolas"/>
+          <w:sz w:val="17"/>
+        </w:rPr>
+        <w:t xml:space="preserve"> 에 email 없음 )</w:t>
+      </w:r>
+    </w:p>
+    <w:p>
+      <w:pPr>
+        <w:shd w:val="clear" w:color="auto" w:fill="F5F5F5"/>
+        <w:spacing w:line="240" w:lineRule="auto"/>
+      </w:pPr>
+      <w:r>
+        <w:rPr>
+          <w:rFonts w:ascii="Consolas" w:eastAsia="Consolas" w:hAnsi="Consolas" w:cs="Consolas"/>
+          <w:sz w:val="17"/>
+        </w:rPr>
+        <w:t xml:space="preserve"> </w:t>
+      </w:r>
+    </w:p>
+    <w:p>
+      <w:pPr>
+        <w:shd w:val="clear" w:color="auto" w:fill="F5F5F5"/>
+        <w:spacing w:line="240" w:lineRule="auto"/>
+      </w:pPr>
+      <w:r>
+        <w:rPr>
+          <w:rFonts w:ascii="Consolas" w:eastAsia="Consolas" w:hAnsi="Consolas" w:cs="Consolas"/>
+          <w:sz w:val="17"/>
+        </w:rPr>
+        <w:lastRenderedPageBreak/>
+        <w:t xml:space="preserve">  500 Internal Server Error</w:t>
+      </w:r>
+    </w:p>
+    <w:p>
+      <w:pPr>
+        <w:shd w:val="clear" w:color="auto" w:fill="F5F5F5"/>
+        <w:spacing w:line="240" w:lineRule="auto"/>
+      </w:pPr>
+      <w:r>
+        <w:rPr>
+          <w:rFonts w:ascii="Consolas" w:eastAsia="Consolas" w:hAnsi="Consolas" w:cs="Consolas"/>
+          <w:sz w:val="17"/>
+        </w:rPr>
+        <w:t xml:space="preserve">  NULL not allowed for column "EMAIL"</w:t>
+      </w:r>
+    </w:p>
+    <w:p>
+      <w:pPr>
+        <w:shd w:val="clear" w:color="auto" w:fill="F5F5F5"/>
+        <w:spacing w:line="240" w:lineRule="auto"/>
+        <w:rPr>
+          <w:lang w:val="en-US"/>
+        </w:rPr>
+      </w:pPr>
+      <w:r>
+        <w:rPr>
+          <w:rFonts w:ascii="Consolas" w:eastAsia="Consolas" w:hAnsi="Consolas" w:cs="Consolas"/>
+          <w:sz w:val="17"/>
+        </w:rPr>
+        <w:t xml:space="preserve">  </w:t>
+      </w:r>
+      <w:r>
+        <w:rPr>
+          <w:rFonts w:ascii="Consolas" w:eastAsia="Consolas" w:hAnsi="Consolas" w:cs="Consolas"/>
+          <w:sz w:val="17"/>
+          <w:lang w:val="en-US"/>
+        </w:rPr>
+        <w:t>insert into student_details (address</w:t>
+      </w:r>
+      <w:proofErr w:type="gramStart"/>
+      <w:r>
+        <w:rPr>
+          <w:rFonts w:ascii="Consolas" w:eastAsia="Consolas" w:hAnsi="Consolas" w:cs="Consolas"/>
+          <w:sz w:val="17"/>
+          <w:lang w:val="en-US"/>
+        </w:rPr>
+        <w:t>,date</w:t>
+      </w:r>
+      <w:proofErr w:type="gramEnd"/>
+      <w:r>
+        <w:rPr>
+          <w:rFonts w:ascii="Consolas" w:eastAsia="Consolas" w:hAnsi="Consolas" w:cs="Consolas"/>
+          <w:sz w:val="17"/>
+          <w:lang w:val="en-US"/>
+        </w:rPr>
+        <w:t>_of_birth,email,phone_number,...)</w:t>
+      </w:r>
+    </w:p>
+    <w:p>
+      <w:pPr>
+        <w:spacing w:before="40" w:after="40"/>
+      </w:pPr>
+      <w:r>
+        <w:rPr>
+          <w:rFonts w:ascii="맑은 고딕" w:eastAsia="맑은 고딕" w:hAnsi="맑은 고딕" w:cs="맑은 고딕"/>
+          <w:sz w:val="20"/>
+        </w:rPr>
+        <w:t>엔티티 제약에 맞추어 검증을 수정한 결과입니다.</w:t>
+      </w:r>
+    </w:p>
+    <w:p>
+      <w:pPr>
+        <w:shd w:val="clear" w:color="auto" w:fill="F5F5F5"/>
+        <w:spacing w:line="240" w:lineRule="auto"/>
+      </w:pPr>
+      <w:r>
+        <w:rPr>
+          <w:rFonts w:ascii="Consolas" w:eastAsia="Consolas" w:hAnsi="Consolas" w:cs="Consolas"/>
+          <w:sz w:val="17"/>
+        </w:rPr>
+        <w:t>public static class StudentDetailDTO {</w:t>
+      </w:r>
+    </w:p>
+    <w:p>
+      <w:pPr>
+        <w:shd w:val="clear" w:color="auto" w:fill="F5F5F5"/>
+        <w:spacing w:line="240" w:lineRule="auto"/>
+      </w:pPr>
+      <w:r>
+        <w:rPr>
+          <w:rFonts w:ascii="Consolas" w:eastAsia="Consolas" w:hAnsi="Consolas" w:cs="Consolas"/>
+          <w:sz w:val="17"/>
+        </w:rPr>
+        <w:t xml:space="preserve">    //엔티티에서 null 을 허용하는 선택 입력 항목이므로 필수 검증을 하지 않는다</w:t>
+      </w:r>
+    </w:p>
+    <w:p>
+      <w:pPr>
+        <w:shd w:val="clear" w:color="auto" w:fill="F5F5F5"/>
+        <w:spacing w:line="240" w:lineRule="auto"/>
+      </w:pPr>
+      <w:r>
+        <w:rPr>
+          <w:rFonts w:ascii="Consolas" w:eastAsia="Consolas" w:hAnsi="Consolas" w:cs="Consolas"/>
+          <w:sz w:val="17"/>
+        </w:rPr>
+        <w:t xml:space="preserve">    @Size(max = 200, message = "Address cannot exceed 200 characters")</w:t>
+      </w:r>
+    </w:p>
+    <w:p>
+      <w:pPr>
+        <w:shd w:val="clear" w:color="auto" w:fill="F5F5F5"/>
+        <w:spacing w:line="240" w:lineRule="auto"/>
+      </w:pPr>
+      <w:r>
+        <w:rPr>
+          <w:rFonts w:ascii="Consolas" w:eastAsia="Consolas" w:hAnsi="Consolas" w:cs="Consolas"/>
+          <w:sz w:val="17"/>
+        </w:rPr>
+        <w:t xml:space="preserve">    private String address;</w:t>
+      </w:r>
+    </w:p>
+    <w:p>
+      <w:pPr>
+        <w:shd w:val="clear" w:color="auto" w:fill="F5F5F5"/>
+        <w:spacing w:line="240" w:lineRule="auto"/>
+      </w:pPr>
+      <w:r>
+        <w:rPr>
+          <w:rFonts w:ascii="Consolas" w:eastAsia="Consolas" w:hAnsi="Consolas" w:cs="Consolas"/>
+          <w:sz w:val="17"/>
+        </w:rPr>
+        <w:t xml:space="preserve"> </w:t>
+      </w:r>
+    </w:p>
+    <w:p>
+      <w:pPr>
+        <w:shd w:val="clear" w:color="auto" w:fill="F5F5F5"/>
+        <w:spacing w:line="240" w:lineRule="auto"/>
+      </w:pPr>
+      <w:r>
+        <w:rPr>
+          <w:rFonts w:ascii="Consolas" w:eastAsia="Consolas" w:hAnsi="Consolas" w:cs="Consolas"/>
+          <w:sz w:val="17"/>
+        </w:rPr>
+        <w:t xml:space="preserve">    //엔티티에서 NOT NULL, UNIQUE 이므로 필수 항목이다</w:t>
+      </w:r>
+    </w:p>
+    <w:p>
+      <w:pPr>
+        <w:shd w:val="clear" w:color="auto" w:fill="F5F5F5"/>
+        <w:spacing w:line="240" w:lineRule="auto"/>
+      </w:pPr>
+      <w:r>
+        <w:rPr>
+          <w:rFonts w:ascii="Consolas" w:eastAsia="Consolas" w:hAnsi="Consolas" w:cs="Consolas"/>
+          <w:sz w:val="17"/>
+        </w:rPr>
+        <w:t xml:space="preserve">    @NotBlank(message = "Phone number is required")</w:t>
+      </w:r>
+    </w:p>
+    <w:p>
+      <w:pPr>
+        <w:shd w:val="clear" w:color="auto" w:fill="F5F5F5"/>
+        <w:spacing w:line="240" w:lineRule="auto"/>
+      </w:pPr>
+      <w:r>
+        <w:rPr>
+          <w:rFonts w:ascii="Consolas" w:eastAsia="Consolas" w:hAnsi="Consolas" w:cs="Consolas"/>
+          <w:sz w:val="17"/>
+        </w:rPr>
+        <w:t xml:space="preserve">    @Size(max = 20, message = "Phone number cannot exceed 20 characters")</w:t>
+      </w:r>
+    </w:p>
+    <w:p>
+      <w:pPr>
+        <w:shd w:val="clear" w:color="auto" w:fill="F5F5F5"/>
+        <w:spacing w:line="240" w:lineRule="auto"/>
+      </w:pPr>
+      <w:r>
+        <w:rPr>
+          <w:rFonts w:ascii="Consolas" w:eastAsia="Consolas" w:hAnsi="Consolas" w:cs="Consolas"/>
+          <w:sz w:val="17"/>
+        </w:rPr>
+        <w:t xml:space="preserve">    private String phoneNumber;</w:t>
+      </w:r>
+    </w:p>
+    <w:p>
+      <w:pPr>
+        <w:shd w:val="clear" w:color="auto" w:fill="F5F5F5"/>
+        <w:spacing w:line="240" w:lineRule="auto"/>
+      </w:pPr>
+      <w:r>
+        <w:rPr>
+          <w:rFonts w:ascii="Consolas" w:eastAsia="Consolas" w:hAnsi="Consolas" w:cs="Consolas"/>
+          <w:sz w:val="17"/>
+        </w:rPr>
+        <w:t xml:space="preserve"> </w:t>
+      </w:r>
+    </w:p>
+    <w:p>
+      <w:pPr>
+        <w:shd w:val="clear" w:color="auto" w:fill="F5F5F5"/>
+        <w:spacing w:line="240" w:lineRule="auto"/>
+      </w:pPr>
+      <w:r>
+        <w:rPr>
+          <w:rFonts w:ascii="Consolas" w:eastAsia="Consolas" w:hAnsi="Consolas" w:cs="Consolas"/>
+          <w:sz w:val="17"/>
+        </w:rPr>
+        <w:t xml:space="preserve">    //엔티티에서 NOT NULL, UNIQUE 이므로 필수이며 형식도 검증한다</w:t>
+      </w:r>
+    </w:p>
+    <w:p>
+      <w:pPr>
+        <w:shd w:val="clear" w:color="auto" w:fill="F5F5F5"/>
+        <w:spacing w:line="240" w:lineRule="auto"/>
+      </w:pPr>
+      <w:r>
+        <w:rPr>
+          <w:rFonts w:ascii="Consolas" w:eastAsia="Consolas" w:hAnsi="Consolas" w:cs="Consolas"/>
+          <w:sz w:val="17"/>
+        </w:rPr>
+        <w:t xml:space="preserve">    @NotBlank(message = "Email is required")</w:t>
+      </w:r>
+    </w:p>
+    <w:p>
+      <w:pPr>
+        <w:shd w:val="clear" w:color="auto" w:fill="F5F5F5"/>
+        <w:spacing w:line="240" w:lineRule="auto"/>
+      </w:pPr>
+      <w:r>
+        <w:rPr>
+          <w:rFonts w:ascii="Consolas" w:eastAsia="Consolas" w:hAnsi="Consolas" w:cs="Consolas"/>
+          <w:sz w:val="17"/>
+        </w:rPr>
+        <w:t xml:space="preserve">    @Email(message = "Email format is invalid")</w:t>
+      </w:r>
+    </w:p>
+    <w:p>
+      <w:pPr>
+        <w:shd w:val="clear" w:color="auto" w:fill="F5F5F5"/>
+        <w:spacing w:line="240" w:lineRule="auto"/>
+        <w:rPr>
+          <w:lang w:val="en-US"/>
+        </w:rPr>
+      </w:pPr>
+      <w:r>
+        <w:rPr>
+          <w:rFonts w:ascii="Consolas" w:eastAsia="Consolas" w:hAnsi="Consolas" w:cs="Consolas"/>
+          <w:sz w:val="17"/>
+        </w:rPr>
+        <w:t xml:space="preserve">    </w:t>
+      </w:r>
+      <w:r>
+        <w:rPr>
+          <w:rFonts w:ascii="Consolas" w:eastAsia="Consolas" w:hAnsi="Consolas" w:cs="Consolas"/>
+          <w:sz w:val="17"/>
+          <w:lang w:val="en-US"/>
+        </w:rPr>
+        <w:t>@Size(max = 100, message = "Email cannot exceed 100 characters")</w:t>
+      </w:r>
+    </w:p>
+    <w:p>
+      <w:pPr>
+        <w:shd w:val="clear" w:color="auto" w:fill="F5F5F5"/>
+        <w:spacing w:line="240" w:lineRule="auto"/>
+        <w:rPr>
+          <w:lang w:val="en-US"/>
+        </w:rPr>
+      </w:pPr>
+      <w:r>
+        <w:rPr>
+          <w:rFonts w:ascii="Consolas" w:eastAsia="Consolas" w:hAnsi="Consolas" w:cs="Consolas"/>
+          <w:sz w:val="17"/>
+          <w:lang w:val="en-US"/>
+        </w:rPr>
+        <w:t xml:space="preserve">    private String email;</w:t>
+      </w:r>
+    </w:p>
+    <w:p>
+      <w:pPr>
+        <w:shd w:val="clear" w:color="auto" w:fill="F5F5F5"/>
+        <w:spacing w:line="240" w:lineRule="auto"/>
+        <w:rPr>
+          <w:lang w:val="en-US"/>
+        </w:rPr>
+      </w:pPr>
+      <w:r>
+        <w:rPr>
+          <w:rFonts w:ascii="Consolas" w:eastAsia="Consolas" w:hAnsi="Consolas" w:cs="Consolas"/>
+          <w:sz w:val="17"/>
+          <w:lang w:val="en-US"/>
+        </w:rPr>
+        <w:t xml:space="preserve"> </w:t>
+      </w:r>
+    </w:p>
+    <w:p>
+      <w:pPr>
+        <w:shd w:val="clear" w:color="auto" w:fill="F5F5F5"/>
+        <w:spacing w:line="240" w:lineRule="auto"/>
+        <w:rPr>
+          <w:lang w:val="en-US"/>
+        </w:rPr>
+      </w:pPr>
+      <w:r>
+        <w:rPr>
+          <w:rFonts w:ascii="Consolas" w:eastAsia="Consolas" w:hAnsi="Consolas" w:cs="Consolas"/>
+          <w:sz w:val="17"/>
+          <w:lang w:val="en-US"/>
+        </w:rPr>
+        <w:t xml:space="preserve">    private LocalDate dateOfBirth;</w:t>
+      </w:r>
+    </w:p>
+    <w:p>
+      <w:pPr>
+        <w:shd w:val="clear" w:color="auto" w:fill="F5F5F5"/>
+        <w:spacing w:line="240" w:lineRule="auto"/>
+      </w:pPr>
+      <w:r>
+        <w:rPr>
+          <w:rFonts w:ascii="Consolas" w:eastAsia="Consolas" w:hAnsi="Consolas" w:cs="Consolas"/>
+          <w:sz w:val="17"/>
+        </w:rPr>
+        <w:t>}</w:t>
+      </w:r>
+    </w:p>
+    <w:p>
+      <w:pPr>
         <w:widowControl w:val="0"/>
         <w:numPr>
           <w:ilvl w:val="0"/>
@@ -9017,453 +9919,34 @@
       </w:pPr>
       <w:r>
         <w:rPr>
-          <w:rFonts w:ascii="맑은 고딕" w:eastAsia="맑은 고딕" w:hAnsi="맑은 고딕" w:cs="맑은 고딕"/>
-          <w:sz w:val="20"/>
-        </w:rPr>
-        <w:t>값을 채우려면 Service 에 집계 로직이 필요해 코드가 복잡해집니다.</w:t>
-      </w:r>
-    </w:p>
-    <w:p>
-      <w:pPr>
-        <w:spacing w:before="40" w:after="40"/>
-      </w:pPr>
-      <w:r>
-        <w:rPr>
           <w:rFonts w:ascii="Consolas" w:eastAsia="Consolas" w:hAnsi="Consolas" w:cs="Consolas"/>
           <w:color w:val="188038"/>
           <w:sz w:val="19"/>
         </w:rPr>
-        <w:t>@JsonInclude(NON_NULL)</w:t>
-      </w:r>
-      <w:r>
-        <w:rPr>
-          <w:rFonts w:ascii="맑은 고딕" w:eastAsia="맑은 고딕" w:hAnsi="맑은 고딕" w:cs="맑은 고딕"/>
-          <w:sz w:val="20"/>
-        </w:rPr>
-        <w:t xml:space="preserve"> 을 붙이면 값이 없을 때 필드 자체가 응답에 나타나지 않습니다.</w:t>
-      </w:r>
-    </w:p>
-    <w:p>
-      <w:pPr>
-        <w:shd w:val="clear" w:color="auto" w:fill="F5F5F5"/>
-        <w:spacing w:line="240" w:lineRule="auto"/>
-      </w:pPr>
-      <w:r>
-        <w:rPr>
-          <w:rFonts w:ascii="Consolas" w:eastAsia="Consolas" w:hAnsi="Consolas" w:cs="Consolas"/>
-          <w:sz w:val="17"/>
-        </w:rPr>
-        <w:t>@Data @NoArgsConstructor @AllArgsConstructor @Builder</w:t>
-      </w:r>
-    </w:p>
-    <w:p>
-      <w:pPr>
-        <w:shd w:val="clear" w:color="auto" w:fill="F5F5F5"/>
-        <w:spacing w:line="240" w:lineRule="auto"/>
-      </w:pPr>
-      <w:r>
-        <w:rPr>
-          <w:rFonts w:ascii="Consolas" w:eastAsia="Consolas" w:hAnsi="Consolas" w:cs="Consolas"/>
-          <w:sz w:val="17"/>
-        </w:rPr>
-        <w:t>//studentCount 가 없을 때</w:t>
+        <w:t>email</w:t>
+      </w:r>
+      <w:r>
+        <w:rPr>
+          <w:rFonts w:ascii="맑은 고딕" w:eastAsia="맑은 고딕" w:hAnsi="맑은 고딕" w:cs="맑은 고딕"/>
+          <w:sz w:val="20"/>
+        </w:rPr>
+        <w:t xml:space="preserve"> 없이 </w:t>
       </w:r>
       <w:proofErr w:type="gramStart"/>
       <w:r>
         <w:rPr>
-          <w:rFonts w:ascii="Consolas" w:eastAsia="Consolas" w:hAnsi="Consolas" w:cs="Consolas"/>
-          <w:sz w:val="17"/>
-        </w:rPr>
-        <w:t>( 학생</w:t>
+          <w:rFonts w:ascii="맑은 고딕" w:eastAsia="맑은 고딕" w:hAnsi="맑은 고딕" w:cs="맑은 고딕"/>
+          <w:sz w:val="20"/>
+        </w:rPr>
+        <w:t>등록 :</w:t>
       </w:r>
       <w:proofErr w:type="gramEnd"/>
       <w:r>
         <w:rPr>
-          <w:rFonts w:ascii="Consolas" w:eastAsia="Consolas" w:hAnsi="Consolas" w:cs="Consolas"/>
-          <w:sz w:val="17"/>
-        </w:rPr>
-        <w:t xml:space="preserve"> 응답 안에 포함될 때 ) 필드를 아예 내보내지 않는다</w:t>
-      </w:r>
-    </w:p>
-    <w:p>
-      <w:pPr>
-        <w:shd w:val="clear" w:color="auto" w:fill="F5F5F5"/>
-        <w:spacing w:line="240" w:lineRule="auto"/>
-      </w:pPr>
-      <w:r>
-        <w:rPr>
-          <w:rFonts w:ascii="Consolas" w:eastAsia="Consolas" w:hAnsi="Consolas" w:cs="Consolas"/>
-          <w:sz w:val="17"/>
-        </w:rPr>
-        <w:t>@JsonInclude(JsonInclude.Include.NON_NULL)</w:t>
-      </w:r>
-    </w:p>
-    <w:p>
-      <w:pPr>
-        <w:shd w:val="clear" w:color="auto" w:fill="F5F5F5"/>
-        <w:spacing w:line="240" w:lineRule="auto"/>
-        <w:rPr>
-          <w:lang w:val="en-US"/>
-        </w:rPr>
-      </w:pPr>
-      <w:r>
-        <w:rPr>
-          <w:rFonts w:ascii="Consolas" w:eastAsia="Consolas" w:hAnsi="Consolas" w:cs="Consolas"/>
-          <w:sz w:val="17"/>
-          <w:lang w:val="en-US"/>
-        </w:rPr>
-        <w:t>public static class SimpleResponse {</w:t>
-      </w:r>
-    </w:p>
-    <w:p>
-      <w:pPr>
-        <w:shd w:val="clear" w:color="auto" w:fill="F5F5F5"/>
-        <w:spacing w:line="240" w:lineRule="auto"/>
-        <w:rPr>
-          <w:lang w:val="en-US"/>
-        </w:rPr>
-      </w:pPr>
-      <w:r>
-        <w:rPr>
-          <w:rFonts w:ascii="Consolas" w:eastAsia="Consolas" w:hAnsi="Consolas" w:cs="Consolas"/>
-          <w:sz w:val="17"/>
-          <w:lang w:val="en-US"/>
-        </w:rPr>
-        <w:t xml:space="preserve">    private Long id;</w:t>
-      </w:r>
-    </w:p>
-    <w:p>
-      <w:pPr>
-        <w:shd w:val="clear" w:color="auto" w:fill="F5F5F5"/>
-        <w:spacing w:line="240" w:lineRule="auto"/>
-        <w:rPr>
-          <w:lang w:val="en-US"/>
-        </w:rPr>
-      </w:pPr>
-      <w:r>
-        <w:rPr>
-          <w:rFonts w:ascii="Consolas" w:eastAsia="Consolas" w:hAnsi="Consolas" w:cs="Consolas"/>
-          <w:sz w:val="17"/>
-          <w:lang w:val="en-US"/>
-        </w:rPr>
-        <w:t xml:space="preserve">    private String name;</w:t>
-      </w:r>
-    </w:p>
-    <w:p>
-      <w:pPr>
-        <w:shd w:val="clear" w:color="auto" w:fill="F5F5F5"/>
-        <w:spacing w:line="240" w:lineRule="auto"/>
-        <w:rPr>
-          <w:lang w:val="en-US"/>
-        </w:rPr>
-      </w:pPr>
-      <w:r>
-        <w:rPr>
-          <w:rFonts w:ascii="Consolas" w:eastAsia="Consolas" w:hAnsi="Consolas" w:cs="Consolas"/>
-          <w:sz w:val="17"/>
-          <w:lang w:val="en-US"/>
-        </w:rPr>
-        <w:t xml:space="preserve">    private String code;</w:t>
-      </w:r>
-    </w:p>
-    <w:p>
-      <w:pPr>
-        <w:shd w:val="clear" w:color="auto" w:fill="F5F5F5"/>
-        <w:spacing w:line="240" w:lineRule="auto"/>
-        <w:rPr>
-          <w:lang w:val="en-US"/>
-        </w:rPr>
-      </w:pPr>
-      <w:r>
-        <w:rPr>
-          <w:rFonts w:ascii="Consolas" w:eastAsia="Consolas" w:hAnsi="Consolas" w:cs="Consolas"/>
-          <w:sz w:val="17"/>
-          <w:lang w:val="en-US"/>
-        </w:rPr>
-        <w:t xml:space="preserve">    private Long studentCount;</w:t>
-      </w:r>
-    </w:p>
-    <w:p>
-      <w:pPr>
-        <w:shd w:val="clear" w:color="auto" w:fill="F5F5F5"/>
-        <w:spacing w:line="240" w:lineRule="auto"/>
-        <w:rPr>
-          <w:lang w:val="en-US"/>
-        </w:rPr>
-      </w:pPr>
-      <w:r>
-        <w:rPr>
-          <w:rFonts w:ascii="Consolas" w:eastAsia="Consolas" w:hAnsi="Consolas" w:cs="Consolas"/>
-          <w:sz w:val="17"/>
-          <w:lang w:val="en-US"/>
-        </w:rPr>
-        <w:t xml:space="preserve">    </w:t>
-      </w:r>
-      <w:proofErr w:type="gramStart"/>
-      <w:r>
-        <w:rPr>
-          <w:rFonts w:ascii="Consolas" w:eastAsia="Consolas" w:hAnsi="Consolas" w:cs="Consolas"/>
-          <w:sz w:val="17"/>
-          <w:lang w:val="en-US"/>
-        </w:rPr>
-        <w:t>...</w:t>
-      </w:r>
-      <w:proofErr w:type="gramEnd"/>
-    </w:p>
-    <w:p>
-      <w:pPr>
-        <w:shd w:val="clear" w:color="auto" w:fill="F5F5F5"/>
-        <w:spacing w:line="240" w:lineRule="auto"/>
-        <w:rPr>
-          <w:lang w:val="en-US"/>
-        </w:rPr>
-      </w:pPr>
-      <w:r>
-        <w:rPr>
-          <w:rFonts w:ascii="Consolas" w:eastAsia="Consolas" w:hAnsi="Consolas" w:cs="Consolas"/>
-          <w:sz w:val="17"/>
-          <w:lang w:val="en-US"/>
-        </w:rPr>
-        <w:t>}</w:t>
-      </w:r>
-    </w:p>
-    <w:p>
-      <w:pPr>
-        <w:shd w:val="clear" w:color="auto" w:fill="F5F5F5"/>
-        <w:spacing w:line="240" w:lineRule="auto"/>
-        <w:rPr>
-          <w:lang w:val="en-US"/>
-        </w:rPr>
-      </w:pPr>
-      <w:r>
-        <w:rPr>
-          <w:rFonts w:ascii="Consolas" w:eastAsia="Consolas" w:hAnsi="Consolas" w:cs="Consolas"/>
-          <w:sz w:val="17"/>
-          <w:lang w:val="en-US"/>
-        </w:rPr>
-        <w:t xml:space="preserve"> </w:t>
-      </w:r>
-    </w:p>
-    <w:p>
-      <w:pPr>
-        <w:shd w:val="clear" w:color="auto" w:fill="F5F5F5"/>
-        <w:spacing w:line="240" w:lineRule="auto"/>
-        <w:rPr>
-          <w:lang w:val="en-US"/>
-        </w:rPr>
-      </w:pPr>
-      <w:r>
-        <w:rPr>
-          <w:rFonts w:ascii="Consolas" w:eastAsia="Consolas" w:hAnsi="Consolas" w:cs="Consolas"/>
-          <w:sz w:val="17"/>
-          <w:lang w:val="en-US"/>
-        </w:rPr>
-        <w:t xml:space="preserve"> </w:t>
-      </w:r>
-    </w:p>
-    <w:p>
-      <w:pPr>
-        <w:shd w:val="clear" w:color="auto" w:fill="F5F5F5"/>
-        <w:spacing w:line="240" w:lineRule="auto"/>
-        <w:rPr>
-          <w:lang w:val="en-US"/>
-        </w:rPr>
-      </w:pPr>
-      <w:r>
-        <w:rPr>
-          <w:rFonts w:ascii="Consolas" w:eastAsia="Consolas" w:hAnsi="Consolas" w:cs="Consolas"/>
-          <w:sz w:val="17"/>
-          <w:lang w:val="en-US"/>
-        </w:rPr>
-        <w:t xml:space="preserve">GET /api/students          "department": </w:t>
-      </w:r>
-      <w:proofErr w:type="gramStart"/>
-      <w:r>
-        <w:rPr>
-          <w:rFonts w:ascii="Consolas" w:eastAsia="Consolas" w:hAnsi="Consolas" w:cs="Consolas"/>
-          <w:sz w:val="17"/>
-          <w:lang w:val="en-US"/>
-        </w:rPr>
-        <w:t>{ "</w:t>
-      </w:r>
-      <w:proofErr w:type="gramEnd"/>
-      <w:r>
-        <w:rPr>
-          <w:rFonts w:ascii="Consolas" w:eastAsia="Consolas" w:hAnsi="Consolas" w:cs="Consolas"/>
-          <w:sz w:val="17"/>
-          <w:lang w:val="en-US"/>
-        </w:rPr>
-        <w:t>id":1, "name":"Computer Science", "code":"CS" }</w:t>
-      </w:r>
-    </w:p>
-    <w:p>
-      <w:pPr>
-        <w:shd w:val="clear" w:color="auto" w:fill="F5F5F5"/>
-        <w:spacing w:line="240" w:lineRule="auto"/>
-        <w:rPr>
-          <w:lang w:val="en-US"/>
-        </w:rPr>
-      </w:pPr>
-      <w:r>
-        <w:rPr>
-          <w:rFonts w:ascii="Consolas" w:eastAsia="Consolas" w:hAnsi="Consolas" w:cs="Consolas"/>
-          <w:sz w:val="17"/>
-          <w:lang w:val="en-US"/>
-        </w:rPr>
-        <w:t xml:space="preserve">GET /api/departments       </w:t>
-      </w:r>
-      <w:proofErr w:type="gramStart"/>
-      <w:r>
-        <w:rPr>
-          <w:rFonts w:ascii="Consolas" w:eastAsia="Consolas" w:hAnsi="Consolas" w:cs="Consolas"/>
-          <w:sz w:val="17"/>
-          <w:lang w:val="en-US"/>
-        </w:rPr>
-        <w:t>{ "</w:t>
-      </w:r>
-      <w:proofErr w:type="gramEnd"/>
-      <w:r>
-        <w:rPr>
-          <w:rFonts w:ascii="Consolas" w:eastAsia="Consolas" w:hAnsi="Consolas" w:cs="Consolas"/>
-          <w:sz w:val="17"/>
-          <w:lang w:val="en-US"/>
-        </w:rPr>
-        <w:t>id":1, "name":"Computer Science", "code":"CS", "studentCount":3 }</w:t>
-      </w:r>
-    </w:p>
-    <w:p>
-      <w:pPr>
-        <w:spacing w:before="120" w:after="40"/>
-      </w:pPr>
-      <w:r>
-        <w:rPr>
-          <w:rFonts w:ascii="맑은 고딕" w:eastAsia="맑은 고딕" w:hAnsi="맑은 고딕" w:cs="맑은 고딕"/>
-          <w:b/>
-          <w:color w:val="000000"/>
-          <w:sz w:val="20"/>
-        </w:rPr>
-        <w:t>StudentDetailDTO 의 검증 규칙은 엔티티 제약과 일치시킨다</w:t>
-      </w:r>
-    </w:p>
-    <w:p>
-      <w:pPr>
-        <w:spacing w:before="40" w:after="40"/>
-      </w:pPr>
-      <w:r>
-        <w:rPr>
-          <w:rFonts w:ascii="맑은 고딕" w:eastAsia="맑은 고딕" w:hAnsi="맑은 고딕" w:cs="맑은 고딕"/>
-          <w:sz w:val="20"/>
-        </w:rPr>
-        <w:t>엔티티의 제약조건과 DTO 의 검증 애노테이션이 어긋나면 문제가 생깁니다.</w:t>
-      </w:r>
-    </w:p>
-    <w:p>
-      <w:pPr>
-        <w:shd w:val="clear" w:color="auto" w:fill="F5F5F5"/>
-        <w:spacing w:line="240" w:lineRule="auto"/>
-      </w:pPr>
-      <w:r>
-        <w:rPr>
-          <w:rFonts w:ascii="Consolas" w:eastAsia="Consolas" w:hAnsi="Consolas" w:cs="Consolas"/>
-          <w:sz w:val="17"/>
-        </w:rPr>
-        <w:t>필드            엔티티                    DTO 검증           어긋나면</w:t>
-      </w:r>
-    </w:p>
-    <w:p>
-      <w:pPr>
-        <w:shd w:val="clear" w:color="auto" w:fill="F5F5F5"/>
-        <w:spacing w:line="240" w:lineRule="auto"/>
-      </w:pPr>
-      <w:r>
-        <w:rPr>
-          <w:rFonts w:ascii="Consolas" w:eastAsia="Consolas" w:hAnsi="Consolas" w:cs="Consolas"/>
-          <w:sz w:val="17"/>
-        </w:rPr>
-        <w:t xml:space="preserve"> </w:t>
-      </w:r>
-    </w:p>
-    <w:p>
-      <w:pPr>
-        <w:shd w:val="clear" w:color="auto" w:fill="F5F5F5"/>
-        <w:spacing w:line="240" w:lineRule="auto"/>
-      </w:pPr>
-      <w:r>
-        <w:rPr>
-          <w:rFonts w:ascii="Consolas" w:eastAsia="Consolas" w:hAnsi="Consolas" w:cs="Consolas"/>
-          <w:sz w:val="17"/>
-        </w:rPr>
-        <w:t xml:space="preserve">address        null 허용                 @NotBlank         입력하지 않으면 400 </w:t>
-      </w:r>
-      <w:proofErr w:type="gramStart"/>
-      <w:r>
-        <w:rPr>
-          <w:rFonts w:ascii="Consolas" w:eastAsia="Consolas" w:hAnsi="Consolas" w:cs="Consolas"/>
-          <w:sz w:val="17"/>
-        </w:rPr>
-        <w:t>( 등록</w:t>
-      </w:r>
-      <w:proofErr w:type="gramEnd"/>
-      <w:r>
-        <w:rPr>
-          <w:rFonts w:ascii="Consolas" w:eastAsia="Consolas" w:hAnsi="Consolas" w:cs="Consolas"/>
-          <w:sz w:val="17"/>
-        </w:rPr>
-        <w:t xml:space="preserve"> 불가 )</w:t>
-      </w:r>
-    </w:p>
-    <w:p>
-      <w:pPr>
-        <w:shd w:val="clear" w:color="auto" w:fill="F5F5F5"/>
-        <w:spacing w:line="240" w:lineRule="auto"/>
-      </w:pPr>
-      <w:r>
-        <w:rPr>
-          <w:rFonts w:ascii="Consolas" w:eastAsia="Consolas" w:hAnsi="Consolas" w:cs="Consolas"/>
-          <w:sz w:val="17"/>
-        </w:rPr>
-        <w:t>phoneNumber    NOT NULL, UNIQUE          @NotBlank         일치</w:t>
-      </w:r>
-    </w:p>
-    <w:p>
-      <w:pPr>
-        <w:shd w:val="clear" w:color="auto" w:fill="F5F5F5"/>
-        <w:spacing w:line="240" w:lineRule="auto"/>
-      </w:pPr>
-      <w:r>
-        <w:rPr>
-          <w:rFonts w:ascii="Consolas" w:eastAsia="Consolas" w:hAnsi="Consolas" w:cs="Consolas"/>
-          <w:sz w:val="17"/>
-        </w:rPr>
-        <w:t xml:space="preserve">email          NOT NULL, UNIQUE          검증 없음          null 이면 </w:t>
-      </w:r>
-      <w:proofErr w:type="gramStart"/>
-      <w:r>
-        <w:rPr>
-          <w:rFonts w:ascii="Consolas" w:eastAsia="Consolas" w:hAnsi="Consolas" w:cs="Consolas"/>
-          <w:sz w:val="17"/>
-        </w:rPr>
-        <w:t>DB 까지</w:t>
-      </w:r>
-      <w:proofErr w:type="gramEnd"/>
-      <w:r>
-        <w:rPr>
-          <w:rFonts w:ascii="Consolas" w:eastAsia="Consolas" w:hAnsi="Consolas" w:cs="Consolas"/>
-          <w:sz w:val="17"/>
-        </w:rPr>
-        <w:t xml:space="preserve"> 내려가 500</w:t>
-      </w:r>
-    </w:p>
-    <w:p>
-      <w:pPr>
-        <w:spacing w:before="40" w:after="40"/>
-      </w:pPr>
-      <w:r>
-        <w:rPr>
-          <w:rFonts w:ascii="맑은 고딕" w:eastAsia="맑은 고딕" w:hAnsi="맑은 고딕" w:cs="맑은 고딕"/>
-          <w:sz w:val="20"/>
-        </w:rPr>
-        <w:t xml:space="preserve">실제로 </w:t>
+          <w:rFonts w:ascii="맑은 고딕" w:eastAsia="맑은 고딕" w:hAnsi="맑은 고딕" w:cs="맑은 고딕"/>
+          <w:sz w:val="20"/>
+        </w:rPr>
+        <w:t xml:space="preserve"> 500 → **400** </w:t>
       </w:r>
       <w:r>
         <w:rPr>
@@ -9471,381 +9954,7 @@
           <w:color w:val="188038"/>
           <w:sz w:val="19"/>
         </w:rPr>
-        <w:t>email</w:t>
-      </w:r>
-      <w:r>
-        <w:rPr>
-          <w:rFonts w:ascii="맑은 고딕" w:eastAsia="맑은 고딕" w:hAnsi="맑은 고딕" w:cs="맑은 고딕"/>
-          <w:sz w:val="20"/>
-        </w:rPr>
-        <w:t xml:space="preserve"> 없이 등록하면 아래처럼 500 이 반환되었습니다. 검증에서 걸러야 할 것이 데이터베이스 제약조건까지 내려간 것입니다.</w:t>
-      </w:r>
-    </w:p>
-    <w:p>
-      <w:pPr>
-        <w:shd w:val="clear" w:color="auto" w:fill="F5F5F5"/>
-        <w:spacing w:line="240" w:lineRule="auto"/>
-      </w:pPr>
-      <w:r>
-        <w:rPr>
-          <w:rFonts w:ascii="Consolas" w:eastAsia="Consolas" w:hAnsi="Consolas" w:cs="Consolas"/>
-          <w:sz w:val="17"/>
-        </w:rPr>
-        <w:t xml:space="preserve">POST /api/students   </w:t>
-      </w:r>
-      <w:proofErr w:type="gramStart"/>
-      <w:r>
-        <w:rPr>
-          <w:rFonts w:ascii="Consolas" w:eastAsia="Consolas" w:hAnsi="Consolas" w:cs="Consolas"/>
-          <w:sz w:val="17"/>
-        </w:rPr>
-        <w:t>( detailRequest</w:t>
-      </w:r>
-      <w:proofErr w:type="gramEnd"/>
-      <w:r>
-        <w:rPr>
-          <w:rFonts w:ascii="Consolas" w:eastAsia="Consolas" w:hAnsi="Consolas" w:cs="Consolas"/>
-          <w:sz w:val="17"/>
-        </w:rPr>
-        <w:t xml:space="preserve"> 에 email 없음 )</w:t>
-      </w:r>
-    </w:p>
-    <w:p>
-      <w:pPr>
-        <w:shd w:val="clear" w:color="auto" w:fill="F5F5F5"/>
-        <w:spacing w:line="240" w:lineRule="auto"/>
-      </w:pPr>
-      <w:r>
-        <w:rPr>
-          <w:rFonts w:ascii="Consolas" w:eastAsia="Consolas" w:hAnsi="Consolas" w:cs="Consolas"/>
-          <w:sz w:val="17"/>
-        </w:rPr>
-        <w:t xml:space="preserve"> </w:t>
-      </w:r>
-    </w:p>
-    <w:p>
-      <w:pPr>
-        <w:shd w:val="clear" w:color="auto" w:fill="F5F5F5"/>
-        <w:spacing w:line="240" w:lineRule="auto"/>
-      </w:pPr>
-      <w:r>
-        <w:rPr>
-          <w:rFonts w:ascii="Consolas" w:eastAsia="Consolas" w:hAnsi="Consolas" w:cs="Consolas"/>
-          <w:sz w:val="17"/>
-        </w:rPr>
-        <w:t xml:space="preserve">  500 Internal Server Error</w:t>
-      </w:r>
-    </w:p>
-    <w:p>
-      <w:pPr>
-        <w:shd w:val="clear" w:color="auto" w:fill="F5F5F5"/>
-        <w:spacing w:line="240" w:lineRule="auto"/>
-      </w:pPr>
-      <w:r>
-        <w:rPr>
-          <w:rFonts w:ascii="Consolas" w:eastAsia="Consolas" w:hAnsi="Consolas" w:cs="Consolas"/>
-          <w:sz w:val="17"/>
-        </w:rPr>
-        <w:t xml:space="preserve">  NULL not allowed for column "EMAIL"</w:t>
-      </w:r>
-    </w:p>
-    <w:p>
-      <w:pPr>
-        <w:shd w:val="clear" w:color="auto" w:fill="F5F5F5"/>
-        <w:spacing w:line="240" w:lineRule="auto"/>
-      </w:pPr>
-      <w:r>
-        <w:rPr>
-          <w:rFonts w:ascii="Consolas" w:eastAsia="Consolas" w:hAnsi="Consolas" w:cs="Consolas"/>
-          <w:sz w:val="17"/>
-        </w:rPr>
-        <w:lastRenderedPageBreak/>
-        <w:t xml:space="preserve">  insert into student_details (address</w:t>
-      </w:r>
-      <w:proofErr w:type="gramStart"/>
-      <w:r>
-        <w:rPr>
-          <w:rFonts w:ascii="Consolas" w:eastAsia="Consolas" w:hAnsi="Consolas" w:cs="Consolas"/>
-          <w:sz w:val="17"/>
-        </w:rPr>
-        <w:t>,date</w:t>
-      </w:r>
-      <w:proofErr w:type="gramEnd"/>
-      <w:r>
-        <w:rPr>
-          <w:rFonts w:ascii="Consolas" w:eastAsia="Consolas" w:hAnsi="Consolas" w:cs="Consolas"/>
-          <w:sz w:val="17"/>
-        </w:rPr>
-        <w:t>_of_birth,email,phone_number,...)</w:t>
-      </w:r>
-    </w:p>
-    <w:p>
-      <w:pPr>
-        <w:spacing w:before="40" w:after="40"/>
-      </w:pPr>
-      <w:r>
-        <w:rPr>
-          <w:rFonts w:ascii="맑은 고딕" w:eastAsia="맑은 고딕" w:hAnsi="맑은 고딕" w:cs="맑은 고딕"/>
-          <w:sz w:val="20"/>
-        </w:rPr>
-        <w:t>엔티티 제약에 맞추어 검증을 수정한 결과입니다.</w:t>
-      </w:r>
-    </w:p>
-    <w:p>
-      <w:pPr>
-        <w:shd w:val="clear" w:color="auto" w:fill="F5F5F5"/>
-        <w:spacing w:line="240" w:lineRule="auto"/>
-      </w:pPr>
-      <w:r>
-        <w:rPr>
-          <w:rFonts w:ascii="Consolas" w:eastAsia="Consolas" w:hAnsi="Consolas" w:cs="Consolas"/>
-          <w:sz w:val="17"/>
-        </w:rPr>
-        <w:t>public static class StudentDetailDTO {</w:t>
-      </w:r>
-    </w:p>
-    <w:p>
-      <w:pPr>
-        <w:shd w:val="clear" w:color="auto" w:fill="F5F5F5"/>
-        <w:spacing w:line="240" w:lineRule="auto"/>
-      </w:pPr>
-      <w:r>
-        <w:rPr>
-          <w:rFonts w:ascii="Consolas" w:eastAsia="Consolas" w:hAnsi="Consolas" w:cs="Consolas"/>
-          <w:sz w:val="17"/>
-        </w:rPr>
-        <w:t xml:space="preserve">    //엔티티에서 null 을 허용하는 선택 입력 항목이므로 필수 검증을 하지 않는다</w:t>
-      </w:r>
-    </w:p>
-    <w:p>
-      <w:pPr>
-        <w:shd w:val="clear" w:color="auto" w:fill="F5F5F5"/>
-        <w:spacing w:line="240" w:lineRule="auto"/>
-      </w:pPr>
-      <w:r>
-        <w:rPr>
-          <w:rFonts w:ascii="Consolas" w:eastAsia="Consolas" w:hAnsi="Consolas" w:cs="Consolas"/>
-          <w:sz w:val="17"/>
-        </w:rPr>
-        <w:t xml:space="preserve">    @Size(max = 200, message = "Address cannot exceed 200 characters")</w:t>
-      </w:r>
-    </w:p>
-    <w:p>
-      <w:pPr>
-        <w:shd w:val="clear" w:color="auto" w:fill="F5F5F5"/>
-        <w:spacing w:line="240" w:lineRule="auto"/>
-      </w:pPr>
-      <w:r>
-        <w:rPr>
-          <w:rFonts w:ascii="Consolas" w:eastAsia="Consolas" w:hAnsi="Consolas" w:cs="Consolas"/>
-          <w:sz w:val="17"/>
-        </w:rPr>
-        <w:t xml:space="preserve">    private String address;</w:t>
-      </w:r>
-    </w:p>
-    <w:p>
-      <w:pPr>
-        <w:shd w:val="clear" w:color="auto" w:fill="F5F5F5"/>
-        <w:spacing w:line="240" w:lineRule="auto"/>
-      </w:pPr>
-      <w:r>
-        <w:rPr>
-          <w:rFonts w:ascii="Consolas" w:eastAsia="Consolas" w:hAnsi="Consolas" w:cs="Consolas"/>
-          <w:sz w:val="17"/>
-        </w:rPr>
-        <w:t xml:space="preserve"> </w:t>
-      </w:r>
-    </w:p>
-    <w:p>
-      <w:pPr>
-        <w:shd w:val="clear" w:color="auto" w:fill="F5F5F5"/>
-        <w:spacing w:line="240" w:lineRule="auto"/>
-      </w:pPr>
-      <w:r>
-        <w:rPr>
-          <w:rFonts w:ascii="Consolas" w:eastAsia="Consolas" w:hAnsi="Consolas" w:cs="Consolas"/>
-          <w:sz w:val="17"/>
-        </w:rPr>
-        <w:t xml:space="preserve">    //엔티티에서 NOT NULL, UNIQUE 이므로 필수 항목이다</w:t>
-      </w:r>
-    </w:p>
-    <w:p>
-      <w:pPr>
-        <w:shd w:val="clear" w:color="auto" w:fill="F5F5F5"/>
-        <w:spacing w:line="240" w:lineRule="auto"/>
-      </w:pPr>
-      <w:r>
-        <w:rPr>
-          <w:rFonts w:ascii="Consolas" w:eastAsia="Consolas" w:hAnsi="Consolas" w:cs="Consolas"/>
-          <w:sz w:val="17"/>
-        </w:rPr>
-        <w:t xml:space="preserve">    @NotBlank(message = "Phone number is required")</w:t>
-      </w:r>
-    </w:p>
-    <w:p>
-      <w:pPr>
-        <w:shd w:val="clear" w:color="auto" w:fill="F5F5F5"/>
-        <w:spacing w:line="240" w:lineRule="auto"/>
-      </w:pPr>
-      <w:r>
-        <w:rPr>
-          <w:rFonts w:ascii="Consolas" w:eastAsia="Consolas" w:hAnsi="Consolas" w:cs="Consolas"/>
-          <w:sz w:val="17"/>
-        </w:rPr>
-        <w:t xml:space="preserve">    @Size(max = 20, message = "Phone number cannot exceed 20 characters")</w:t>
-      </w:r>
-    </w:p>
-    <w:p>
-      <w:pPr>
-        <w:shd w:val="clear" w:color="auto" w:fill="F5F5F5"/>
-        <w:spacing w:line="240" w:lineRule="auto"/>
-      </w:pPr>
-      <w:r>
-        <w:rPr>
-          <w:rFonts w:ascii="Consolas" w:eastAsia="Consolas" w:hAnsi="Consolas" w:cs="Consolas"/>
-          <w:sz w:val="17"/>
-        </w:rPr>
-        <w:t xml:space="preserve">    private String phoneNumber;</w:t>
-      </w:r>
-    </w:p>
-    <w:p>
-      <w:pPr>
-        <w:shd w:val="clear" w:color="auto" w:fill="F5F5F5"/>
-        <w:spacing w:line="240" w:lineRule="auto"/>
-      </w:pPr>
-      <w:r>
-        <w:rPr>
-          <w:rFonts w:ascii="Consolas" w:eastAsia="Consolas" w:hAnsi="Consolas" w:cs="Consolas"/>
-          <w:sz w:val="17"/>
-        </w:rPr>
-        <w:t xml:space="preserve"> </w:t>
-      </w:r>
-    </w:p>
-    <w:p>
-      <w:pPr>
-        <w:shd w:val="clear" w:color="auto" w:fill="F5F5F5"/>
-        <w:spacing w:line="240" w:lineRule="auto"/>
-      </w:pPr>
-      <w:r>
-        <w:rPr>
-          <w:rFonts w:ascii="Consolas" w:eastAsia="Consolas" w:hAnsi="Consolas" w:cs="Consolas"/>
-          <w:sz w:val="17"/>
-        </w:rPr>
-        <w:t xml:space="preserve">    //엔티티에서 NOT NULL, UNIQUE 이므로 필수이며 형식도 검증한다</w:t>
-      </w:r>
-    </w:p>
-    <w:p>
-      <w:pPr>
-        <w:shd w:val="clear" w:color="auto" w:fill="F5F5F5"/>
-        <w:spacing w:line="240" w:lineRule="auto"/>
-      </w:pPr>
-      <w:r>
-        <w:rPr>
-          <w:rFonts w:ascii="Consolas" w:eastAsia="Consolas" w:hAnsi="Consolas" w:cs="Consolas"/>
-          <w:sz w:val="17"/>
-        </w:rPr>
-        <w:t xml:space="preserve">    @NotBlank(message = "Email is required")</w:t>
-      </w:r>
-    </w:p>
-    <w:p>
-      <w:pPr>
-        <w:shd w:val="clear" w:color="auto" w:fill="F5F5F5"/>
-        <w:spacing w:line="240" w:lineRule="auto"/>
-      </w:pPr>
-      <w:r>
-        <w:rPr>
-          <w:rFonts w:ascii="Consolas" w:eastAsia="Consolas" w:hAnsi="Consolas" w:cs="Consolas"/>
-          <w:sz w:val="17"/>
-        </w:rPr>
-        <w:t xml:space="preserve">    @Email(message = "Email format is invalid")</w:t>
-      </w:r>
-    </w:p>
-    <w:p>
-      <w:pPr>
-        <w:shd w:val="clear" w:color="auto" w:fill="F5F5F5"/>
-        <w:spacing w:line="240" w:lineRule="auto"/>
-        <w:rPr>
-          <w:lang w:val="en-US"/>
-        </w:rPr>
-      </w:pPr>
-      <w:r>
-        <w:rPr>
-          <w:rFonts w:ascii="Consolas" w:eastAsia="Consolas" w:hAnsi="Consolas" w:cs="Consolas"/>
-          <w:sz w:val="17"/>
-        </w:rPr>
-        <w:t xml:space="preserve">    </w:t>
-      </w:r>
-      <w:r>
-        <w:rPr>
-          <w:rFonts w:ascii="Consolas" w:eastAsia="Consolas" w:hAnsi="Consolas" w:cs="Consolas"/>
-          <w:sz w:val="17"/>
-          <w:lang w:val="en-US"/>
-        </w:rPr>
-        <w:t>@Size(max = 100, message = "Email cannot exceed 100 characters")</w:t>
-      </w:r>
-    </w:p>
-    <w:p>
-      <w:pPr>
-        <w:shd w:val="clear" w:color="auto" w:fill="F5F5F5"/>
-        <w:spacing w:line="240" w:lineRule="auto"/>
-        <w:rPr>
-          <w:lang w:val="en-US"/>
-        </w:rPr>
-      </w:pPr>
-      <w:r>
-        <w:rPr>
-          <w:rFonts w:ascii="Consolas" w:eastAsia="Consolas" w:hAnsi="Consolas" w:cs="Consolas"/>
-          <w:sz w:val="17"/>
-          <w:lang w:val="en-US"/>
-        </w:rPr>
-        <w:t xml:space="preserve">    private String email;</w:t>
-      </w:r>
-    </w:p>
-    <w:p>
-      <w:pPr>
-        <w:shd w:val="clear" w:color="auto" w:fill="F5F5F5"/>
-        <w:spacing w:line="240" w:lineRule="auto"/>
-        <w:rPr>
-          <w:lang w:val="en-US"/>
-        </w:rPr>
-      </w:pPr>
-      <w:r>
-        <w:rPr>
-          <w:rFonts w:ascii="Consolas" w:eastAsia="Consolas" w:hAnsi="Consolas" w:cs="Consolas"/>
-          <w:sz w:val="17"/>
-          <w:lang w:val="en-US"/>
-        </w:rPr>
-        <w:t xml:space="preserve"> </w:t>
-      </w:r>
-    </w:p>
-    <w:p>
-      <w:pPr>
-        <w:shd w:val="clear" w:color="auto" w:fill="F5F5F5"/>
-        <w:spacing w:line="240" w:lineRule="auto"/>
-        <w:rPr>
-          <w:lang w:val="en-US"/>
-        </w:rPr>
-      </w:pPr>
-      <w:r>
-        <w:rPr>
-          <w:rFonts w:ascii="Consolas" w:eastAsia="Consolas" w:hAnsi="Consolas" w:cs="Consolas"/>
-          <w:sz w:val="17"/>
-          <w:lang w:val="en-US"/>
-        </w:rPr>
-        <w:t xml:space="preserve">    private LocalDate dateOfBirth;</w:t>
-      </w:r>
-    </w:p>
-    <w:p>
-      <w:pPr>
-        <w:shd w:val="clear" w:color="auto" w:fill="F5F5F5"/>
-        <w:spacing w:line="240" w:lineRule="auto"/>
-      </w:pPr>
-      <w:r>
-        <w:rPr>
-          <w:rFonts w:ascii="Consolas" w:eastAsia="Consolas" w:hAnsi="Consolas" w:cs="Consolas"/>
-          <w:sz w:val="17"/>
-        </w:rPr>
-        <w:t>}</w:t>
+        <w:t>{"errors":{"detailRequest.email":"Email is required"}}</w:t>
       </w:r>
     </w:p>
     <w:p>
@@ -9867,7 +9976,7 @@
           <w:color w:val="188038"/>
           <w:sz w:val="19"/>
         </w:rPr>
-        <w:t>email</w:t>
+        <w:t>address</w:t>
       </w:r>
       <w:r>
         <w:rPr>
@@ -9890,7 +9999,7 @@
           <w:rFonts w:ascii="맑은 고딕" w:eastAsia="맑은 고딕" w:hAnsi="맑은 고딕" w:cs="맑은 고딕"/>
           <w:sz w:val="20"/>
         </w:rPr>
-        <w:t xml:space="preserve"> 500 → **400** </w:t>
+        <w:t xml:space="preserve"> 400 → **201** ( </w:t>
       </w:r>
       <w:r>
         <w:rPr>
@@ -9898,7 +10007,29 @@
           <w:color w:val="188038"/>
           <w:sz w:val="19"/>
         </w:rPr>
-        <w:t>{"errors":{"detailRequest.email":"Email is required"}}</w:t>
+        <w:t>address</w:t>
+      </w:r>
+      <w:r>
+        <w:rPr>
+          <w:rFonts w:ascii="맑은 고딕" w:eastAsia="맑은 고딕" w:hAnsi="맑은 고딕" w:cs="맑은 고딕"/>
+          <w:sz w:val="20"/>
+        </w:rPr>
+        <w:t xml:space="preserve"> 는 </w:t>
+      </w:r>
+      <w:r>
+        <w:rPr>
+          <w:rFonts w:ascii="Consolas" w:eastAsia="Consolas" w:hAnsi="Consolas" w:cs="Consolas"/>
+          <w:color w:val="188038"/>
+          <w:sz w:val="19"/>
+        </w:rPr>
+        <w:t>null</w:t>
+      </w:r>
+      <w:r>
+        <w:rPr>
+          <w:rFonts w:ascii="맑은 고딕" w:eastAsia="맑은 고딕" w:hAnsi="맑은 고딕" w:cs="맑은 고딕"/>
+          <w:sz w:val="20"/>
+        </w:rPr>
+        <w:t xml:space="preserve"> 로 저장 )</w:t>
       </w:r>
     </w:p>
     <w:p>
@@ -9920,60 +10051,166 @@
           <w:color w:val="188038"/>
           <w:sz w:val="19"/>
         </w:rPr>
-        <w:t>address</w:t>
-      </w:r>
-      <w:r>
-        <w:rPr>
-          <w:rFonts w:ascii="맑은 고딕" w:eastAsia="맑은 고딕" w:hAnsi="맑은 고딕" w:cs="맑은 고딕"/>
-          <w:sz w:val="20"/>
-        </w:rPr>
-        <w:t xml:space="preserve"> 없이 </w:t>
+        <w:t>NOT NULL</w:t>
+      </w:r>
+      <w:r>
+        <w:rPr>
+          <w:rFonts w:ascii="맑은 고딕" w:eastAsia="맑은 고딕" w:hAnsi="맑은 고딕" w:cs="맑은 고딕"/>
+          <w:sz w:val="20"/>
+        </w:rPr>
+        <w:t xml:space="preserve"> 은 "이메일·전화번호는 학생의 필수 연락처" 라는 업무 규칙으로 정한 것이며, DTO 검증도 같은 규칙을 따라야 합니다.</w:t>
+      </w:r>
+    </w:p>
+    <w:p>
+      <w:pPr>
+        <w:spacing w:before="160" w:after="60"/>
+      </w:pPr>
+      <w:r>
+        <w:rPr>
+          <w:rFonts w:ascii="맑은 고딕" w:eastAsia="맑은 고딕" w:hAnsi="맑은 고딕" w:cs="맑은 고딕"/>
+          <w:b/>
+          <w:bCs/>
+          <w:sz w:val="21"/>
+          <w:szCs w:val="21"/>
+        </w:rPr>
+        <w:t>StudentDTO.Request - 추가된 필드</w:t>
+      </w:r>
+    </w:p>
+    <w:p>
+      <w:pPr>
+        <w:shd w:val="clear" w:color="auto" w:fill="F5F5F5"/>
+        <w:spacing w:line="240" w:lineRule="auto"/>
+      </w:pPr>
+      <w:r>
+        <w:rPr>
+          <w:rFonts w:ascii="Consolas" w:eastAsia="Consolas" w:hAnsi="Consolas" w:cs="Consolas"/>
+          <w:sz w:val="17"/>
+          <w:szCs w:val="17"/>
+        </w:rPr>
+        <w:t>public static class Request {</w:t>
+      </w:r>
+    </w:p>
+    <w:p>
+      <w:pPr>
+        <w:shd w:val="clear" w:color="auto" w:fill="F5F5F5"/>
+        <w:spacing w:line="240" w:lineRule="auto"/>
+      </w:pPr>
+      <w:r>
+        <w:rPr>
+          <w:rFonts w:ascii="Consolas" w:eastAsia="Consolas" w:hAnsi="Consolas" w:cs="Consolas"/>
+          <w:sz w:val="17"/>
+          <w:szCs w:val="17"/>
+        </w:rPr>
+        <w:t xml:space="preserve"> </w:t>
+      </w:r>
+    </w:p>
+    <w:p>
+      <w:pPr>
+        <w:shd w:val="clear" w:color="auto" w:fill="F5F5F5"/>
+        <w:spacing w:line="240" w:lineRule="auto"/>
+      </w:pPr>
+      <w:r>
+        <w:rPr>
+          <w:rFonts w:ascii="Consolas" w:eastAsia="Consolas" w:hAnsi="Consolas" w:cs="Consolas"/>
+          <w:sz w:val="17"/>
+          <w:szCs w:val="17"/>
+        </w:rPr>
+        <w:t xml:space="preserve">    // </w:t>
       </w:r>
       <w:proofErr w:type="gramStart"/>
       <w:r>
         <w:rPr>
-          <w:rFonts w:ascii="맑은 고딕" w:eastAsia="맑은 고딕" w:hAnsi="맑은 고딕" w:cs="맑은 고딕"/>
-          <w:sz w:val="20"/>
-        </w:rPr>
-        <w:t>등록 :</w:t>
+          <w:rFonts w:ascii="Consolas" w:eastAsia="Consolas" w:hAnsi="Consolas" w:cs="Consolas"/>
+          <w:sz w:val="17"/>
+          <w:szCs w:val="17"/>
+        </w:rPr>
+        <w:t>...</w:t>
       </w:r>
       <w:proofErr w:type="gramEnd"/>
       <w:r>
         <w:rPr>
-          <w:rFonts w:ascii="맑은 고딕" w:eastAsia="맑은 고딕" w:hAnsi="맑은 고딕" w:cs="맑은 고딕"/>
-          <w:sz w:val="20"/>
-        </w:rPr>
-        <w:t xml:space="preserve"> 400 → **201** ( </w:t>
-      </w:r>
-      <w:r>
-        <w:rPr>
-          <w:rFonts w:ascii="Consolas" w:eastAsia="Consolas" w:hAnsi="Consolas" w:cs="Consolas"/>
-          <w:color w:val="188038"/>
-          <w:sz w:val="19"/>
-        </w:rPr>
-        <w:t>address</w:t>
-      </w:r>
-      <w:r>
-        <w:rPr>
-          <w:rFonts w:ascii="맑은 고딕" w:eastAsia="맑은 고딕" w:hAnsi="맑은 고딕" w:cs="맑은 고딕"/>
-          <w:sz w:val="20"/>
-        </w:rPr>
-        <w:t xml:space="preserve"> 는 </w:t>
-      </w:r>
-      <w:r>
-        <w:rPr>
-          <w:rFonts w:ascii="Consolas" w:eastAsia="Consolas" w:hAnsi="Consolas" w:cs="Consolas"/>
-          <w:color w:val="188038"/>
-          <w:sz w:val="19"/>
-        </w:rPr>
-        <w:t>null</w:t>
-      </w:r>
-      <w:r>
-        <w:rPr>
-          <w:rFonts w:ascii="맑은 고딕" w:eastAsia="맑은 고딕" w:hAnsi="맑은 고딕" w:cs="맑은 고딕"/>
-          <w:sz w:val="20"/>
-        </w:rPr>
-        <w:t xml:space="preserve"> 로 저장 )</w:t>
+          <w:rFonts w:ascii="Consolas" w:eastAsia="Consolas" w:hAnsi="Consolas" w:cs="Consolas"/>
+          <w:sz w:val="17"/>
+          <w:szCs w:val="17"/>
+        </w:rPr>
+        <w:t xml:space="preserve"> name, studentNumber, detailRequest 는 실습2-4 와 동일 ...</w:t>
+      </w:r>
+    </w:p>
+    <w:p>
+      <w:pPr>
+        <w:shd w:val="clear" w:color="auto" w:fill="F5F5F5"/>
+        <w:spacing w:line="240" w:lineRule="auto"/>
+      </w:pPr>
+      <w:r>
+        <w:rPr>
+          <w:rFonts w:ascii="Consolas" w:eastAsia="Consolas" w:hAnsi="Consolas" w:cs="Consolas"/>
+          <w:sz w:val="17"/>
+          <w:szCs w:val="17"/>
+        </w:rPr>
+        <w:t xml:space="preserve"> </w:t>
+      </w:r>
+    </w:p>
+    <w:p>
+      <w:pPr>
+        <w:shd w:val="clear" w:color="auto" w:fill="F5F5F5"/>
+        <w:spacing w:line="240" w:lineRule="auto"/>
+        <w:rPr>
+          <w:lang w:val="en-US"/>
+        </w:rPr>
+      </w:pPr>
+      <w:r>
+        <w:rPr>
+          <w:rFonts w:ascii="Consolas" w:eastAsia="Consolas" w:hAnsi="Consolas" w:cs="Consolas"/>
+          <w:sz w:val="17"/>
+          <w:szCs w:val="17"/>
+        </w:rPr>
+        <w:t xml:space="preserve">    </w:t>
+      </w:r>
+      <w:r>
+        <w:rPr>
+          <w:rFonts w:ascii="Consolas" w:eastAsia="Consolas" w:hAnsi="Consolas" w:cs="Consolas"/>
+          <w:sz w:val="17"/>
+          <w:szCs w:val="17"/>
+          <w:lang w:val="en-US"/>
+        </w:rPr>
+        <w:t>@NotNull(message = "Department ID is required")</w:t>
+      </w:r>
+    </w:p>
+    <w:p>
+      <w:pPr>
+        <w:shd w:val="clear" w:color="auto" w:fill="F5F5F5"/>
+        <w:spacing w:line="240" w:lineRule="auto"/>
+      </w:pPr>
+      <w:r>
+        <w:rPr>
+          <w:rFonts w:ascii="Consolas" w:eastAsia="Consolas" w:hAnsi="Consolas" w:cs="Consolas"/>
+          <w:sz w:val="17"/>
+          <w:szCs w:val="17"/>
+          <w:lang w:val="en-US"/>
+        </w:rPr>
+        <w:t xml:space="preserve">    </w:t>
+      </w:r>
+      <w:r>
+        <w:rPr>
+          <w:rFonts w:ascii="Consolas" w:eastAsia="Consolas" w:hAnsi="Consolas" w:cs="Consolas"/>
+          <w:sz w:val="17"/>
+          <w:szCs w:val="17"/>
+        </w:rPr>
+        <w:t>private Long departmentId;</w:t>
+      </w:r>
+    </w:p>
+    <w:p>
+      <w:pPr>
+        <w:shd w:val="clear" w:color="auto" w:fill="F5F5F5"/>
+        <w:spacing w:line="240" w:lineRule="auto"/>
+      </w:pPr>
+      <w:r>
+        <w:rPr>
+          <w:rFonts w:ascii="Consolas" w:eastAsia="Consolas" w:hAnsi="Consolas" w:cs="Consolas"/>
+          <w:sz w:val="17"/>
+          <w:szCs w:val="17"/>
+        </w:rPr>
+        <w:t>}</w:t>
       </w:r>
     </w:p>
     <w:p>
@@ -9989,67 +10226,66 @@
           <w:rFonts w:ascii="맑은 고딕" w:eastAsia="맑은 고딕" w:hAnsi="맑은 고딕" w:cs="맑은 고딕"/>
         </w:rPr>
       </w:pPr>
-      <w:r>
-        <w:rPr>
-          <w:rFonts w:ascii="맑은 고딕" w:eastAsia="맑은 고딕" w:hAnsi="맑은 고딕" w:cs="맑은 고딕"/>
-          <w:sz w:val="20"/>
-        </w:rPr>
-        <w:t xml:space="preserve">UNIQUE 컬럼이라고 해서 데이터베이스가 </w:t>
-      </w:r>
+      <w:proofErr w:type="gramStart"/>
       <w:r>
         <w:rPr>
           <w:rFonts w:ascii="Consolas" w:eastAsia="Consolas" w:hAnsi="Consolas" w:cs="Consolas"/>
           <w:color w:val="188038"/>
           <w:sz w:val="19"/>
-        </w:rPr>
-        <w:t>null</w:t>
-      </w:r>
-      <w:r>
-        <w:rPr>
-          <w:rFonts w:ascii="맑은 고딕" w:eastAsia="맑은 고딕" w:hAnsi="맑은 고딕" w:cs="맑은 고딕"/>
-          <w:sz w:val="20"/>
-        </w:rPr>
-        <w:t xml:space="preserve"> 을 금지하지는 않습니다. SQL 에서는 </w:t>
-      </w:r>
-      <w:proofErr w:type="gramStart"/>
+          <w:szCs w:val="19"/>
+        </w:rPr>
+        <w:t>@NotNull</w:t>
+      </w:r>
+      <w:r>
+        <w:rPr>
+          <w:rFonts w:ascii="맑은 고딕" w:eastAsia="맑은 고딕" w:hAnsi="맑은 고딕" w:cs="맑은 고딕"/>
+          <w:sz w:val="20"/>
+          <w:szCs w:val="20"/>
+        </w:rPr>
+        <w:t xml:space="preserve"> :</w:t>
+      </w:r>
+      <w:proofErr w:type="gramEnd"/>
+      <w:r>
+        <w:rPr>
+          <w:rFonts w:ascii="맑은 고딕" w:eastAsia="맑은 고딕" w:hAnsi="맑은 고딕" w:cs="맑은 고딕"/>
+          <w:sz w:val="20"/>
+          <w:szCs w:val="20"/>
+        </w:rPr>
+        <w:t xml:space="preserve"> 학생은 반드시 학과에 속해야 하므로 필수 항목입니다. 문자열이 아니므로 </w:t>
+      </w:r>
       <w:r>
         <w:rPr>
           <w:rFonts w:ascii="Consolas" w:eastAsia="Consolas" w:hAnsi="Consolas" w:cs="Consolas"/>
           <w:color w:val="188038"/>
           <w:sz w:val="19"/>
-        </w:rPr>
-        <w:t>null !=</w:t>
-      </w:r>
-      <w:proofErr w:type="gramEnd"/>
+          <w:szCs w:val="19"/>
+        </w:rPr>
+        <w:t>@NotBlank</w:t>
+      </w:r>
+      <w:r>
+        <w:rPr>
+          <w:rFonts w:ascii="맑은 고딕" w:eastAsia="맑은 고딕" w:hAnsi="맑은 고딕" w:cs="맑은 고딕"/>
+          <w:sz w:val="20"/>
+          <w:szCs w:val="20"/>
+        </w:rPr>
+        <w:t xml:space="preserve"> 가 아니라 </w:t>
+      </w:r>
       <w:r>
         <w:rPr>
           <w:rFonts w:ascii="Consolas" w:eastAsia="Consolas" w:hAnsi="Consolas" w:cs="Consolas"/>
           <w:color w:val="188038"/>
           <w:sz w:val="19"/>
-        </w:rPr>
-        <w:t xml:space="preserve"> null</w:t>
-      </w:r>
-      <w:r>
-        <w:rPr>
-          <w:rFonts w:ascii="맑은 고딕" w:eastAsia="맑은 고딕" w:hAnsi="맑은 고딕" w:cs="맑은 고딕"/>
-          <w:sz w:val="20"/>
-        </w:rPr>
-        <w:t xml:space="preserve"> 이라 UNIQUE 컬럼에 </w:t>
-      </w:r>
-      <w:r>
-        <w:rPr>
-          <w:rFonts w:ascii="Consolas" w:eastAsia="Consolas" w:hAnsi="Consolas" w:cs="Consolas"/>
-          <w:color w:val="188038"/>
-          <w:sz w:val="19"/>
-        </w:rPr>
-        <w:t>null</w:t>
-      </w:r>
-      <w:r>
-        <w:rPr>
-          <w:rFonts w:ascii="맑은 고딕" w:eastAsia="맑은 고딕" w:hAnsi="맑은 고딕" w:cs="맑은 고딕"/>
-          <w:sz w:val="20"/>
-        </w:rPr>
-        <w:t xml:space="preserve"> 이 여러 개 들어갈 수 있습니다.</w:t>
+          <w:szCs w:val="19"/>
+        </w:rPr>
+        <w:t>@NotNull</w:t>
+      </w:r>
+      <w:r>
+        <w:rPr>
+          <w:rFonts w:ascii="맑은 고딕" w:eastAsia="맑은 고딕" w:hAnsi="맑은 고딕" w:cs="맑은 고딕"/>
+          <w:sz w:val="20"/>
+          <w:szCs w:val="20"/>
+        </w:rPr>
+        <w:t xml:space="preserve"> 을 사용합니다.</w:t>
       </w:r>
     </w:p>
     <w:p>
@@ -10069,191 +10305,10 @@
         <w:rPr>
           <w:rFonts w:ascii="맑은 고딕" w:eastAsia="맑은 고딕" w:hAnsi="맑은 고딕" w:cs="맑은 고딕"/>
           <w:sz w:val="20"/>
-        </w:rPr>
-        <w:t xml:space="preserve">따라서 </w:t>
-      </w:r>
-      <w:r>
-        <w:rPr>
-          <w:rFonts w:ascii="Consolas" w:eastAsia="Consolas" w:hAnsi="Consolas" w:cs="Consolas"/>
-          <w:color w:val="188038"/>
-          <w:sz w:val="19"/>
-        </w:rPr>
-        <w:t>NOT NULL</w:t>
-      </w:r>
-      <w:r>
-        <w:rPr>
-          <w:rFonts w:ascii="맑은 고딕" w:eastAsia="맑은 고딕" w:hAnsi="맑은 고딕" w:cs="맑은 고딕"/>
-          <w:sz w:val="20"/>
-        </w:rPr>
-        <w:t xml:space="preserve"> 은 "이메일·전화번호는 학생의 필수 연락처" 라는 업무 규칙으로 정한 것이며, DTO 검증도 같은 규칙을 따라야 합니다.</w:t>
-      </w:r>
-    </w:p>
-    <w:p>
-      <w:pPr>
-        <w:spacing w:before="160" w:after="60"/>
-      </w:pPr>
-      <w:r>
-        <w:rPr>
-          <w:rFonts w:ascii="맑은 고딕" w:eastAsia="맑은 고딕" w:hAnsi="맑은 고딕" w:cs="맑은 고딕"/>
-          <w:b/>
-          <w:bCs/>
-          <w:sz w:val="21"/>
-          <w:szCs w:val="21"/>
-        </w:rPr>
-        <w:t>StudentDTO.Request - 추가된 필드</w:t>
-      </w:r>
-    </w:p>
-    <w:p>
-      <w:pPr>
-        <w:shd w:val="clear" w:color="auto" w:fill="F5F5F5"/>
-        <w:spacing w:line="240" w:lineRule="auto"/>
-      </w:pPr>
-      <w:r>
-        <w:rPr>
-          <w:rFonts w:ascii="Consolas" w:eastAsia="Consolas" w:hAnsi="Consolas" w:cs="Consolas"/>
-          <w:sz w:val="17"/>
-          <w:szCs w:val="17"/>
-        </w:rPr>
-        <w:t>public static class Request {</w:t>
-      </w:r>
-    </w:p>
-    <w:p>
-      <w:pPr>
-        <w:shd w:val="clear" w:color="auto" w:fill="F5F5F5"/>
-        <w:spacing w:line="240" w:lineRule="auto"/>
-      </w:pPr>
-      <w:r>
-        <w:rPr>
-          <w:rFonts w:ascii="Consolas" w:eastAsia="Consolas" w:hAnsi="Consolas" w:cs="Consolas"/>
-          <w:sz w:val="17"/>
-          <w:szCs w:val="17"/>
-        </w:rPr>
-        <w:t xml:space="preserve"> </w:t>
-      </w:r>
-    </w:p>
-    <w:p>
-      <w:pPr>
-        <w:shd w:val="clear" w:color="auto" w:fill="F5F5F5"/>
-        <w:spacing w:line="240" w:lineRule="auto"/>
-      </w:pPr>
-      <w:r>
-        <w:rPr>
-          <w:rFonts w:ascii="Consolas" w:eastAsia="Consolas" w:hAnsi="Consolas" w:cs="Consolas"/>
-          <w:sz w:val="17"/>
-          <w:szCs w:val="17"/>
-        </w:rPr>
-        <w:t xml:space="preserve">    // </w:t>
-      </w:r>
-      <w:proofErr w:type="gramStart"/>
-      <w:r>
-        <w:rPr>
-          <w:rFonts w:ascii="Consolas" w:eastAsia="Consolas" w:hAnsi="Consolas" w:cs="Consolas"/>
-          <w:sz w:val="17"/>
-          <w:szCs w:val="17"/>
-        </w:rPr>
-        <w:t>...</w:t>
-      </w:r>
-      <w:proofErr w:type="gramEnd"/>
-      <w:r>
-        <w:rPr>
-          <w:rFonts w:ascii="Consolas" w:eastAsia="Consolas" w:hAnsi="Consolas" w:cs="Consolas"/>
-          <w:sz w:val="17"/>
-          <w:szCs w:val="17"/>
-        </w:rPr>
-        <w:t xml:space="preserve"> name, studentNumber, detailRequest 는 실습2-4 와 동일 ...</w:t>
-      </w:r>
-    </w:p>
-    <w:p>
-      <w:pPr>
-        <w:shd w:val="clear" w:color="auto" w:fill="F5F5F5"/>
-        <w:spacing w:line="240" w:lineRule="auto"/>
-      </w:pPr>
-      <w:r>
-        <w:rPr>
-          <w:rFonts w:ascii="Consolas" w:eastAsia="Consolas" w:hAnsi="Consolas" w:cs="Consolas"/>
-          <w:sz w:val="17"/>
-          <w:szCs w:val="17"/>
-        </w:rPr>
-        <w:t xml:space="preserve"> </w:t>
-      </w:r>
-    </w:p>
-    <w:p>
-      <w:pPr>
-        <w:shd w:val="clear" w:color="auto" w:fill="F5F5F5"/>
-        <w:spacing w:line="240" w:lineRule="auto"/>
-        <w:rPr>
-          <w:lang w:val="en-US"/>
-        </w:rPr>
-      </w:pPr>
-      <w:r>
-        <w:rPr>
-          <w:rFonts w:ascii="Consolas" w:eastAsia="Consolas" w:hAnsi="Consolas" w:cs="Consolas"/>
-          <w:sz w:val="17"/>
-          <w:szCs w:val="17"/>
-        </w:rPr>
-        <w:t xml:space="preserve">    </w:t>
-      </w:r>
-      <w:r>
-        <w:rPr>
-          <w:rFonts w:ascii="Consolas" w:eastAsia="Consolas" w:hAnsi="Consolas" w:cs="Consolas"/>
-          <w:sz w:val="17"/>
-          <w:szCs w:val="17"/>
-          <w:lang w:val="en-US"/>
-        </w:rPr>
-        <w:t>@NotNull(message = "Department ID is required")</w:t>
-      </w:r>
-    </w:p>
-    <w:p>
-      <w:pPr>
-        <w:shd w:val="clear" w:color="auto" w:fill="F5F5F5"/>
-        <w:spacing w:line="240" w:lineRule="auto"/>
-      </w:pPr>
-      <w:r>
-        <w:rPr>
-          <w:rFonts w:ascii="Consolas" w:eastAsia="Consolas" w:hAnsi="Consolas" w:cs="Consolas"/>
-          <w:sz w:val="17"/>
-          <w:szCs w:val="17"/>
-          <w:lang w:val="en-US"/>
-        </w:rPr>
-        <w:t xml:space="preserve">    </w:t>
-      </w:r>
-      <w:r>
-        <w:rPr>
-          <w:rFonts w:ascii="Consolas" w:eastAsia="Consolas" w:hAnsi="Consolas" w:cs="Consolas"/>
-          <w:sz w:val="17"/>
-          <w:szCs w:val="17"/>
-        </w:rPr>
-        <w:t>private Long departmentId;</w:t>
-      </w:r>
-    </w:p>
-    <w:p>
-      <w:pPr>
-        <w:shd w:val="clear" w:color="auto" w:fill="F5F5F5"/>
-        <w:spacing w:line="240" w:lineRule="auto"/>
-      </w:pPr>
-      <w:r>
-        <w:rPr>
-          <w:rFonts w:ascii="Consolas" w:eastAsia="Consolas" w:hAnsi="Consolas" w:cs="Consolas"/>
-          <w:sz w:val="17"/>
-          <w:szCs w:val="17"/>
-        </w:rPr>
-        <w:t>}</w:t>
-      </w:r>
-    </w:p>
-    <w:p>
-      <w:pPr>
-        <w:widowControl w:val="0"/>
-        <w:numPr>
-          <w:ilvl w:val="0"/>
-          <w:numId w:val="5"/>
-        </w:numPr>
-        <w:spacing w:line="259" w:lineRule="auto"/>
-        <w:ind w:left="720"/>
-        <w:rPr>
-          <w:rFonts w:ascii="맑은 고딕" w:eastAsia="맑은 고딕" w:hAnsi="맑은 고딕" w:cs="맑은 고딕"/>
-        </w:rPr>
-      </w:pPr>
-      <w:proofErr w:type="gramStart"/>
+          <w:szCs w:val="20"/>
+        </w:rPr>
+        <w:t>엔티티(</w:t>
+      </w:r>
       <w:r>
         <w:rPr>
           <w:rFonts w:ascii="Consolas" w:eastAsia="Consolas" w:hAnsi="Consolas" w:cs="Consolas"/>
@@ -10261,24 +10316,15 @@
           <w:sz w:val="19"/>
           <w:szCs w:val="19"/>
         </w:rPr>
-        <w:t>@NotNull</w:t>
-      </w:r>
-      <w:r>
-        <w:rPr>
-          <w:rFonts w:ascii="맑은 고딕" w:eastAsia="맑은 고딕" w:hAnsi="맑은 고딕" w:cs="맑은 고딕"/>
-          <w:sz w:val="20"/>
-          <w:szCs w:val="20"/>
-        </w:rPr>
-        <w:t xml:space="preserve"> :</w:t>
-      </w:r>
-      <w:proofErr w:type="gramEnd"/>
-      <w:r>
-        <w:rPr>
-          <w:rFonts w:ascii="맑은 고딕" w:eastAsia="맑은 고딕" w:hAnsi="맑은 고딕" w:cs="맑은 고딕"/>
-          <w:sz w:val="20"/>
-          <w:szCs w:val="20"/>
-        </w:rPr>
-        <w:t xml:space="preserve"> 학생은 반드시 학과에 속해야 하므로 필수 항목입니다. 문자열이 아니므로 </w:t>
+        <w:t>Department</w:t>
+      </w:r>
+      <w:r>
+        <w:rPr>
+          <w:rFonts w:ascii="맑은 고딕" w:eastAsia="맑은 고딕" w:hAnsi="맑은 고딕" w:cs="맑은 고딕"/>
+          <w:sz w:val="20"/>
+          <w:szCs w:val="20"/>
+        </w:rPr>
+        <w:t>)가 아니라 ID(</w:t>
       </w:r>
       <w:r>
         <w:rPr>
@@ -10287,79 +10333,6 @@
           <w:sz w:val="19"/>
           <w:szCs w:val="19"/>
         </w:rPr>
-        <w:t>@NotBlank</w:t>
-      </w:r>
-      <w:r>
-        <w:rPr>
-          <w:rFonts w:ascii="맑은 고딕" w:eastAsia="맑은 고딕" w:hAnsi="맑은 고딕" w:cs="맑은 고딕"/>
-          <w:sz w:val="20"/>
-          <w:szCs w:val="20"/>
-        </w:rPr>
-        <w:t xml:space="preserve"> 가 아니라 </w:t>
-      </w:r>
-      <w:r>
-        <w:rPr>
-          <w:rFonts w:ascii="Consolas" w:eastAsia="Consolas" w:hAnsi="Consolas" w:cs="Consolas"/>
-          <w:color w:val="188038"/>
-          <w:sz w:val="19"/>
-          <w:szCs w:val="19"/>
-        </w:rPr>
-        <w:t>@NotNull</w:t>
-      </w:r>
-      <w:r>
-        <w:rPr>
-          <w:rFonts w:ascii="맑은 고딕" w:eastAsia="맑은 고딕" w:hAnsi="맑은 고딕" w:cs="맑은 고딕"/>
-          <w:sz w:val="20"/>
-          <w:szCs w:val="20"/>
-        </w:rPr>
-        <w:t xml:space="preserve"> 을 사용합니다.</w:t>
-      </w:r>
-    </w:p>
-    <w:p>
-      <w:pPr>
-        <w:widowControl w:val="0"/>
-        <w:numPr>
-          <w:ilvl w:val="0"/>
-          <w:numId w:val="5"/>
-        </w:numPr>
-        <w:spacing w:line="259" w:lineRule="auto"/>
-        <w:ind w:left="720"/>
-        <w:rPr>
-          <w:rFonts w:ascii="맑은 고딕" w:eastAsia="맑은 고딕" w:hAnsi="맑은 고딕" w:cs="맑은 고딕"/>
-        </w:rPr>
-      </w:pPr>
-      <w:r>
-        <w:rPr>
-          <w:rFonts w:ascii="맑은 고딕" w:eastAsia="맑은 고딕" w:hAnsi="맑은 고딕" w:cs="맑은 고딕"/>
-          <w:sz w:val="20"/>
-          <w:szCs w:val="20"/>
-        </w:rPr>
-        <w:t>엔티티(</w:t>
-      </w:r>
-      <w:r>
-        <w:rPr>
-          <w:rFonts w:ascii="Consolas" w:eastAsia="Consolas" w:hAnsi="Consolas" w:cs="Consolas"/>
-          <w:color w:val="188038"/>
-          <w:sz w:val="19"/>
-          <w:szCs w:val="19"/>
-        </w:rPr>
-        <w:t>Department</w:t>
-      </w:r>
-      <w:r>
-        <w:rPr>
-          <w:rFonts w:ascii="맑은 고딕" w:eastAsia="맑은 고딕" w:hAnsi="맑은 고딕" w:cs="맑은 고딕"/>
-          <w:sz w:val="20"/>
-          <w:szCs w:val="20"/>
-        </w:rPr>
-        <w:t>)가 아니라 ID(</w:t>
-      </w:r>
-      <w:r>
-        <w:rPr>
-          <w:rFonts w:ascii="Consolas" w:eastAsia="Consolas" w:hAnsi="Consolas" w:cs="Consolas"/>
-          <w:color w:val="188038"/>
-          <w:sz w:val="19"/>
-          <w:szCs w:val="19"/>
-        </w:rPr>
         <w:t>Long</w:t>
       </w:r>
       <w:r>
@@ -10373,9 +10346,6 @@
     </w:p>
     <w:p>
       <w:pPr>
-        <w:spacing w:before="280" w:after="100"/>
-      </w:pPr>
-      <w:r>
         <w:rPr>
           <w:rFonts w:ascii="맑은 고딕" w:eastAsia="맑은 고딕" w:hAnsi="맑은 고딕" w:cs="맑은 고딕"/>
           <w:b/>
@@ -10384,6 +10354,33 @@
           <w:sz w:val="24"/>
           <w:szCs w:val="24"/>
         </w:rPr>
+      </w:pPr>
+      <w:r>
+        <w:rPr>
+          <w:rFonts w:ascii="맑은 고딕" w:eastAsia="맑은 고딕" w:hAnsi="맑은 고딕" w:cs="맑은 고딕"/>
+          <w:b/>
+          <w:bCs/>
+          <w:color w:val="000000"/>
+          <w:sz w:val="24"/>
+          <w:szCs w:val="24"/>
+        </w:rPr>
+        <w:br w:type="page"/>
+      </w:r>
+    </w:p>
+    <w:p>
+      <w:pPr>
+        <w:spacing w:before="280" w:after="100"/>
+      </w:pPr>
+      <w:r>
+        <w:rPr>
+          <w:rFonts w:ascii="맑은 고딕" w:eastAsia="맑은 고딕" w:hAnsi="맑은 고딕" w:cs="맑은 고딕"/>
+          <w:b/>
+          <w:bCs/>
+          <w:color w:val="000000"/>
+          <w:sz w:val="24"/>
+          <w:szCs w:val="24"/>
+        </w:rPr>
+        <w:lastRenderedPageBreak/>
         <w:t xml:space="preserve">Step </w:t>
       </w:r>
       <w:r>
@@ -10462,7 +10459,6 @@
           <w:sz w:val="20"/>
           <w:szCs w:val="20"/>
         </w:rPr>
-        <w:lastRenderedPageBreak/>
         <w:t>getAllDepartments(</w:t>
       </w:r>
       <w:proofErr w:type="gramStart"/>
@@ -11437,6 +11433,9 @@
       <w:pPr>
         <w:shd w:val="clear" w:color="auto" w:fill="F5F5F5"/>
         <w:spacing w:line="240" w:lineRule="auto"/>
+        <w:rPr>
+          <w:lang w:val="en-US"/>
+        </w:rPr>
       </w:pPr>
       <w:r>
         <w:rPr>
@@ -11453,6 +11452,7 @@
           <w:rFonts w:ascii="Consolas" w:eastAsia="Consolas" w:hAnsi="Consolas" w:cs="Consolas"/>
           <w:sz w:val="17"/>
           <w:szCs w:val="17"/>
+          <w:lang w:val="en-US"/>
         </w:rPr>
         <w:t>.studentNumber</w:t>
       </w:r>
@@ -11462,6 +11462,7 @@
           <w:rFonts w:ascii="Consolas" w:eastAsia="Consolas" w:hAnsi="Consolas" w:cs="Consolas"/>
           <w:sz w:val="17"/>
           <w:szCs w:val="17"/>
+          <w:lang w:val="en-US"/>
         </w:rPr>
         <w:t>(request.getStudentNumber())</w:t>
       </w:r>
@@ -11476,8 +11477,18 @@
           <w:rFonts w:ascii="Consolas" w:eastAsia="Consolas" w:hAnsi="Consolas" w:cs="Consolas"/>
           <w:sz w:val="17"/>
           <w:szCs w:val="17"/>
-        </w:rPr>
-        <w:t xml:space="preserve">        //Student 와 Department 연관관계 저장 - 주인 쪽이므로 이것만으로 FK 가 저장된다</w:t>
+          <w:lang w:val="en-US"/>
+        </w:rPr>
+        <w:lastRenderedPageBreak/>
+        <w:t xml:space="preserve">        </w:t>
+      </w:r>
+      <w:r>
+        <w:rPr>
+          <w:rFonts w:ascii="Consolas" w:eastAsia="Consolas" w:hAnsi="Consolas" w:cs="Consolas"/>
+          <w:sz w:val="17"/>
+          <w:szCs w:val="17"/>
+        </w:rPr>
+        <w:t>//Student 와 Department 연관관계 저장 - 주인 쪽이므로 이것만으로 FK 가 저장된다</w:t>
       </w:r>
     </w:p>
     <w:p>
@@ -11668,7 +11679,6 @@
           <w:sz w:val="19"/>
           <w:szCs w:val="19"/>
         </w:rPr>
-        <w:lastRenderedPageBreak/>
         <w:t>updateStudent()</w:t>
       </w:r>
       <w:r>
@@ -11801,21 +11811,242 @@
         <w:rPr>
           <w:rFonts w:ascii="Consolas" w:eastAsia="Consolas" w:hAnsi="Consolas" w:cs="Consolas"/>
           <w:sz w:val="17"/>
-          <w:szCs w:val="17"/>
-        </w:rPr>
-        <w:t>PUT /api/students/10</w:t>
-      </w:r>
-    </w:p>
-    <w:p>
-      <w:pPr>
-        <w:shd w:val="clear" w:color="auto" w:fill="F5F5F5"/>
-        <w:spacing w:line="240" w:lineRule="auto"/>
-      </w:pPr>
-      <w:r>
-        <w:rPr>
-          <w:rFonts w:ascii="Consolas" w:eastAsia="Consolas" w:hAnsi="Consolas" w:cs="Consolas"/>
-          <w:sz w:val="17"/>
-          <w:szCs w:val="17"/>
+        </w:rPr>
+        <w:t xml:space="preserve">POST /api/students          ( </w:t>
+      </w:r>
+      <w:r>
+        <w:rPr>
+          <w:rFonts w:ascii="Consolas" w:eastAsia="Consolas" w:hAnsi="Consolas" w:cs="Consolas"/>
+          <w:sz w:val="17"/>
+        </w:rPr>
+        <w:t>상세정보</w:t>
+      </w:r>
+      <w:r>
+        <w:rPr>
+          <w:rFonts w:ascii="Consolas" w:eastAsia="Consolas" w:hAnsi="Consolas" w:cs="Consolas"/>
+          <w:sz w:val="17"/>
+        </w:rPr>
+        <w:t xml:space="preserve"> </w:t>
+      </w:r>
+      <w:r>
+        <w:rPr>
+          <w:rFonts w:ascii="Consolas" w:eastAsia="Consolas" w:hAnsi="Consolas" w:cs="Consolas"/>
+          <w:sz w:val="17"/>
+        </w:rPr>
+        <w:t>없이</w:t>
+      </w:r>
+      <w:r>
+        <w:rPr>
+          <w:rFonts w:ascii="Consolas" w:eastAsia="Consolas" w:hAnsi="Consolas" w:cs="Consolas"/>
+          <w:sz w:val="17"/>
+        </w:rPr>
+        <w:t xml:space="preserve"> </w:t>
+      </w:r>
+      <w:r>
+        <w:rPr>
+          <w:rFonts w:ascii="Consolas" w:eastAsia="Consolas" w:hAnsi="Consolas" w:cs="Consolas"/>
+          <w:sz w:val="17"/>
+        </w:rPr>
+        <w:t>학생</w:t>
+      </w:r>
+      <w:r>
+        <w:rPr>
+          <w:rFonts w:ascii="Consolas" w:eastAsia="Consolas" w:hAnsi="Consolas" w:cs="Consolas"/>
+          <w:sz w:val="17"/>
+        </w:rPr>
+        <w:t xml:space="preserve"> </w:t>
+      </w:r>
+      <w:r>
+        <w:rPr>
+          <w:rFonts w:ascii="Consolas" w:eastAsia="Consolas" w:hAnsi="Consolas" w:cs="Consolas"/>
+          <w:sz w:val="17"/>
+        </w:rPr>
+        <w:t>등록</w:t>
+      </w:r>
+      <w:r>
+        <w:rPr>
+          <w:rFonts w:ascii="Consolas" w:eastAsia="Consolas" w:hAnsi="Consolas" w:cs="Consolas"/>
+          <w:sz w:val="17"/>
+        </w:rPr>
+        <w:t xml:space="preserve"> )</w:t>
+      </w:r>
+    </w:p>
+    <w:p>
+      <w:pPr>
+        <w:shd w:val="clear" w:color="auto" w:fill="F5F5F5"/>
+        <w:spacing w:line="240" w:lineRule="auto"/>
+        <w:rPr>
+          <w:lang w:val="en-US"/>
+        </w:rPr>
+      </w:pPr>
+      <w:proofErr w:type="gramStart"/>
+      <w:r>
+        <w:rPr>
+          <w:rFonts w:ascii="Consolas" w:eastAsia="Consolas" w:hAnsi="Consolas" w:cs="Consolas"/>
+          <w:sz w:val="17"/>
+          <w:lang w:val="en-US"/>
+        </w:rPr>
+        <w:t>{ "</w:t>
+      </w:r>
+      <w:proofErr w:type="gramEnd"/>
+      <w:r>
+        <w:rPr>
+          <w:rFonts w:ascii="Consolas" w:eastAsia="Consolas" w:hAnsi="Consolas" w:cs="Consolas"/>
+          <w:sz w:val="17"/>
+          <w:lang w:val="en-US"/>
+        </w:rPr>
+        <w:t>name":"Repro Student", "studentNumber":"RP001", "departmentId":1 }</w:t>
+      </w:r>
+    </w:p>
+    <w:p>
+      <w:pPr>
+        <w:shd w:val="clear" w:color="auto" w:fill="F5F5F5"/>
+        <w:spacing w:line="240" w:lineRule="auto"/>
+        <w:rPr>
+          <w:lang w:val="en-US"/>
+        </w:rPr>
+      </w:pPr>
+      <w:r>
+        <w:rPr>
+          <w:rFonts w:ascii="Consolas" w:eastAsia="Consolas" w:hAnsi="Consolas" w:cs="Consolas"/>
+          <w:sz w:val="17"/>
+          <w:lang w:val="en-US"/>
+        </w:rPr>
+        <w:t xml:space="preserve"> </w:t>
+      </w:r>
+    </w:p>
+    <w:p>
+      <w:pPr>
+        <w:shd w:val="clear" w:color="auto" w:fill="F5F5F5"/>
+        <w:spacing w:line="240" w:lineRule="auto"/>
+      </w:pPr>
+      <w:r>
+        <w:rPr>
+          <w:rFonts w:ascii="Consolas" w:eastAsia="Consolas" w:hAnsi="Consolas" w:cs="Consolas"/>
+          <w:sz w:val="17"/>
+          <w:lang w:val="en-US"/>
+        </w:rPr>
+        <w:t xml:space="preserve">  </w:t>
+      </w:r>
+      <w:r>
+        <w:rPr>
+          <w:rFonts w:ascii="Consolas" w:eastAsia="Consolas" w:hAnsi="Consolas" w:cs="Consolas"/>
+          <w:sz w:val="17"/>
+        </w:rPr>
+        <w:t>201 Created   -&gt;  "detail": null</w:t>
+      </w:r>
+    </w:p>
+    <w:p>
+      <w:pPr>
+        <w:shd w:val="clear" w:color="auto" w:fill="F5F5F5"/>
+        <w:spacing w:line="240" w:lineRule="auto"/>
+      </w:pPr>
+      <w:r>
+        <w:rPr>
+          <w:rFonts w:ascii="Consolas" w:eastAsia="Consolas" w:hAnsi="Consolas" w:cs="Consolas"/>
+          <w:sz w:val="17"/>
+        </w:rPr>
+        <w:t xml:space="preserve"> </w:t>
+      </w:r>
+    </w:p>
+    <w:p>
+      <w:pPr>
+        <w:shd w:val="clear" w:color="auto" w:fill="F5F5F5"/>
+        <w:spacing w:line="240" w:lineRule="auto"/>
+      </w:pPr>
+      <w:r>
+        <w:rPr>
+          <w:rFonts w:ascii="Consolas" w:eastAsia="Consolas" w:hAnsi="Consolas" w:cs="Consolas"/>
+          <w:sz w:val="17"/>
+        </w:rPr>
+        <w:t xml:space="preserve"> </w:t>
+      </w:r>
+    </w:p>
+    <w:p>
+      <w:pPr>
+        <w:shd w:val="clear" w:color="auto" w:fill="F5F5F5"/>
+        <w:spacing w:line="240" w:lineRule="auto"/>
+      </w:pPr>
+      <w:r>
+        <w:rPr>
+          <w:rFonts w:ascii="Consolas" w:eastAsia="Consolas" w:hAnsi="Consolas" w:cs="Consolas"/>
+          <w:sz w:val="17"/>
+        </w:rPr>
+        <w:t xml:space="preserve">PUT /api/students/9         ( </w:t>
+      </w:r>
+      <w:r>
+        <w:rPr>
+          <w:rFonts w:ascii="Consolas" w:eastAsia="Consolas" w:hAnsi="Consolas" w:cs="Consolas"/>
+          <w:sz w:val="17"/>
+        </w:rPr>
+        <w:t>그</w:t>
+      </w:r>
+      <w:r>
+        <w:rPr>
+          <w:rFonts w:ascii="Consolas" w:eastAsia="Consolas" w:hAnsi="Consolas" w:cs="Consolas"/>
+          <w:sz w:val="17"/>
+        </w:rPr>
+        <w:t xml:space="preserve"> </w:t>
+      </w:r>
+      <w:r>
+        <w:rPr>
+          <w:rFonts w:ascii="Consolas" w:eastAsia="Consolas" w:hAnsi="Consolas" w:cs="Consolas"/>
+          <w:sz w:val="17"/>
+        </w:rPr>
+        <w:t>학</w:t>
+      </w:r>
+      <w:r>
+        <w:rPr>
+          <w:rFonts w:ascii="Consolas" w:eastAsia="Consolas" w:hAnsi="Consolas" w:cs="Consolas"/>
+          <w:sz w:val="17"/>
+        </w:rPr>
+        <w:t>생에게</w:t>
+      </w:r>
+      <w:r>
+        <w:rPr>
+          <w:rFonts w:ascii="Consolas" w:eastAsia="Consolas" w:hAnsi="Consolas" w:cs="Consolas"/>
+          <w:sz w:val="17"/>
+        </w:rPr>
+        <w:t xml:space="preserve"> </w:t>
+      </w:r>
+      <w:r>
+        <w:rPr>
+          <w:rFonts w:ascii="Consolas" w:eastAsia="Consolas" w:hAnsi="Consolas" w:cs="Consolas"/>
+          <w:sz w:val="17"/>
+        </w:rPr>
+        <w:t>상세정보를</w:t>
+      </w:r>
+      <w:r>
+        <w:rPr>
+          <w:rFonts w:ascii="Consolas" w:eastAsia="Consolas" w:hAnsi="Consolas" w:cs="Consolas"/>
+          <w:sz w:val="17"/>
+        </w:rPr>
+        <w:t xml:space="preserve"> </w:t>
+      </w:r>
+      <w:r>
+        <w:rPr>
+          <w:rFonts w:ascii="Consolas" w:eastAsia="Consolas" w:hAnsi="Consolas" w:cs="Consolas"/>
+          <w:sz w:val="17"/>
+        </w:rPr>
+        <w:t>추가</w:t>
+      </w:r>
+      <w:r>
+        <w:rPr>
+          <w:rFonts w:ascii="Consolas" w:eastAsia="Consolas" w:hAnsi="Consolas" w:cs="Consolas"/>
+          <w:sz w:val="17"/>
+        </w:rPr>
+        <w:t xml:space="preserve"> )</w:t>
+      </w:r>
+    </w:p>
+    <w:p>
+      <w:pPr>
+        <w:shd w:val="clear" w:color="auto" w:fill="F5F5F5"/>
+        <w:spacing w:line="240" w:lineRule="auto"/>
+      </w:pPr>
+      <w:r>
+        <w:rPr>
+          <w:rFonts w:ascii="Consolas" w:eastAsia="Consolas" w:hAnsi="Consolas" w:cs="Consolas"/>
+          <w:sz w:val="17"/>
         </w:rPr>
         <w:t>{</w:t>
       </w:r>
@@ -11829,53 +12060,87 @@
         <w:rPr>
           <w:rFonts w:ascii="Consolas" w:eastAsia="Consolas" w:hAnsi="Consolas" w:cs="Consolas"/>
           <w:sz w:val="17"/>
-          <w:szCs w:val="17"/>
-        </w:rPr>
-        <w:t xml:space="preserve">  "name": "김둘리", "studentNumber": "MATH002", "departmentId": 5,</w:t>
-      </w:r>
-    </w:p>
-    <w:p>
-      <w:pPr>
-        <w:shd w:val="clear" w:color="auto" w:fill="F5F5F5"/>
-        <w:spacing w:line="240" w:lineRule="auto"/>
-      </w:pPr>
-      <w:r>
-        <w:rPr>
-          <w:rFonts w:ascii="Consolas" w:eastAsia="Consolas" w:hAnsi="Consolas" w:cs="Consolas"/>
-          <w:sz w:val="17"/>
-          <w:szCs w:val="17"/>
-        </w:rPr>
-        <w:t xml:space="preserve">  "detailRequest": </w:t>
+        </w:rPr>
+        <w:t xml:space="preserve">  "name":"Repro Student", "studentNumber":"RP001", "departmentId":1,</w:t>
+      </w:r>
+    </w:p>
+    <w:p>
+      <w:pPr>
+        <w:shd w:val="clear" w:color="auto" w:fill="F5F5F5"/>
+        <w:spacing w:line="240" w:lineRule="auto"/>
+      </w:pPr>
+      <w:r>
+        <w:rPr>
+          <w:rFonts w:ascii="Consolas" w:eastAsia="Consolas" w:hAnsi="Consolas" w:cs="Consolas"/>
+          <w:sz w:val="17"/>
+        </w:rPr>
+        <w:t xml:space="preserve">  "detailRequest":{ "address":"Some Address",</w:t>
+      </w:r>
+    </w:p>
+    <w:p>
+      <w:pPr>
+        <w:shd w:val="clear" w:color="auto" w:fill="F5F5F5"/>
+        <w:spacing w:line="240" w:lineRule="auto"/>
+        <w:rPr>
+          <w:lang w:val="en-US"/>
+        </w:rPr>
+      </w:pPr>
+      <w:r>
+        <w:rPr>
+          <w:rFonts w:ascii="Consolas" w:eastAsia="Consolas" w:hAnsi="Consolas" w:cs="Consolas"/>
+          <w:sz w:val="17"/>
+        </w:rPr>
+        <w:t xml:space="preserve">                    </w:t>
+      </w:r>
+      <w:r>
+        <w:rPr>
+          <w:rFonts w:ascii="Consolas" w:eastAsia="Consolas" w:hAnsi="Consolas" w:cs="Consolas"/>
+          <w:sz w:val="17"/>
+          <w:lang w:val="en-US"/>
+        </w:rPr>
+        <w:t>"phoneNumber":"010-5555-6666",</w:t>
+      </w:r>
+    </w:p>
+    <w:p>
+      <w:pPr>
+        <w:shd w:val="clear" w:color="auto" w:fill="F5F5F5"/>
+        <w:spacing w:line="240" w:lineRule="auto"/>
+        <w:rPr>
+          <w:lang w:val="en-US"/>
+        </w:rPr>
+      </w:pPr>
+      <w:r>
+        <w:rPr>
+          <w:rFonts w:ascii="Consolas" w:eastAsia="Consolas" w:hAnsi="Consolas" w:cs="Consolas"/>
+          <w:sz w:val="17"/>
+          <w:lang w:val="en-US"/>
+        </w:rPr>
+        <w:t xml:space="preserve">                    "email":"repro@example.com</w:t>
       </w:r>
       <w:proofErr w:type="gramStart"/>
       <w:r>
         <w:rPr>
           <w:rFonts w:ascii="Consolas" w:eastAsia="Consolas" w:hAnsi="Consolas" w:cs="Consolas"/>
           <w:sz w:val="17"/>
-          <w:szCs w:val="17"/>
-        </w:rPr>
-        <w:t>{ "</w:t>
+          <w:lang w:val="en-US"/>
+        </w:rPr>
+        <w:t>" }</w:t>
       </w:r>
       <w:proofErr w:type="gramEnd"/>
-      <w:r>
-        <w:rPr>
-          <w:rFonts w:ascii="Consolas" w:eastAsia="Consolas" w:hAnsi="Consolas" w:cs="Consolas"/>
-          <w:sz w:val="17"/>
-          <w:szCs w:val="17"/>
-        </w:rPr>
-        <w:t>address": "경기도 남양주시", ... }</w:t>
-      </w:r>
-    </w:p>
-    <w:p>
-      <w:pPr>
-        <w:shd w:val="clear" w:color="auto" w:fill="F5F5F5"/>
-        <w:spacing w:line="240" w:lineRule="auto"/>
-      </w:pPr>
-      <w:r>
-        <w:rPr>
-          <w:rFonts w:ascii="Consolas" w:eastAsia="Consolas" w:hAnsi="Consolas" w:cs="Consolas"/>
-          <w:sz w:val="17"/>
-          <w:szCs w:val="17"/>
+    </w:p>
+    <w:p>
+      <w:pPr>
+        <w:shd w:val="clear" w:color="auto" w:fill="F5F5F5"/>
+        <w:spacing w:line="240" w:lineRule="auto"/>
+        <w:rPr>
+          <w:lang w:val="en-US"/>
+        </w:rPr>
+      </w:pPr>
+      <w:r>
+        <w:rPr>
+          <w:rFonts w:ascii="Consolas" w:eastAsia="Consolas" w:hAnsi="Consolas" w:cs="Consolas"/>
+          <w:sz w:val="17"/>
+          <w:lang w:val="en-US"/>
         </w:rPr>
         <w:t>}</w:t>
       </w:r>
@@ -11884,12 +12149,15 @@
       <w:pPr>
         <w:shd w:val="clear" w:color="auto" w:fill="F5F5F5"/>
         <w:spacing w:line="240" w:lineRule="auto"/>
-      </w:pPr>
-      <w:r>
-        <w:rPr>
-          <w:rFonts w:ascii="Consolas" w:eastAsia="Consolas" w:hAnsi="Consolas" w:cs="Consolas"/>
-          <w:sz w:val="17"/>
-          <w:szCs w:val="17"/>
+        <w:rPr>
+          <w:lang w:val="en-US"/>
+        </w:rPr>
+      </w:pPr>
+      <w:r>
+        <w:rPr>
+          <w:rFonts w:ascii="Consolas" w:eastAsia="Consolas" w:hAnsi="Consolas" w:cs="Consolas"/>
+          <w:sz w:val="17"/>
+          <w:lang w:val="en-US"/>
         </w:rPr>
         <w:t xml:space="preserve"> </w:t>
       </w:r>
@@ -11898,26 +12166,40 @@
       <w:pPr>
         <w:shd w:val="clear" w:color="auto" w:fill="F5F5F5"/>
         <w:spacing w:line="240" w:lineRule="auto"/>
-      </w:pPr>
-      <w:r>
-        <w:rPr>
-          <w:rFonts w:ascii="Consolas" w:eastAsia="Consolas" w:hAnsi="Consolas" w:cs="Consolas"/>
-          <w:sz w:val="17"/>
-          <w:szCs w:val="17"/>
-        </w:rPr>
-        <w:t>500 Internal Server Error</w:t>
-      </w:r>
-    </w:p>
-    <w:p>
-      <w:pPr>
-        <w:shd w:val="clear" w:color="auto" w:fill="F5F5F5"/>
-        <w:spacing w:line="240" w:lineRule="auto"/>
-      </w:pPr>
-      <w:r>
-        <w:rPr>
-          <w:rFonts w:ascii="Consolas" w:eastAsia="Consolas" w:hAnsi="Consolas" w:cs="Consolas"/>
-          <w:sz w:val="17"/>
-          <w:szCs w:val="17"/>
+        <w:rPr>
+          <w:lang w:val="en-US"/>
+        </w:rPr>
+      </w:pPr>
+      <w:r>
+        <w:rPr>
+          <w:rFonts w:ascii="Consolas" w:eastAsia="Consolas" w:hAnsi="Consolas" w:cs="Consolas"/>
+          <w:sz w:val="17"/>
+          <w:lang w:val="en-US"/>
+        </w:rPr>
+        <w:t xml:space="preserve">  500 Internal Serv</w:t>
+      </w:r>
+      <w:r>
+        <w:rPr>
+          <w:rFonts w:ascii="Consolas" w:eastAsia="Consolas" w:hAnsi="Consolas" w:cs="Consolas"/>
+          <w:sz w:val="17"/>
+          <w:lang w:val="en-US"/>
+        </w:rPr>
+        <w:t>er Error</w:t>
+      </w:r>
+    </w:p>
+    <w:p>
+      <w:pPr>
+        <w:shd w:val="clear" w:color="auto" w:fill="F5F5F5"/>
+        <w:spacing w:line="240" w:lineRule="auto"/>
+        <w:rPr>
+          <w:lang w:val="en-US"/>
+        </w:rPr>
+      </w:pPr>
+      <w:r>
+        <w:rPr>
+          <w:rFonts w:ascii="Consolas" w:eastAsia="Consolas" w:hAnsi="Consolas" w:cs="Consolas"/>
+          <w:sz w:val="17"/>
+          <w:lang w:val="en-US"/>
         </w:rPr>
         <w:t xml:space="preserve"> </w:t>
       </w:r>
@@ -11926,12 +12208,15 @@
       <w:pPr>
         <w:shd w:val="clear" w:color="auto" w:fill="F5F5F5"/>
         <w:spacing w:line="240" w:lineRule="auto"/>
-      </w:pPr>
-      <w:r>
-        <w:rPr>
-          <w:rFonts w:ascii="Consolas" w:eastAsia="Consolas" w:hAnsi="Consolas" w:cs="Consolas"/>
-          <w:sz w:val="17"/>
-          <w:szCs w:val="17"/>
+        <w:rPr>
+          <w:lang w:val="en-US"/>
+        </w:rPr>
+      </w:pPr>
+      <w:r>
+        <w:rPr>
+          <w:rFonts w:ascii="Consolas" w:eastAsia="Consolas" w:hAnsi="Consolas" w:cs="Consolas"/>
+          <w:sz w:val="17"/>
+          <w:lang w:val="en-US"/>
         </w:rPr>
         <w:t xml:space="preserve">  insert into student_details (address</w:t>
       </w:r>
@@ -11940,7 +12225,7 @@
         <w:rPr>
           <w:rFonts w:ascii="Consolas" w:eastAsia="Consolas" w:hAnsi="Consolas" w:cs="Consolas"/>
           <w:sz w:val="17"/>
-          <w:szCs w:val="17"/>
+          <w:lang w:val="en-US"/>
         </w:rPr>
         <w:t>,date</w:t>
       </w:r>
@@ -11949,42 +12234,67 @@
         <w:rPr>
           <w:rFonts w:ascii="Consolas" w:eastAsia="Consolas" w:hAnsi="Consolas" w:cs="Consolas"/>
           <w:sz w:val="17"/>
-          <w:szCs w:val="17"/>
-        </w:rPr>
-        <w:t>_of_birth,email,phone_number,student_id,...)</w:t>
-      </w:r>
-    </w:p>
-    <w:p>
-      <w:pPr>
-        <w:shd w:val="clear" w:color="auto" w:fill="F5F5F5"/>
-        <w:spacing w:line="240" w:lineRule="auto"/>
-        <w:rPr>
-          <w:lang w:val="en-US"/>
-        </w:rPr>
-      </w:pPr>
-      <w:r>
-        <w:rPr>
-          <w:rFonts w:ascii="Consolas" w:eastAsia="Consolas" w:hAnsi="Consolas" w:cs="Consolas"/>
-          <w:sz w:val="17"/>
-          <w:szCs w:val="17"/>
-        </w:rPr>
-        <w:t xml:space="preserve">         </w:t>
-      </w:r>
-      <w:r>
-        <w:rPr>
-          <w:rFonts w:ascii="Consolas" w:eastAsia="Consolas" w:hAnsi="Consolas" w:cs="Consolas"/>
-          <w:sz w:val="17"/>
-          <w:szCs w:val="17"/>
-          <w:lang w:val="en-US"/>
-        </w:rPr>
-        <w:t>values (</w:t>
+          <w:lang w:val="en-US"/>
+        </w:rPr>
+        <w:t>_of_birth,email,phone_number,</w:t>
+      </w:r>
+    </w:p>
+    <w:p>
+      <w:pPr>
+        <w:shd w:val="clear" w:color="auto" w:fill="F5F5F5"/>
+        <w:spacing w:line="240" w:lineRule="auto"/>
+        <w:rPr>
+          <w:lang w:val="en-US"/>
+        </w:rPr>
+      </w:pPr>
+      <w:r>
+        <w:rPr>
+          <w:rFonts w:ascii="Consolas" w:eastAsia="Consolas" w:hAnsi="Consolas" w:cs="Consolas"/>
+          <w:sz w:val="17"/>
+          <w:lang w:val="en-US"/>
+        </w:rPr>
+        <w:t xml:space="preserve">                               student_id</w:t>
       </w:r>
       <w:proofErr w:type="gramStart"/>
       <w:r>
         <w:rPr>
           <w:rFonts w:ascii="Consolas" w:eastAsia="Consolas" w:hAnsi="Consolas" w:cs="Consolas"/>
           <w:sz w:val="17"/>
-          <w:szCs w:val="17"/>
+          <w:lang w:val="en-US"/>
+        </w:rPr>
+        <w:t>,student</w:t>
+      </w:r>
+      <w:proofErr w:type="gramEnd"/>
+      <w:r>
+        <w:rPr>
+          <w:rFonts w:ascii="Consolas" w:eastAsia="Consolas" w:hAnsi="Consolas" w:cs="Consolas"/>
+          <w:sz w:val="17"/>
+          <w:lang w:val="en-US"/>
+        </w:rPr>
+        <w:t>_detail_id)</w:t>
+      </w:r>
+    </w:p>
+    <w:p>
+      <w:pPr>
+        <w:shd w:val="clear" w:color="auto" w:fill="F5F5F5"/>
+        <w:spacing w:line="240" w:lineRule="auto"/>
+        <w:rPr>
+          <w:lang w:val="en-US"/>
+        </w:rPr>
+      </w:pPr>
+      <w:r>
+        <w:rPr>
+          <w:rFonts w:ascii="Consolas" w:eastAsia="Consolas" w:hAnsi="Consolas" w:cs="Consolas"/>
+          <w:sz w:val="17"/>
+          <w:lang w:val="en-US"/>
+        </w:rPr>
+        <w:t xml:space="preserve">         values (</w:t>
+      </w:r>
+      <w:proofErr w:type="gramStart"/>
+      <w:r>
+        <w:rPr>
+          <w:rFonts w:ascii="Consolas" w:eastAsia="Consolas" w:hAnsi="Consolas" w:cs="Consolas"/>
+          <w:sz w:val="17"/>
           <w:lang w:val="en-US"/>
         </w:rPr>
         <w:t>?,?,?,?,?,</w:t>
@@ -11994,7 +12304,6 @@
         <w:rPr>
           <w:rFonts w:ascii="Consolas" w:eastAsia="Consolas" w:hAnsi="Consolas" w:cs="Consolas"/>
           <w:sz w:val="17"/>
-          <w:szCs w:val="17"/>
           <w:lang w:val="en-US"/>
         </w:rPr>
         <w:t>default)</w:t>
@@ -12012,7 +12321,6 @@
         <w:rPr>
           <w:rFonts w:ascii="Consolas" w:eastAsia="Consolas" w:hAnsi="Consolas" w:cs="Consolas"/>
           <w:sz w:val="17"/>
-          <w:szCs w:val="17"/>
           <w:lang w:val="en-US"/>
         </w:rPr>
         <w:t xml:space="preserve"> </w:t>
@@ -12030,10 +12338,9 @@
         <w:rPr>
           <w:rFonts w:ascii="Consolas" w:eastAsia="Consolas" w:hAnsi="Consolas" w:cs="Consolas"/>
           <w:sz w:val="17"/>
-          <w:szCs w:val="17"/>
-          <w:lang w:val="en-US"/>
-        </w:rPr>
-        <w:t xml:space="preserve">  NULL not allowed for column "ADDRESS"   [23502-232]</w:t>
+          <w:lang w:val="en-US"/>
+        </w:rPr>
+        <w:t xml:space="preserve">  NULL not allowed for column "EMAIL"   [23502-232]</w:t>
       </w:r>
     </w:p>
     <w:p>
@@ -12202,6 +12509,7 @@
           <w:sz w:val="17"/>
           <w:szCs w:val="17"/>
         </w:rPr>
+        <w:lastRenderedPageBreak/>
         <w:t>// (2) 중복 검사 - 여기서 조회 쿼리가 실행된다</w:t>
       </w:r>
     </w:p>
@@ -12209,12 +12517,16 @@
       <w:pPr>
         <w:shd w:val="clear" w:color="auto" w:fill="F5F5F5"/>
         <w:spacing w:line="240" w:lineRule="auto"/>
-      </w:pPr>
-      <w:r>
-        <w:rPr>
-          <w:rFonts w:ascii="Consolas" w:eastAsia="Consolas" w:hAnsi="Consolas" w:cs="Consolas"/>
-          <w:sz w:val="17"/>
-          <w:szCs w:val="17"/>
+        <w:rPr>
+          <w:lang w:val="en-US"/>
+        </w:rPr>
+      </w:pPr>
+      <w:r>
+        <w:rPr>
+          <w:rFonts w:ascii="Consolas" w:eastAsia="Consolas" w:hAnsi="Consolas" w:cs="Consolas"/>
+          <w:sz w:val="17"/>
+          <w:szCs w:val="17"/>
+          <w:lang w:val="en-US"/>
         </w:rPr>
         <w:t xml:space="preserve">if (isEmailChangingAndExists(studentDetail, request.getDetailRequest())) </w:t>
       </w:r>
@@ -12224,6 +12536,7 @@
           <w:rFonts w:ascii="Consolas" w:eastAsia="Consolas" w:hAnsi="Consolas" w:cs="Consolas"/>
           <w:sz w:val="17"/>
           <w:szCs w:val="17"/>
+          <w:lang w:val="en-US"/>
         </w:rPr>
         <w:t>{ ...</w:t>
       </w:r>
@@ -12233,6 +12546,7 @@
           <w:rFonts w:ascii="Consolas" w:eastAsia="Consolas" w:hAnsi="Consolas" w:cs="Consolas"/>
           <w:sz w:val="17"/>
           <w:szCs w:val="17"/>
+          <w:lang w:val="en-US"/>
         </w:rPr>
         <w:t xml:space="preserve"> }</w:t>
       </w:r>
@@ -12241,12 +12555,16 @@
       <w:pPr>
         <w:shd w:val="clear" w:color="auto" w:fill="F5F5F5"/>
         <w:spacing w:line="240" w:lineRule="auto"/>
-      </w:pPr>
-      <w:r>
-        <w:rPr>
-          <w:rFonts w:ascii="Consolas" w:eastAsia="Consolas" w:hAnsi="Consolas" w:cs="Consolas"/>
-          <w:sz w:val="17"/>
-          <w:szCs w:val="17"/>
+        <w:rPr>
+          <w:lang w:val="en-US"/>
+        </w:rPr>
+      </w:pPr>
+      <w:r>
+        <w:rPr>
+          <w:rFonts w:ascii="Consolas" w:eastAsia="Consolas" w:hAnsi="Consolas" w:cs="Consolas"/>
+          <w:sz w:val="17"/>
+          <w:szCs w:val="17"/>
+          <w:lang w:val="en-US"/>
         </w:rPr>
         <w:t xml:space="preserve"> </w:t>
       </w:r>
@@ -12443,7 +12761,6 @@
         <w:rPr>
           <w:rFonts w:ascii="맑은 고딕" w:eastAsia="맑은 고딕" w:hAnsi="맑은 고딕" w:cs="맑은 고딕"/>
           <w:sz w:val="20"/>
-          <w:szCs w:val="20"/>
         </w:rPr>
         <w:t xml:space="preserve">이때 아직 값이 채워지지 않은 </w:t>
       </w:r>
@@ -12452,7 +12769,6 @@
           <w:rFonts w:ascii="Consolas" w:eastAsia="Consolas" w:hAnsi="Consolas" w:cs="Consolas"/>
           <w:color w:val="188038"/>
           <w:sz w:val="19"/>
-          <w:szCs w:val="19"/>
         </w:rPr>
         <w:t>StudentDetail</w:t>
       </w:r>
@@ -12460,7 +12776,6 @@
         <w:rPr>
           <w:rFonts w:ascii="맑은 고딕" w:eastAsia="맑은 고딕" w:hAnsi="맑은 고딕" w:cs="맑은 고딕"/>
           <w:sz w:val="20"/>
-          <w:szCs w:val="20"/>
         </w:rPr>
         <w:t xml:space="preserve"> 이 INSERT 되면서 </w:t>
       </w:r>
@@ -12469,7 +12784,21 @@
           <w:rFonts w:ascii="Consolas" w:eastAsia="Consolas" w:hAnsi="Consolas" w:cs="Consolas"/>
           <w:color w:val="188038"/>
           <w:sz w:val="19"/>
-          <w:szCs w:val="19"/>
+        </w:rPr>
+        <w:t>email</w:t>
+      </w:r>
+      <w:r>
+        <w:rPr>
+          <w:rFonts w:ascii="맑은 고딕" w:eastAsia="맑은 고딕" w:hAnsi="맑은 고딕" w:cs="맑은 고딕"/>
+          <w:sz w:val="20"/>
+        </w:rPr>
+        <w:t xml:space="preserve"> 의 NOT NULL 제약을 위반합니다. </w:t>
+      </w:r>
+      <w:r>
+        <w:rPr>
+          <w:rFonts w:ascii="Consolas" w:eastAsia="Consolas" w:hAnsi="Consolas" w:cs="Consolas"/>
+          <w:color w:val="188038"/>
+          <w:sz w:val="19"/>
         </w:rPr>
         <w:t>address</w:t>
       </w:r>
@@ -12477,9 +12806,8 @@
         <w:rPr>
           <w:rFonts w:ascii="맑은 고딕" w:eastAsia="맑은 고딕" w:hAnsi="맑은 고딕" w:cs="맑은 고딕"/>
           <w:sz w:val="20"/>
-          <w:szCs w:val="20"/>
-        </w:rPr>
-        <w:t xml:space="preserve"> 의 NOT NULL 제약을 위반합니다.</w:t>
+        </w:rPr>
+        <w:t xml:space="preserve"> 는 null 을 허용하므로 통과하고, 처음 만나는 NOT NULL 컬럼에서 걸립니다.</w:t>
       </w:r>
     </w:p>
     <w:p>
@@ -12514,7 +12842,6 @@
           <w:sz w:val="20"/>
           <w:szCs w:val="20"/>
         </w:rPr>
-        <w:lastRenderedPageBreak/>
         <w:t>정리하면 "값을 채우기 전에 영속 상태에 연결" + "중간에 조회 쿼리로 flush 발생" 이 겹쳐서 생긴 문제입니다.</w:t>
       </w:r>
     </w:p>
@@ -12613,9 +12940,8 @@
         <w:rPr>
           <w:rFonts w:ascii="Consolas" w:eastAsia="Consolas" w:hAnsi="Consolas" w:cs="Consolas"/>
           <w:sz w:val="17"/>
-          <w:szCs w:val="17"/>
-        </w:rPr>
-        <w:t>// address 등 NOT NULL 컬럼에 null 이 들어가 제약조건 위반이 발생한다.</w:t>
+        </w:rPr>
+        <w:t>// email, phoneNumber 등 NOT NULL 컬럼에 null 이 들어가 제약조건 위반이 발생한다.</w:t>
       </w:r>
     </w:p>
     <w:p>
@@ -13053,21 +13379,42 @@
     <w:p>
       <w:pPr>
         <w:spacing w:before="40" w:after="40"/>
-      </w:pPr>
-      <w:r>
-        <w:rPr>
-          <w:rFonts w:ascii="맑은 고딕" w:eastAsia="맑은 고딕" w:hAnsi="맑은 고딕" w:cs="맑은 고딕"/>
-          <w:sz w:val="20"/>
-          <w:szCs w:val="20"/>
+        <w:rPr>
+          <w:rFonts w:ascii="맑은 고딕" w:eastAsia="맑은 고딕" w:hAnsi="맑은 고딕" w:cs="맑은 고딕"/>
+          <w:sz w:val="20"/>
+        </w:rPr>
+      </w:pPr>
+    </w:p>
+    <w:p>
+      <w:pPr>
+        <w:spacing w:before="40" w:after="40"/>
+      </w:pPr>
+      <w:r>
+        <w:rPr>
+          <w:rFonts w:ascii="맑은 고딕" w:eastAsia="맑은 고딕" w:hAnsi="맑은 고딕" w:cs="맑은 고딕"/>
+          <w:sz w:val="20"/>
         </w:rPr>
         <w:t xml:space="preserve">검사 헬퍼 메서드도 </w:t>
+      </w:r>
+      <w:r>
+        <w:rPr>
+          <w:rFonts w:ascii="맑은 고딕" w:eastAsia="맑은 고딕" w:hAnsi="맑은 고딕" w:cs="맑은 고딕" w:hint="eastAsia"/>
+          <w:sz w:val="20"/>
+        </w:rPr>
+        <w:t>수정함</w:t>
+      </w:r>
+      <w:r>
+        <w:rPr>
+          <w:rFonts w:ascii="맑은 고딕" w:eastAsia="맑은 고딕" w:hAnsi="맑은 고딕" w:cs="맑은 고딕"/>
+          <w:sz w:val="20"/>
+        </w:rPr>
+        <w:t xml:space="preserve">. 상세정보가 아직 없는 학생이면 </w:t>
       </w:r>
       <w:r>
         <w:rPr>
           <w:rFonts w:ascii="Consolas" w:eastAsia="Consolas" w:hAnsi="Consolas" w:cs="Consolas"/>
           <w:color w:val="188038"/>
           <w:sz w:val="19"/>
-          <w:szCs w:val="19"/>
         </w:rPr>
         <w:t>currentDetail</w:t>
       </w:r>
@@ -13075,7 +13422,6 @@
         <w:rPr>
           <w:rFonts w:ascii="맑은 고딕" w:eastAsia="맑은 고딕" w:hAnsi="맑은 고딕" w:cs="맑은 고딕"/>
           <w:sz w:val="20"/>
-          <w:szCs w:val="20"/>
         </w:rPr>
         <w:t xml:space="preserve"> 이 </w:t>
       </w:r>
@@ -13084,7 +13430,6 @@
           <w:rFonts w:ascii="Consolas" w:eastAsia="Consolas" w:hAnsi="Consolas" w:cs="Consolas"/>
           <w:color w:val="188038"/>
           <w:sz w:val="19"/>
-          <w:szCs w:val="19"/>
         </w:rPr>
         <w:t>null</w:t>
       </w:r>
@@ -13092,33 +13437,662 @@
         <w:rPr>
           <w:rFonts w:ascii="맑은 고딕" w:eastAsia="맑은 고딕" w:hAnsi="맑은 고딕" w:cs="맑은 고딕"/>
           <w:sz w:val="20"/>
-          <w:szCs w:val="20"/>
-        </w:rPr>
-        <w:t xml:space="preserve"> 인 경우를 처리하도록 함께 수정했습니다. 상세정보가 아직 없는 학생이면 </w:t>
+        </w:rPr>
+        <w:t xml:space="preserve"> 로 넘어오고, </w:t>
       </w:r>
       <w:r>
         <w:rPr>
           <w:rFonts w:ascii="Consolas" w:eastAsia="Consolas" w:hAnsi="Consolas" w:cs="Consolas"/>
           <w:color w:val="188038"/>
           <w:sz w:val="19"/>
-          <w:szCs w:val="19"/>
-        </w:rPr>
-        <w:t>currentDetail</w:t>
-      </w:r>
-      <w:r>
-        <w:rPr>
-          <w:rFonts w:ascii="맑은 고딕" w:eastAsia="맑은 고딕" w:hAnsi="맑은 고딕" w:cs="맑은 고딕"/>
-          <w:sz w:val="20"/>
-          <w:szCs w:val="20"/>
-        </w:rPr>
-        <w:t xml:space="preserve"> 이 </w:t>
+        </w:rPr>
+        <w:t>email</w:t>
+      </w:r>
+      <w:r>
+        <w:rPr>
+          <w:rFonts w:ascii="맑은 고딕" w:eastAsia="맑은 고딕" w:hAnsi="맑은 고딕" w:cs="맑은 고딕"/>
+          <w:sz w:val="20"/>
+        </w:rPr>
+        <w:t xml:space="preserve"> 과 </w:t>
       </w:r>
       <w:r>
         <w:rPr>
           <w:rFonts w:ascii="Consolas" w:eastAsia="Consolas" w:hAnsi="Consolas" w:cs="Consolas"/>
           <w:color w:val="188038"/>
           <w:sz w:val="19"/>
-          <w:szCs w:val="19"/>
+        </w:rPr>
+        <w:t>phoneNumber</w:t>
+      </w:r>
+      <w:r>
+        <w:rPr>
+          <w:rFonts w:ascii="맑은 고딕" w:eastAsia="맑은 고딕" w:hAnsi="맑은 고딕" w:cs="맑은 고딕"/>
+          <w:sz w:val="20"/>
+        </w:rPr>
+        <w:t xml:space="preserve"> 는 </w:t>
+      </w:r>
+      <w:r>
+        <w:rPr>
+          <w:rFonts w:ascii="Consolas" w:eastAsia="Consolas" w:hAnsi="Consolas" w:cs="Consolas"/>
+          <w:color w:val="188038"/>
+          <w:sz w:val="19"/>
+        </w:rPr>
+        <w:t>@NotBlank</w:t>
+      </w:r>
+      <w:r>
+        <w:rPr>
+          <w:rFonts w:ascii="맑은 고딕" w:eastAsia="맑은 고딕" w:hAnsi="맑은 고딕" w:cs="맑은 고딕"/>
+          <w:sz w:val="20"/>
+        </w:rPr>
+        <w:t xml:space="preserve"> 로 검증되므로 null / 빈 문자열 검사는 필요하지 않습니다.</w:t>
+      </w:r>
+    </w:p>
+    <w:p>
+      <w:pPr>
+        <w:shd w:val="clear" w:color="auto" w:fill="F5F5F5"/>
+        <w:spacing w:line="240" w:lineRule="auto"/>
+        <w:rPr>
+          <w:lang w:val="en-US"/>
+        </w:rPr>
+      </w:pPr>
+      <w:r>
+        <w:rPr>
+          <w:rFonts w:ascii="Consolas" w:eastAsia="Consolas" w:hAnsi="Consolas" w:cs="Consolas"/>
+          <w:sz w:val="17"/>
+          <w:lang w:val="en-US"/>
+        </w:rPr>
+        <w:t>private boolean isEmailChangingAndExists(StudentDetail currentDetail,</w:t>
+      </w:r>
+    </w:p>
+    <w:p>
+      <w:pPr>
+        <w:shd w:val="clear" w:color="auto" w:fill="F5F5F5"/>
+        <w:spacing w:line="240" w:lineRule="auto"/>
+      </w:pPr>
+      <w:r>
+        <w:rPr>
+          <w:rFonts w:ascii="Consolas" w:eastAsia="Consolas" w:hAnsi="Consolas" w:cs="Consolas"/>
+          <w:sz w:val="17"/>
+          <w:lang w:val="en-US"/>
+        </w:rPr>
+        <w:t xml:space="preserve">                                         </w:t>
+      </w:r>
+      <w:r>
+        <w:rPr>
+          <w:rFonts w:ascii="Consolas" w:eastAsia="Consolas" w:hAnsi="Consolas" w:cs="Consolas"/>
+          <w:sz w:val="17"/>
+        </w:rPr>
+        <w:t>StudentDTO.StudentDetailDTO newDetail) {</w:t>
+      </w:r>
+    </w:p>
+    <w:p>
+      <w:pPr>
+        <w:shd w:val="clear" w:color="auto" w:fill="F5F5F5"/>
+        <w:spacing w:line="240" w:lineRule="auto"/>
+      </w:pPr>
+      <w:r>
+        <w:rPr>
+          <w:rFonts w:ascii="Consolas" w:eastAsia="Consolas" w:hAnsi="Consolas" w:cs="Consolas"/>
+          <w:sz w:val="17"/>
+        </w:rPr>
+        <w:t xml:space="preserve">    //</w:t>
+      </w:r>
+      <w:r>
+        <w:rPr>
+          <w:rFonts w:ascii="Consolas" w:eastAsia="Consolas" w:hAnsi="Consolas" w:cs="Consolas"/>
+          <w:sz w:val="17"/>
+        </w:rPr>
+        <w:t>상세정보가</w:t>
+      </w:r>
+      <w:r>
+        <w:rPr>
+          <w:rFonts w:ascii="Consolas" w:eastAsia="Consolas" w:hAnsi="Consolas" w:cs="Consolas"/>
+          <w:sz w:val="17"/>
+        </w:rPr>
+        <w:t xml:space="preserve"> </w:t>
+      </w:r>
+      <w:r>
+        <w:rPr>
+          <w:rFonts w:ascii="Consolas" w:eastAsia="Consolas" w:hAnsi="Consolas" w:cs="Consolas"/>
+          <w:sz w:val="17"/>
+        </w:rPr>
+        <w:t>아직</w:t>
+      </w:r>
+      <w:r>
+        <w:rPr>
+          <w:rFonts w:ascii="Consolas" w:eastAsia="Consolas" w:hAnsi="Consolas" w:cs="Consolas"/>
+          <w:sz w:val="17"/>
+        </w:rPr>
+        <w:t xml:space="preserve"> </w:t>
+      </w:r>
+      <w:r>
+        <w:rPr>
+          <w:rFonts w:ascii="Consolas" w:eastAsia="Consolas" w:hAnsi="Consolas" w:cs="Consolas"/>
+          <w:sz w:val="17"/>
+        </w:rPr>
+        <w:t>없는</w:t>
+      </w:r>
+      <w:r>
+        <w:rPr>
+          <w:rFonts w:ascii="Consolas" w:eastAsia="Consolas" w:hAnsi="Consolas" w:cs="Consolas"/>
+          <w:sz w:val="17"/>
+        </w:rPr>
+        <w:t xml:space="preserve"> </w:t>
+      </w:r>
+      <w:r>
+        <w:rPr>
+          <w:rFonts w:ascii="Consolas" w:eastAsia="Consolas" w:hAnsi="Consolas" w:cs="Consolas"/>
+          <w:sz w:val="17"/>
+        </w:rPr>
+        <w:t>경우</w:t>
+      </w:r>
+      <w:r>
+        <w:rPr>
+          <w:rFonts w:ascii="Consolas" w:eastAsia="Consolas" w:hAnsi="Consolas" w:cs="Consolas"/>
+          <w:sz w:val="17"/>
+        </w:rPr>
+        <w:t xml:space="preserve"> currentDetail </w:t>
+      </w:r>
+      <w:r>
+        <w:rPr>
+          <w:rFonts w:ascii="Consolas" w:eastAsia="Consolas" w:hAnsi="Consolas" w:cs="Consolas"/>
+          <w:sz w:val="17"/>
+        </w:rPr>
+        <w:t>은</w:t>
+      </w:r>
+      <w:r>
+        <w:rPr>
+          <w:rFonts w:ascii="Consolas" w:eastAsia="Consolas" w:hAnsi="Consolas" w:cs="Consolas"/>
+          <w:sz w:val="17"/>
+        </w:rPr>
+        <w:t xml:space="preserve"> null </w:t>
+      </w:r>
+      <w:r>
+        <w:rPr>
+          <w:rFonts w:ascii="Consolas" w:eastAsia="Consolas" w:hAnsi="Consolas" w:cs="Consolas"/>
+          <w:sz w:val="17"/>
+        </w:rPr>
+        <w:t>이다</w:t>
+      </w:r>
+    </w:p>
+    <w:p>
+      <w:pPr>
+        <w:shd w:val="clear" w:color="auto" w:fill="F5F5F5"/>
+        <w:spacing w:line="240" w:lineRule="auto"/>
+      </w:pPr>
+      <w:r>
+        <w:rPr>
+          <w:rFonts w:ascii="Consolas" w:eastAsia="Consolas" w:hAnsi="Consolas" w:cs="Consolas"/>
+          <w:sz w:val="17"/>
+        </w:rPr>
+        <w:t xml:space="preserve">    String currentEmail = currentDetail == null ? null : currentDetail.getEmail();</w:t>
+      </w:r>
+    </w:p>
+    <w:p>
+      <w:pPr>
+        <w:shd w:val="clear" w:color="auto" w:fill="F5F5F5"/>
+        <w:spacing w:line="240" w:lineRule="auto"/>
+      </w:pPr>
+      <w:r>
+        <w:rPr>
+          <w:rFonts w:ascii="Consolas" w:eastAsia="Consolas" w:hAnsi="Consolas" w:cs="Consolas"/>
+          <w:sz w:val="17"/>
+        </w:rPr>
+        <w:lastRenderedPageBreak/>
+        <w:t xml:space="preserve">    //email </w:t>
+      </w:r>
+      <w:r>
+        <w:rPr>
+          <w:rFonts w:ascii="Consolas" w:eastAsia="Consolas" w:hAnsi="Consolas" w:cs="Consolas"/>
+          <w:sz w:val="17"/>
+        </w:rPr>
+        <w:t>은</w:t>
+      </w:r>
+      <w:r>
+        <w:rPr>
+          <w:rFonts w:ascii="Consolas" w:eastAsia="Consolas" w:hAnsi="Consolas" w:cs="Consolas"/>
+          <w:sz w:val="17"/>
+        </w:rPr>
+        <w:t xml:space="preserve"> @NotBlank </w:t>
+      </w:r>
+      <w:r>
+        <w:rPr>
+          <w:rFonts w:ascii="Consolas" w:eastAsia="Consolas" w:hAnsi="Consolas" w:cs="Consolas"/>
+          <w:sz w:val="17"/>
+        </w:rPr>
+        <w:t>로</w:t>
+      </w:r>
+      <w:r>
+        <w:rPr>
+          <w:rFonts w:ascii="Consolas" w:eastAsia="Consolas" w:hAnsi="Consolas" w:cs="Consolas"/>
+          <w:sz w:val="17"/>
+        </w:rPr>
+        <w:t xml:space="preserve"> </w:t>
+      </w:r>
+      <w:r>
+        <w:rPr>
+          <w:rFonts w:ascii="Consolas" w:eastAsia="Consolas" w:hAnsi="Consolas" w:cs="Consolas"/>
+          <w:sz w:val="17"/>
+        </w:rPr>
+        <w:t>검증되므로</w:t>
+      </w:r>
+      <w:r>
+        <w:rPr>
+          <w:rFonts w:ascii="Consolas" w:eastAsia="Consolas" w:hAnsi="Consolas" w:cs="Consolas"/>
+          <w:sz w:val="17"/>
+        </w:rPr>
+        <w:t xml:space="preserve"> null / </w:t>
+      </w:r>
+      <w:r>
+        <w:rPr>
+          <w:rFonts w:ascii="Consolas" w:eastAsia="Consolas" w:hAnsi="Consolas" w:cs="Consolas"/>
+          <w:sz w:val="17"/>
+        </w:rPr>
+        <w:t>빈</w:t>
+      </w:r>
+      <w:r>
+        <w:rPr>
+          <w:rFonts w:ascii="Consolas" w:eastAsia="Consolas" w:hAnsi="Consolas" w:cs="Consolas"/>
+          <w:sz w:val="17"/>
+        </w:rPr>
+        <w:t xml:space="preserve"> </w:t>
+      </w:r>
+      <w:r>
+        <w:rPr>
+          <w:rFonts w:ascii="Consolas" w:eastAsia="Consolas" w:hAnsi="Consolas" w:cs="Consolas"/>
+          <w:sz w:val="17"/>
+        </w:rPr>
+        <w:t>문자열</w:t>
+      </w:r>
+      <w:r>
+        <w:rPr>
+          <w:rFonts w:ascii="Consolas" w:eastAsia="Consolas" w:hAnsi="Consolas" w:cs="Consolas"/>
+          <w:sz w:val="17"/>
+        </w:rPr>
+        <w:t xml:space="preserve"> </w:t>
+      </w:r>
+      <w:r>
+        <w:rPr>
+          <w:rFonts w:ascii="Consolas" w:eastAsia="Consolas" w:hAnsi="Consolas" w:cs="Consolas"/>
+          <w:sz w:val="17"/>
+        </w:rPr>
+        <w:t>검사는</w:t>
+      </w:r>
+      <w:r>
+        <w:rPr>
+          <w:rFonts w:ascii="Consolas" w:eastAsia="Consolas" w:hAnsi="Consolas" w:cs="Consolas"/>
+          <w:sz w:val="17"/>
+        </w:rPr>
+        <w:t xml:space="preserve"> </w:t>
+      </w:r>
+      <w:r>
+        <w:rPr>
+          <w:rFonts w:ascii="Consolas" w:eastAsia="Consolas" w:hAnsi="Consolas" w:cs="Consolas"/>
+          <w:sz w:val="17"/>
+        </w:rPr>
+        <w:t>필요</w:t>
+      </w:r>
+      <w:r>
+        <w:rPr>
+          <w:rFonts w:ascii="Consolas" w:eastAsia="Consolas" w:hAnsi="Consolas" w:cs="Consolas"/>
+          <w:sz w:val="17"/>
+        </w:rPr>
+        <w:t xml:space="preserve"> </w:t>
+      </w:r>
+      <w:r>
+        <w:rPr>
+          <w:rFonts w:ascii="Consolas" w:eastAsia="Consolas" w:hAnsi="Consolas" w:cs="Consolas"/>
+          <w:sz w:val="17"/>
+        </w:rPr>
+        <w:t>없다</w:t>
+      </w:r>
+    </w:p>
+    <w:p>
+      <w:pPr>
+        <w:shd w:val="clear" w:color="auto" w:fill="F5F5F5"/>
+        <w:spacing w:line="240" w:lineRule="auto"/>
+      </w:pPr>
+      <w:r>
+        <w:rPr>
+          <w:rFonts w:ascii="Consolas" w:eastAsia="Consolas" w:hAnsi="Consolas" w:cs="Consolas"/>
+          <w:sz w:val="17"/>
+        </w:rPr>
+        <w:t xml:space="preserve">    //</w:t>
+      </w:r>
+      <w:r>
+        <w:rPr>
+          <w:rFonts w:ascii="Consolas" w:eastAsia="Consolas" w:hAnsi="Consolas" w:cs="Consolas"/>
+          <w:sz w:val="17"/>
+        </w:rPr>
+        <w:t>값이</w:t>
+      </w:r>
+      <w:r>
+        <w:rPr>
+          <w:rFonts w:ascii="Consolas" w:eastAsia="Consolas" w:hAnsi="Consolas" w:cs="Consolas"/>
+          <w:sz w:val="17"/>
+        </w:rPr>
+        <w:t xml:space="preserve"> </w:t>
+      </w:r>
+      <w:r>
+        <w:rPr>
+          <w:rFonts w:ascii="Consolas" w:eastAsia="Consolas" w:hAnsi="Consolas" w:cs="Consolas"/>
+          <w:sz w:val="17"/>
+        </w:rPr>
+        <w:t>실제로</w:t>
+      </w:r>
+      <w:r>
+        <w:rPr>
+          <w:rFonts w:ascii="Consolas" w:eastAsia="Consolas" w:hAnsi="Consolas" w:cs="Consolas"/>
+          <w:sz w:val="17"/>
+        </w:rPr>
+        <w:t xml:space="preserve"> </w:t>
+      </w:r>
+      <w:r>
+        <w:rPr>
+          <w:rFonts w:ascii="Consolas" w:eastAsia="Consolas" w:hAnsi="Consolas" w:cs="Consolas"/>
+          <w:sz w:val="17"/>
+        </w:rPr>
+        <w:t>바뀔</w:t>
+      </w:r>
+      <w:r>
+        <w:rPr>
+          <w:rFonts w:ascii="Consolas" w:eastAsia="Consolas" w:hAnsi="Consolas" w:cs="Consolas"/>
+          <w:sz w:val="17"/>
+        </w:rPr>
+        <w:t xml:space="preserve"> </w:t>
+      </w:r>
+      <w:r>
+        <w:rPr>
+          <w:rFonts w:ascii="Consolas" w:eastAsia="Consolas" w:hAnsi="Consolas" w:cs="Consolas"/>
+          <w:sz w:val="17"/>
+        </w:rPr>
+        <w:t>때만</w:t>
+      </w:r>
+      <w:r>
+        <w:rPr>
+          <w:rFonts w:ascii="Consolas" w:eastAsia="Consolas" w:hAnsi="Consolas" w:cs="Consolas"/>
+          <w:sz w:val="17"/>
+        </w:rPr>
+        <w:t xml:space="preserve"> </w:t>
+      </w:r>
+      <w:r>
+        <w:rPr>
+          <w:rFonts w:ascii="Consolas" w:eastAsia="Consolas" w:hAnsi="Consolas" w:cs="Consolas"/>
+          <w:sz w:val="17"/>
+        </w:rPr>
+        <w:t>중복을</w:t>
+      </w:r>
+      <w:r>
+        <w:rPr>
+          <w:rFonts w:ascii="Consolas" w:eastAsia="Consolas" w:hAnsi="Consolas" w:cs="Consolas"/>
+          <w:sz w:val="17"/>
+        </w:rPr>
+        <w:t xml:space="preserve"> </w:t>
+      </w:r>
+      <w:r>
+        <w:rPr>
+          <w:rFonts w:ascii="Consolas" w:eastAsia="Consolas" w:hAnsi="Consolas" w:cs="Consolas"/>
+          <w:sz w:val="17"/>
+        </w:rPr>
+        <w:t>검사한다</w:t>
+      </w:r>
+      <w:r>
+        <w:rPr>
+          <w:rFonts w:ascii="Consolas" w:eastAsia="Consolas" w:hAnsi="Consolas" w:cs="Consolas"/>
+          <w:sz w:val="17"/>
+        </w:rPr>
+        <w:t xml:space="preserve"> ( </w:t>
+      </w:r>
+      <w:r>
+        <w:rPr>
+          <w:rFonts w:ascii="Consolas" w:eastAsia="Consolas" w:hAnsi="Consolas" w:cs="Consolas"/>
+          <w:sz w:val="17"/>
+        </w:rPr>
+        <w:t>자기</w:t>
+      </w:r>
+      <w:r>
+        <w:rPr>
+          <w:rFonts w:ascii="Consolas" w:eastAsia="Consolas" w:hAnsi="Consolas" w:cs="Consolas"/>
+          <w:sz w:val="17"/>
+        </w:rPr>
+        <w:t xml:space="preserve"> </w:t>
+      </w:r>
+      <w:r>
+        <w:rPr>
+          <w:rFonts w:ascii="Consolas" w:eastAsia="Consolas" w:hAnsi="Consolas" w:cs="Consolas"/>
+          <w:sz w:val="17"/>
+        </w:rPr>
+        <w:t>자신의</w:t>
+      </w:r>
+      <w:r>
+        <w:rPr>
+          <w:rFonts w:ascii="Consolas" w:eastAsia="Consolas" w:hAnsi="Consolas" w:cs="Consolas"/>
+          <w:sz w:val="17"/>
+        </w:rPr>
+        <w:t xml:space="preserve"> </w:t>
+      </w:r>
+      <w:r>
+        <w:rPr>
+          <w:rFonts w:ascii="Consolas" w:eastAsia="Consolas" w:hAnsi="Consolas" w:cs="Consolas"/>
+          <w:sz w:val="17"/>
+        </w:rPr>
+        <w:t>값은</w:t>
+      </w:r>
+      <w:r>
+        <w:rPr>
+          <w:rFonts w:ascii="Consolas" w:eastAsia="Consolas" w:hAnsi="Consolas" w:cs="Consolas"/>
+          <w:sz w:val="17"/>
+        </w:rPr>
+        <w:t xml:space="preserve"> </w:t>
+      </w:r>
+      <w:r>
+        <w:rPr>
+          <w:rFonts w:ascii="Consolas" w:eastAsia="Consolas" w:hAnsi="Consolas" w:cs="Consolas"/>
+          <w:sz w:val="17"/>
+        </w:rPr>
+        <w:t>중복이</w:t>
+      </w:r>
+      <w:r>
+        <w:rPr>
+          <w:rFonts w:ascii="Consolas" w:eastAsia="Consolas" w:hAnsi="Consolas" w:cs="Consolas"/>
+          <w:sz w:val="17"/>
+        </w:rPr>
+        <w:t xml:space="preserve"> </w:t>
+      </w:r>
+      <w:r>
+        <w:rPr>
+          <w:rFonts w:ascii="Consolas" w:eastAsia="Consolas" w:hAnsi="Consolas" w:cs="Consolas"/>
+          <w:sz w:val="17"/>
+        </w:rPr>
+        <w:t>아니다</w:t>
+      </w:r>
+      <w:r>
+        <w:rPr>
+          <w:rFonts w:ascii="Consolas" w:eastAsia="Consolas" w:hAnsi="Consolas" w:cs="Consolas"/>
+          <w:sz w:val="17"/>
+        </w:rPr>
+        <w:t xml:space="preserve"> )</w:t>
+      </w:r>
+    </w:p>
+    <w:p>
+      <w:pPr>
+        <w:shd w:val="clear" w:color="auto" w:fill="F5F5F5"/>
+        <w:spacing w:line="240" w:lineRule="auto"/>
+        <w:rPr>
+          <w:lang w:val="en-US"/>
+        </w:rPr>
+      </w:pPr>
+      <w:r>
+        <w:rPr>
+          <w:rFonts w:ascii="Consolas" w:eastAsia="Consolas" w:hAnsi="Consolas" w:cs="Consolas"/>
+          <w:sz w:val="17"/>
+        </w:rPr>
+        <w:t xml:space="preserve">    </w:t>
+      </w:r>
+      <w:proofErr w:type="gramStart"/>
+      <w:r>
+        <w:rPr>
+          <w:rFonts w:ascii="Consolas" w:eastAsia="Consolas" w:hAnsi="Consolas" w:cs="Consolas"/>
+          <w:sz w:val="17"/>
+          <w:lang w:val="en-US"/>
+        </w:rPr>
+        <w:t>return !newDetail.g</w:t>
+      </w:r>
+      <w:r>
+        <w:rPr>
+          <w:rFonts w:ascii="Consolas" w:eastAsia="Consolas" w:hAnsi="Consolas" w:cs="Consolas"/>
+          <w:sz w:val="17"/>
+          <w:lang w:val="en-US"/>
+        </w:rPr>
+        <w:t>etEmail</w:t>
+      </w:r>
+      <w:proofErr w:type="gramEnd"/>
+      <w:r>
+        <w:rPr>
+          <w:rFonts w:ascii="Consolas" w:eastAsia="Consolas" w:hAnsi="Consolas" w:cs="Consolas"/>
+          <w:sz w:val="17"/>
+          <w:lang w:val="en-US"/>
+        </w:rPr>
+        <w:t>().equals(currentEmail) &amp;&amp;</w:t>
+      </w:r>
+    </w:p>
+    <w:p>
+      <w:pPr>
+        <w:shd w:val="clear" w:color="auto" w:fill="F5F5F5"/>
+        <w:spacing w:line="240" w:lineRule="auto"/>
+      </w:pPr>
+      <w:r>
+        <w:rPr>
+          <w:rFonts w:ascii="Consolas" w:eastAsia="Consolas" w:hAnsi="Consolas" w:cs="Consolas"/>
+          <w:sz w:val="17"/>
+          <w:lang w:val="en-US"/>
+        </w:rPr>
+        <w:t xml:space="preserve">            </w:t>
+      </w:r>
+      <w:r>
+        <w:rPr>
+          <w:rFonts w:ascii="Consolas" w:eastAsia="Consolas" w:hAnsi="Consolas" w:cs="Consolas"/>
+          <w:sz w:val="17"/>
+        </w:rPr>
+        <w:t>studentDetailRepository.existsByEmail(newDetail.getEmail());</w:t>
+      </w:r>
+    </w:p>
+    <w:p>
+      <w:pPr>
+        <w:shd w:val="clear" w:color="auto" w:fill="F5F5F5"/>
+        <w:spacing w:line="240" w:lineRule="auto"/>
+      </w:pPr>
+      <w:r>
+        <w:rPr>
+          <w:rFonts w:ascii="Consolas" w:eastAsia="Consolas" w:hAnsi="Consolas" w:cs="Consolas"/>
+          <w:sz w:val="17"/>
+        </w:rPr>
+        <w:t>}</w:t>
+      </w:r>
+    </w:p>
+    <w:p>
+      <w:pPr>
+        <w:widowControl w:val="0"/>
+        <w:numPr>
+          <w:ilvl w:val="0"/>
+          <w:numId w:val="5"/>
+        </w:numPr>
+        <w:spacing w:line="259" w:lineRule="auto"/>
+        <w:ind w:left="720"/>
+        <w:rPr>
+          <w:rFonts w:ascii="맑은 고딕" w:eastAsia="맑은 고딕" w:hAnsi="맑은 고딕" w:cs="맑은 고딕"/>
+        </w:rPr>
+      </w:pPr>
+      <w:r>
+        <w:rPr>
+          <w:rFonts w:ascii="Consolas" w:eastAsia="Consolas" w:hAnsi="Consolas" w:cs="Consolas"/>
+          <w:color w:val="188038"/>
+          <w:sz w:val="19"/>
+        </w:rPr>
+        <w:t>newDetail.getEmail()</w:t>
+      </w:r>
+      <w:r>
+        <w:rPr>
+          <w:rFonts w:ascii="맑은 고딕" w:eastAsia="맑은 고딕" w:hAnsi="맑은 고딕" w:cs="맑은 고딕"/>
+          <w:sz w:val="20"/>
+        </w:rPr>
+        <w:t xml:space="preserve"> </w:t>
+      </w:r>
+      <w:r>
+        <w:rPr>
+          <w:rFonts w:ascii="맑은 고딕" w:eastAsia="맑은 고딕" w:hAnsi="맑은 고딕" w:cs="맑은 고딕"/>
+          <w:sz w:val="20"/>
+        </w:rPr>
+        <w:t>은</w:t>
+      </w:r>
+      <w:r>
+        <w:rPr>
+          <w:rFonts w:ascii="맑은 고딕" w:eastAsia="맑은 고딕" w:hAnsi="맑은 고딕" w:cs="맑은 고딕"/>
+          <w:sz w:val="20"/>
+        </w:rPr>
+        <w:t xml:space="preserve"> </w:t>
+      </w:r>
+      <w:r>
+        <w:rPr>
+          <w:rFonts w:ascii="Consolas" w:eastAsia="Consolas" w:hAnsi="Consolas" w:cs="Consolas"/>
+          <w:color w:val="188038"/>
+          <w:sz w:val="19"/>
+        </w:rPr>
+        <w:t>@NotBlank</w:t>
+      </w:r>
+      <w:r>
+        <w:rPr>
+          <w:rFonts w:ascii="맑은 고딕" w:eastAsia="맑은 고딕" w:hAnsi="맑은 고딕" w:cs="맑은 고딕"/>
+          <w:sz w:val="20"/>
+        </w:rPr>
+        <w:t xml:space="preserve"> </w:t>
+      </w:r>
+      <w:r>
+        <w:rPr>
+          <w:rFonts w:ascii="맑은 고딕" w:eastAsia="맑은 고딕" w:hAnsi="맑은 고딕" w:cs="맑은 고딕"/>
+          <w:sz w:val="20"/>
+        </w:rPr>
+        <w:t>로</w:t>
+      </w:r>
+      <w:r>
+        <w:rPr>
+          <w:rFonts w:ascii="맑은 고딕" w:eastAsia="맑은 고딕" w:hAnsi="맑은 고딕" w:cs="맑은 고딕"/>
+          <w:sz w:val="20"/>
+        </w:rPr>
+        <w:t xml:space="preserve"> </w:t>
+      </w:r>
+      <w:r>
+        <w:rPr>
+          <w:rFonts w:ascii="맑은 고딕" w:eastAsia="맑은 고딕" w:hAnsi="맑은 고딕" w:cs="맑은 고딕"/>
+          <w:sz w:val="20"/>
+        </w:rPr>
+        <w:t>검증되어</w:t>
+      </w:r>
+      <w:r>
+        <w:rPr>
+          <w:rFonts w:ascii="맑은 고딕" w:eastAsia="맑은 고딕" w:hAnsi="맑은 고딕" w:cs="맑은 고딕"/>
+          <w:sz w:val="20"/>
+        </w:rPr>
+        <w:t xml:space="preserve"> </w:t>
+      </w:r>
+      <w:r>
+        <w:rPr>
+          <w:rFonts w:ascii="맑은 고딕" w:eastAsia="맑은 고딕" w:hAnsi="맑은 고딕" w:cs="맑은 고딕"/>
+          <w:sz w:val="20"/>
+        </w:rPr>
+        <w:t>절대</w:t>
+      </w:r>
+      <w:r>
+        <w:rPr>
+          <w:rFonts w:ascii="맑은 고딕" w:eastAsia="맑은 고딕" w:hAnsi="맑은 고딕" w:cs="맑은 고딕"/>
+          <w:sz w:val="20"/>
+        </w:rPr>
+        <w:t xml:space="preserve"> </w:t>
+      </w:r>
+      <w:r>
+        <w:rPr>
+          <w:rFonts w:ascii="Consolas" w:eastAsia="Consolas" w:hAnsi="Consolas" w:cs="Consolas"/>
+          <w:color w:val="188038"/>
+          <w:sz w:val="19"/>
         </w:rPr>
         <w:t>null</w:t>
       </w:r>
@@ -13126,258 +14100,377 @@
         <w:rPr>
           <w:rFonts w:ascii="맑은 고딕" w:eastAsia="맑은 고딕" w:hAnsi="맑은 고딕" w:cs="맑은 고딕"/>
           <w:sz w:val="20"/>
-          <w:szCs w:val="20"/>
-        </w:rPr>
-        <w:t xml:space="preserve"> 로 넘어오기 때문입니다.</w:t>
-      </w:r>
-    </w:p>
-    <w:p>
-      <w:pPr>
-        <w:shd w:val="clear" w:color="auto" w:fill="F5F5F5"/>
-        <w:spacing w:line="240" w:lineRule="auto"/>
-        <w:rPr>
-          <w:lang w:val="en-US"/>
-        </w:rPr>
-      </w:pPr>
-      <w:r>
-        <w:rPr>
-          <w:rFonts w:ascii="Consolas" w:eastAsia="Consolas" w:hAnsi="Consolas" w:cs="Consolas"/>
-          <w:sz w:val="17"/>
-          <w:szCs w:val="17"/>
-          <w:lang w:val="en-US"/>
-        </w:rPr>
-        <w:t>private boolean isEmailChangingAndExists(StudentDetail currentDetail,</w:t>
-      </w:r>
-    </w:p>
-    <w:p>
-      <w:pPr>
-        <w:shd w:val="clear" w:color="auto" w:fill="F5F5F5"/>
-        <w:spacing w:line="240" w:lineRule="auto"/>
-      </w:pPr>
-      <w:r>
-        <w:rPr>
-          <w:rFonts w:ascii="Consolas" w:eastAsia="Consolas" w:hAnsi="Consolas" w:cs="Consolas"/>
-          <w:sz w:val="17"/>
-          <w:szCs w:val="17"/>
-          <w:lang w:val="en-US"/>
-        </w:rPr>
-        <w:t xml:space="preserve">                                         </w:t>
-      </w:r>
-      <w:r>
-        <w:rPr>
-          <w:rFonts w:ascii="Consolas" w:eastAsia="Consolas" w:hAnsi="Consolas" w:cs="Consolas"/>
-          <w:sz w:val="17"/>
-          <w:szCs w:val="17"/>
-        </w:rPr>
-        <w:t>StudentDTO.StudentDetailDTO newDetail) {</w:t>
-      </w:r>
-    </w:p>
-    <w:p>
-      <w:pPr>
-        <w:shd w:val="clear" w:color="auto" w:fill="F5F5F5"/>
-        <w:spacing w:line="240" w:lineRule="auto"/>
-      </w:pPr>
-      <w:r>
-        <w:rPr>
-          <w:rFonts w:ascii="Consolas" w:eastAsia="Consolas" w:hAnsi="Consolas" w:cs="Consolas"/>
-          <w:sz w:val="17"/>
-          <w:szCs w:val="17"/>
-        </w:rPr>
-        <w:t xml:space="preserve">    //상세정보가 아직 없는 경우 currentDetail 은 null 이다</w:t>
-      </w:r>
-    </w:p>
-    <w:p>
-      <w:pPr>
-        <w:shd w:val="clear" w:color="auto" w:fill="F5F5F5"/>
-        <w:spacing w:line="240" w:lineRule="auto"/>
-      </w:pPr>
-      <w:r>
-        <w:rPr>
-          <w:rFonts w:ascii="Consolas" w:eastAsia="Consolas" w:hAnsi="Consolas" w:cs="Consolas"/>
-          <w:sz w:val="17"/>
-          <w:szCs w:val="17"/>
-        </w:rPr>
-        <w:t xml:space="preserve">    String currentEmail = currentDetail == </w:t>
-      </w:r>
-      <w:proofErr w:type="gramStart"/>
-      <w:r>
-        <w:rPr>
-          <w:rFonts w:ascii="Consolas" w:eastAsia="Consolas" w:hAnsi="Consolas" w:cs="Consolas"/>
-          <w:sz w:val="17"/>
-          <w:szCs w:val="17"/>
-        </w:rPr>
-        <w:t>null ?</w:t>
-      </w:r>
-      <w:proofErr w:type="gramEnd"/>
-      <w:r>
-        <w:rPr>
-          <w:rFonts w:ascii="Consolas" w:eastAsia="Consolas" w:hAnsi="Consolas" w:cs="Consolas"/>
-          <w:sz w:val="17"/>
-          <w:szCs w:val="17"/>
         </w:rPr>
         <w:t xml:space="preserve"> </w:t>
       </w:r>
-      <w:proofErr w:type="gramStart"/>
-      <w:r>
-        <w:rPr>
-          <w:rFonts w:ascii="Consolas" w:eastAsia="Consolas" w:hAnsi="Consolas" w:cs="Consolas"/>
-          <w:sz w:val="17"/>
-          <w:szCs w:val="17"/>
-        </w:rPr>
-        <w:t>null :</w:t>
-      </w:r>
-      <w:proofErr w:type="gramEnd"/>
-      <w:r>
-        <w:rPr>
-          <w:rFonts w:ascii="Consolas" w:eastAsia="Consolas" w:hAnsi="Consolas" w:cs="Consolas"/>
-          <w:sz w:val="17"/>
-          <w:szCs w:val="17"/>
-        </w:rPr>
-        <w:t xml:space="preserve"> currentDetail.getEmail();</w:t>
-      </w:r>
-    </w:p>
-    <w:p>
-      <w:pPr>
-        <w:shd w:val="clear" w:color="auto" w:fill="F5F5F5"/>
-        <w:spacing w:line="240" w:lineRule="auto"/>
-      </w:pPr>
-      <w:r>
-        <w:rPr>
-          <w:rFonts w:ascii="Consolas" w:eastAsia="Consolas" w:hAnsi="Consolas" w:cs="Consolas"/>
-          <w:sz w:val="17"/>
-          <w:szCs w:val="17"/>
-        </w:rPr>
-        <w:t xml:space="preserve">    return newDetail.getEmail(</w:t>
-      </w:r>
-      <w:proofErr w:type="gramStart"/>
-      <w:r>
-        <w:rPr>
-          <w:rFonts w:ascii="Consolas" w:eastAsia="Consolas" w:hAnsi="Consolas" w:cs="Consolas"/>
-          <w:sz w:val="17"/>
-          <w:szCs w:val="17"/>
-        </w:rPr>
-        <w:t>) !=</w:t>
-      </w:r>
-      <w:proofErr w:type="gramEnd"/>
-      <w:r>
-        <w:rPr>
-          <w:rFonts w:ascii="Consolas" w:eastAsia="Consolas" w:hAnsi="Consolas" w:cs="Consolas"/>
-          <w:sz w:val="17"/>
-          <w:szCs w:val="17"/>
-        </w:rPr>
-        <w:t xml:space="preserve"> null &amp;&amp;</w:t>
-      </w:r>
-    </w:p>
-    <w:p>
-      <w:pPr>
-        <w:shd w:val="clear" w:color="auto" w:fill="F5F5F5"/>
-        <w:spacing w:line="240" w:lineRule="auto"/>
-        <w:rPr>
-          <w:lang w:val="en-US"/>
-        </w:rPr>
-      </w:pPr>
-      <w:r>
-        <w:rPr>
-          <w:rFonts w:ascii="Consolas" w:eastAsia="Consolas" w:hAnsi="Consolas" w:cs="Consolas"/>
-          <w:sz w:val="17"/>
-          <w:szCs w:val="17"/>
-        </w:rPr>
-        <w:t xml:space="preserve">            </w:t>
-      </w:r>
-      <w:proofErr w:type="gramStart"/>
-      <w:r>
-        <w:rPr>
-          <w:rFonts w:ascii="Consolas" w:eastAsia="Consolas" w:hAnsi="Consolas" w:cs="Consolas"/>
-          <w:sz w:val="17"/>
-          <w:szCs w:val="17"/>
-          <w:lang w:val="en-US"/>
-        </w:rPr>
-        <w:t>!newDetail.getEmail</w:t>
-      </w:r>
-      <w:proofErr w:type="gramEnd"/>
-      <w:r>
-        <w:rPr>
-          <w:rFonts w:ascii="Consolas" w:eastAsia="Consolas" w:hAnsi="Consolas" w:cs="Consolas"/>
-          <w:sz w:val="17"/>
-          <w:szCs w:val="17"/>
-          <w:lang w:val="en-US"/>
-        </w:rPr>
-        <w:t>().isEmpty() &amp;&amp;</w:t>
-      </w:r>
-    </w:p>
-    <w:p>
-      <w:pPr>
-        <w:shd w:val="clear" w:color="auto" w:fill="F5F5F5"/>
-        <w:spacing w:line="240" w:lineRule="auto"/>
-        <w:rPr>
-          <w:lang w:val="en-US"/>
-        </w:rPr>
-      </w:pPr>
-      <w:r>
-        <w:rPr>
-          <w:rFonts w:ascii="Consolas" w:eastAsia="Consolas" w:hAnsi="Consolas" w:cs="Consolas"/>
-          <w:sz w:val="17"/>
-          <w:szCs w:val="17"/>
-          <w:lang w:val="en-US"/>
-        </w:rPr>
-        <w:t xml:space="preserve">            (currentEmail == null |</w:t>
-      </w:r>
-      <w:proofErr w:type="gramStart"/>
-      <w:r>
-        <w:rPr>
-          <w:rFonts w:ascii="Consolas" w:eastAsia="Consolas" w:hAnsi="Consolas" w:cs="Consolas"/>
-          <w:sz w:val="17"/>
-          <w:szCs w:val="17"/>
-          <w:lang w:val="en-US"/>
-        </w:rPr>
-        <w:t>| !currentEmail.equals</w:t>
-      </w:r>
-      <w:proofErr w:type="gramEnd"/>
-      <w:r>
-        <w:rPr>
-          <w:rFonts w:ascii="Consolas" w:eastAsia="Consolas" w:hAnsi="Consolas" w:cs="Consolas"/>
-          <w:sz w:val="17"/>
-          <w:szCs w:val="17"/>
-          <w:lang w:val="en-US"/>
-        </w:rPr>
-        <w:t>(newDetail.getEmail())) &amp;&amp;</w:t>
-      </w:r>
-    </w:p>
-    <w:p>
-      <w:pPr>
-        <w:shd w:val="clear" w:color="auto" w:fill="F5F5F5"/>
-        <w:spacing w:line="240" w:lineRule="auto"/>
-      </w:pPr>
-      <w:r>
-        <w:rPr>
-          <w:rFonts w:ascii="Consolas" w:eastAsia="Consolas" w:hAnsi="Consolas" w:cs="Consolas"/>
-          <w:sz w:val="17"/>
-          <w:szCs w:val="17"/>
-          <w:lang w:val="en-US"/>
-        </w:rPr>
-        <w:t xml:space="preserve">            </w:t>
-      </w:r>
-      <w:r>
-        <w:rPr>
-          <w:rFonts w:ascii="Consolas" w:eastAsia="Consolas" w:hAnsi="Consolas" w:cs="Consolas"/>
-          <w:sz w:val="17"/>
-          <w:szCs w:val="17"/>
-        </w:rPr>
-        <w:t>studentDetailRepository.existsByEmail(newDetail.getEmail());</w:t>
-      </w:r>
-    </w:p>
-    <w:p>
-      <w:pPr>
-        <w:shd w:val="clear" w:color="auto" w:fill="F5F5F5"/>
-        <w:spacing w:line="240" w:lineRule="auto"/>
-      </w:pPr>
-      <w:r>
-        <w:rPr>
-          <w:rFonts w:ascii="Consolas" w:eastAsia="Consolas" w:hAnsi="Consolas" w:cs="Consolas"/>
-          <w:sz w:val="17"/>
-          <w:szCs w:val="17"/>
-        </w:rPr>
-        <w:t>}</w:t>
+      <w:r>
+        <w:rPr>
+          <w:rFonts w:ascii="맑은 고딕" w:eastAsia="맑은 고딕" w:hAnsi="맑은 고딕" w:cs="맑은 고딕"/>
+          <w:sz w:val="20"/>
+        </w:rPr>
+        <w:t>이</w:t>
+      </w:r>
+      <w:r>
+        <w:rPr>
+          <w:rFonts w:ascii="맑은 고딕" w:eastAsia="맑은 고딕" w:hAnsi="맑은 고딕" w:cs="맑은 고딕"/>
+          <w:sz w:val="20"/>
+        </w:rPr>
+        <w:t xml:space="preserve"> </w:t>
+      </w:r>
+      <w:r>
+        <w:rPr>
+          <w:rFonts w:ascii="맑은 고딕" w:eastAsia="맑은 고딕" w:hAnsi="맑은 고딕" w:cs="맑은 고딕"/>
+          <w:sz w:val="20"/>
+        </w:rPr>
+        <w:t>아니므로</w:t>
+      </w:r>
+      <w:r>
+        <w:rPr>
+          <w:rFonts w:ascii="맑은 고딕" w:eastAsia="맑은 고딕" w:hAnsi="맑은 고딕" w:cs="맑은 고딕"/>
+          <w:sz w:val="20"/>
+        </w:rPr>
+        <w:t xml:space="preserve">, </w:t>
+      </w:r>
+      <w:r>
+        <w:rPr>
+          <w:rFonts w:ascii="맑은 고딕" w:eastAsia="맑은 고딕" w:hAnsi="맑은 고딕" w:cs="맑은 고딕"/>
+          <w:sz w:val="20"/>
+        </w:rPr>
+        <w:t>이쪽을</w:t>
+      </w:r>
+      <w:r>
+        <w:rPr>
+          <w:rFonts w:ascii="맑은 고딕" w:eastAsia="맑은 고딕" w:hAnsi="맑은 고딕" w:cs="맑은 고딕"/>
+          <w:sz w:val="20"/>
+        </w:rPr>
+        <w:t xml:space="preserve"> </w:t>
+      </w:r>
+      <w:r>
+        <w:rPr>
+          <w:rFonts w:ascii="맑은 고딕" w:eastAsia="맑은 고딕" w:hAnsi="맑은 고딕" w:cs="맑은 고딕"/>
+          <w:sz w:val="20"/>
+        </w:rPr>
+        <w:t>기준으로</w:t>
+      </w:r>
+      <w:r>
+        <w:rPr>
+          <w:rFonts w:ascii="맑은 고딕" w:eastAsia="맑은 고딕" w:hAnsi="맑은 고딕" w:cs="맑은 고딕"/>
+          <w:sz w:val="20"/>
+        </w:rPr>
+        <w:t xml:space="preserve"> </w:t>
+      </w:r>
+      <w:r>
+        <w:rPr>
+          <w:rFonts w:ascii="Consolas" w:eastAsia="Consolas" w:hAnsi="Consolas" w:cs="Consolas"/>
+          <w:color w:val="188038"/>
+          <w:sz w:val="19"/>
+        </w:rPr>
+        <w:t>.equals()</w:t>
+      </w:r>
+      <w:r>
+        <w:rPr>
+          <w:rFonts w:ascii="맑은 고딕" w:eastAsia="맑은 고딕" w:hAnsi="맑은 고딕" w:cs="맑은 고딕"/>
+          <w:sz w:val="20"/>
+        </w:rPr>
+        <w:t xml:space="preserve"> </w:t>
+      </w:r>
+      <w:r>
+        <w:rPr>
+          <w:rFonts w:ascii="맑은 고딕" w:eastAsia="맑은 고딕" w:hAnsi="맑은 고딕" w:cs="맑은 고딕"/>
+          <w:sz w:val="20"/>
+        </w:rPr>
+        <w:t>를</w:t>
+      </w:r>
+      <w:r>
+        <w:rPr>
+          <w:rFonts w:ascii="맑은 고딕" w:eastAsia="맑은 고딕" w:hAnsi="맑은 고딕" w:cs="맑은 고딕"/>
+          <w:sz w:val="20"/>
+        </w:rPr>
+        <w:t xml:space="preserve"> </w:t>
+      </w:r>
+      <w:r>
+        <w:rPr>
+          <w:rFonts w:ascii="맑은 고딕" w:eastAsia="맑은 고딕" w:hAnsi="맑은 고딕" w:cs="맑은 고딕"/>
+          <w:sz w:val="20"/>
+        </w:rPr>
+        <w:t>호출하면</w:t>
+      </w:r>
+      <w:r>
+        <w:rPr>
+          <w:rFonts w:ascii="맑은 고딕" w:eastAsia="맑은 고딕" w:hAnsi="맑은 고딕" w:cs="맑은 고딕"/>
+          <w:sz w:val="20"/>
+        </w:rPr>
+        <w:t xml:space="preserve"> </w:t>
+      </w:r>
+      <w:r>
+        <w:rPr>
+          <w:rFonts w:ascii="Consolas" w:eastAsia="Consolas" w:hAnsi="Consolas" w:cs="Consolas"/>
+          <w:color w:val="188038"/>
+          <w:sz w:val="19"/>
+        </w:rPr>
+        <w:t>currentEmail</w:t>
+      </w:r>
+      <w:r>
+        <w:rPr>
+          <w:rFonts w:ascii="맑은 고딕" w:eastAsia="맑은 고딕" w:hAnsi="맑은 고딕" w:cs="맑은 고딕"/>
+          <w:sz w:val="20"/>
+        </w:rPr>
+        <w:t xml:space="preserve"> </w:t>
+      </w:r>
+      <w:r>
+        <w:rPr>
+          <w:rFonts w:ascii="맑은 고딕" w:eastAsia="맑은 고딕" w:hAnsi="맑은 고딕" w:cs="맑은 고딕"/>
+          <w:sz w:val="20"/>
+        </w:rPr>
+        <w:t>이</w:t>
+      </w:r>
+      <w:r>
+        <w:rPr>
+          <w:rFonts w:ascii="맑은 고딕" w:eastAsia="맑은 고딕" w:hAnsi="맑은 고딕" w:cs="맑은 고딕"/>
+          <w:sz w:val="20"/>
+        </w:rPr>
+        <w:t xml:space="preserve"> </w:t>
+      </w:r>
+      <w:r>
+        <w:rPr>
+          <w:rFonts w:ascii="Consolas" w:eastAsia="Consolas" w:hAnsi="Consolas" w:cs="Consolas"/>
+          <w:color w:val="188038"/>
+          <w:sz w:val="19"/>
+        </w:rPr>
+        <w:t>null</w:t>
+      </w:r>
+      <w:r>
+        <w:rPr>
+          <w:rFonts w:ascii="맑은 고딕" w:eastAsia="맑은 고딕" w:hAnsi="맑은 고딕" w:cs="맑은 고딕"/>
+          <w:sz w:val="20"/>
+        </w:rPr>
+        <w:t xml:space="preserve"> </w:t>
+      </w:r>
+      <w:r>
+        <w:rPr>
+          <w:rFonts w:ascii="맑은 고딕" w:eastAsia="맑은 고딕" w:hAnsi="맑은 고딕" w:cs="맑은 고딕"/>
+          <w:sz w:val="20"/>
+        </w:rPr>
+        <w:t>이어도</w:t>
+      </w:r>
+      <w:r>
+        <w:rPr>
+          <w:rFonts w:ascii="맑은 고딕" w:eastAsia="맑은 고딕" w:hAnsi="맑은 고딕" w:cs="맑은 고딕"/>
+          <w:sz w:val="20"/>
+        </w:rPr>
+        <w:t xml:space="preserve"> </w:t>
+      </w:r>
+      <w:r>
+        <w:rPr>
+          <w:rFonts w:ascii="맑은 고딕" w:eastAsia="맑은 고딕" w:hAnsi="맑은 고딕" w:cs="맑은 고딕"/>
+          <w:sz w:val="20"/>
+        </w:rPr>
+        <w:t>안전합니다</w:t>
+      </w:r>
+      <w:r>
+        <w:rPr>
+          <w:rFonts w:ascii="맑은 고딕" w:eastAsia="맑은 고딕" w:hAnsi="맑은 고딕" w:cs="맑은 고딕"/>
+          <w:sz w:val="20"/>
+        </w:rPr>
+        <w:t>.</w:t>
+      </w:r>
+    </w:p>
+    <w:p>
+      <w:pPr>
+        <w:widowControl w:val="0"/>
+        <w:numPr>
+          <w:ilvl w:val="0"/>
+          <w:numId w:val="5"/>
+        </w:numPr>
+        <w:spacing w:line="259" w:lineRule="auto"/>
+        <w:ind w:left="720"/>
+        <w:rPr>
+          <w:rFonts w:ascii="맑은 고딕" w:eastAsia="맑은 고딕" w:hAnsi="맑은 고딕" w:cs="맑은 고딕"/>
+        </w:rPr>
+      </w:pPr>
+      <w:r>
+        <w:rPr>
+          <w:rFonts w:ascii="Consolas" w:eastAsia="Consolas" w:hAnsi="Consolas" w:cs="Consolas"/>
+          <w:color w:val="188038"/>
+          <w:sz w:val="19"/>
+        </w:rPr>
+        <w:t>currentEmail == null ||</w:t>
+      </w:r>
+      <w:r>
+        <w:rPr>
+          <w:rFonts w:ascii="맑은 고딕" w:eastAsia="맑은 고딕" w:hAnsi="맑은 고딕" w:cs="맑은 고딕"/>
+          <w:sz w:val="20"/>
+        </w:rPr>
+        <w:t xml:space="preserve"> </w:t>
+      </w:r>
+      <w:r>
+        <w:rPr>
+          <w:rFonts w:ascii="맑은 고딕" w:eastAsia="맑은 고딕" w:hAnsi="맑은 고딕" w:cs="맑은 고딕"/>
+          <w:sz w:val="20"/>
+        </w:rPr>
+        <w:t>같은</w:t>
+      </w:r>
+      <w:r>
+        <w:rPr>
+          <w:rFonts w:ascii="맑은 고딕" w:eastAsia="맑은 고딕" w:hAnsi="맑은 고딕" w:cs="맑은 고딕"/>
+          <w:sz w:val="20"/>
+        </w:rPr>
+        <w:t xml:space="preserve"> </w:t>
+      </w:r>
+      <w:r>
+        <w:rPr>
+          <w:rFonts w:ascii="맑은 고딕" w:eastAsia="맑은 고딕" w:hAnsi="맑은 고딕" w:cs="맑은 고딕"/>
+          <w:sz w:val="20"/>
+        </w:rPr>
+        <w:t>분기가</w:t>
+      </w:r>
+      <w:r>
+        <w:rPr>
+          <w:rFonts w:ascii="맑은 고딕" w:eastAsia="맑은 고딕" w:hAnsi="맑은 고딕" w:cs="맑은 고딕"/>
+          <w:sz w:val="20"/>
+        </w:rPr>
+        <w:t xml:space="preserve"> </w:t>
+      </w:r>
+      <w:r>
+        <w:rPr>
+          <w:rFonts w:ascii="맑은 고딕" w:eastAsia="맑은 고딕" w:hAnsi="맑은 고딕" w:cs="맑은 고딕"/>
+          <w:sz w:val="20"/>
+        </w:rPr>
+        <w:t>필요</w:t>
+      </w:r>
+      <w:r>
+        <w:rPr>
+          <w:rFonts w:ascii="맑은 고딕" w:eastAsia="맑은 고딕" w:hAnsi="맑은 고딕" w:cs="맑은 고딕"/>
+          <w:sz w:val="20"/>
+        </w:rPr>
+        <w:t xml:space="preserve"> </w:t>
+      </w:r>
+      <w:r>
+        <w:rPr>
+          <w:rFonts w:ascii="맑은 고딕" w:eastAsia="맑은 고딕" w:hAnsi="맑은 고딕" w:cs="맑은 고딕"/>
+          <w:sz w:val="20"/>
+        </w:rPr>
+        <w:t>없어져</w:t>
+      </w:r>
+      <w:r>
+        <w:rPr>
+          <w:rFonts w:ascii="맑은 고딕" w:eastAsia="맑은 고딕" w:hAnsi="맑은 고딕" w:cs="맑은 고딕"/>
+          <w:sz w:val="20"/>
+        </w:rPr>
+        <w:t xml:space="preserve"> </w:t>
+      </w:r>
+      <w:r>
+        <w:rPr>
+          <w:rFonts w:ascii="맑은 고딕" w:eastAsia="맑은 고딕" w:hAnsi="맑은 고딕" w:cs="맑은 고딕"/>
+          <w:sz w:val="20"/>
+        </w:rPr>
+        <w:t>조건이</w:t>
+      </w:r>
+      <w:r>
+        <w:rPr>
+          <w:rFonts w:ascii="맑은 고딕" w:eastAsia="맑은 고딕" w:hAnsi="맑은 고딕" w:cs="맑은 고딕"/>
+          <w:sz w:val="20"/>
+        </w:rPr>
+        <w:t xml:space="preserve"> </w:t>
+      </w:r>
+      <w:r>
+        <w:rPr>
+          <w:rFonts w:ascii="맑은 고딕" w:eastAsia="맑은 고딕" w:hAnsi="맑은 고딕" w:cs="맑은 고딕"/>
+          <w:sz w:val="20"/>
+        </w:rPr>
+        <w:t>짧아집니다</w:t>
+      </w:r>
+      <w:r>
+        <w:rPr>
+          <w:rFonts w:ascii="맑은 고딕" w:eastAsia="맑은 고딕" w:hAnsi="맑은 고딕" w:cs="맑은 고딕"/>
+          <w:sz w:val="20"/>
+        </w:rPr>
+        <w:t>.</w:t>
+      </w:r>
+    </w:p>
+    <w:p>
+      <w:pPr>
+        <w:widowControl w:val="0"/>
+        <w:numPr>
+          <w:ilvl w:val="0"/>
+          <w:numId w:val="5"/>
+        </w:numPr>
+        <w:spacing w:line="259" w:lineRule="auto"/>
+        <w:ind w:left="720"/>
+        <w:rPr>
+          <w:rFonts w:ascii="맑은 고딕" w:eastAsia="맑은 고딕" w:hAnsi="맑은 고딕" w:cs="맑은 고딕"/>
+        </w:rPr>
+      </w:pPr>
+      <w:r>
+        <w:rPr>
+          <w:rFonts w:ascii="Consolas" w:eastAsia="Consolas" w:hAnsi="Consolas" w:cs="Consolas"/>
+          <w:color w:val="188038"/>
+          <w:sz w:val="19"/>
+        </w:rPr>
+        <w:t>isPhoneNumberChangingAndExists()</w:t>
+      </w:r>
+      <w:r>
+        <w:rPr>
+          <w:rFonts w:ascii="맑은 고딕" w:eastAsia="맑은 고딕" w:hAnsi="맑은 고딕" w:cs="맑은 고딕"/>
+          <w:sz w:val="20"/>
+        </w:rPr>
+        <w:t xml:space="preserve"> </w:t>
+      </w:r>
+      <w:r>
+        <w:rPr>
+          <w:rFonts w:ascii="맑은 고딕" w:eastAsia="맑은 고딕" w:hAnsi="맑은 고딕" w:cs="맑은 고딕"/>
+          <w:sz w:val="20"/>
+        </w:rPr>
+        <w:t>도</w:t>
+      </w:r>
+      <w:r>
+        <w:rPr>
+          <w:rFonts w:ascii="맑은 고딕" w:eastAsia="맑은 고딕" w:hAnsi="맑은 고딕" w:cs="맑은 고딕"/>
+          <w:sz w:val="20"/>
+        </w:rPr>
+        <w:t xml:space="preserve"> </w:t>
+      </w:r>
+      <w:r>
+        <w:rPr>
+          <w:rFonts w:ascii="맑은 고딕" w:eastAsia="맑은 고딕" w:hAnsi="맑은 고딕" w:cs="맑은 고딕"/>
+          <w:sz w:val="20"/>
+        </w:rPr>
+        <w:t>같은</w:t>
+      </w:r>
+      <w:r>
+        <w:rPr>
+          <w:rFonts w:ascii="맑은 고딕" w:eastAsia="맑은 고딕" w:hAnsi="맑은 고딕" w:cs="맑은 고딕"/>
+          <w:sz w:val="20"/>
+        </w:rPr>
+        <w:t xml:space="preserve"> </w:t>
+      </w:r>
+      <w:r>
+        <w:rPr>
+          <w:rFonts w:ascii="맑은 고딕" w:eastAsia="맑은 고딕" w:hAnsi="맑은 고딕" w:cs="맑은 고딕"/>
+          <w:sz w:val="20"/>
+        </w:rPr>
+        <w:t>방식으로</w:t>
+      </w:r>
+      <w:r>
+        <w:rPr>
+          <w:rFonts w:ascii="맑은 고딕" w:eastAsia="맑은 고딕" w:hAnsi="맑은 고딕" w:cs="맑은 고딕"/>
+          <w:sz w:val="20"/>
+        </w:rPr>
+        <w:t xml:space="preserve"> </w:t>
+      </w:r>
+      <w:r>
+        <w:rPr>
+          <w:rFonts w:ascii="맑은 고딕" w:eastAsia="맑은 고딕" w:hAnsi="맑은 고딕" w:cs="맑은 고딕"/>
+          <w:sz w:val="20"/>
+        </w:rPr>
+        <w:t>정리했습니다</w:t>
+      </w:r>
+      <w:r>
+        <w:rPr>
+          <w:rFonts w:ascii="맑은 고딕" w:eastAsia="맑은 고딕" w:hAnsi="맑은 고딕" w:cs="맑은 고딕"/>
+          <w:sz w:val="20"/>
+        </w:rPr>
+        <w:t>.</w:t>
       </w:r>
     </w:p>
     <w:p>
@@ -13680,7 +14773,6 @@
           <w:sz w:val="19"/>
           <w:szCs w:val="19"/>
         </w:rPr>
-        <w:lastRenderedPageBreak/>
         <w:t>StudentService</w:t>
       </w:r>
       <w:r>
@@ -14082,6 +15174,7 @@
           <w:sz w:val="17"/>
           <w:szCs w:val="17"/>
         </w:rPr>
+        <w:lastRenderedPageBreak/>
         <w:t xml:space="preserve">  GET    /api/departments/{id}/students   학과별 학생 목록       200</w:t>
       </w:r>
     </w:p>
@@ -14135,6 +15228,9 @@
       <w:pPr>
         <w:shd w:val="clear" w:color="auto" w:fill="F5F5F5"/>
         <w:spacing w:line="240" w:lineRule="auto"/>
+        <w:rPr>
+          <w:rFonts w:hint="eastAsia"/>
+        </w:rPr>
       </w:pPr>
       <w:r>
         <w:rPr>
@@ -14161,20 +15257,6 @@
           <w:szCs w:val="17"/>
         </w:rPr>
         <w:t xml:space="preserve"> 삭제             204</w:t>
-      </w:r>
-    </w:p>
-    <w:p>
-      <w:pPr>
-        <w:shd w:val="clear" w:color="auto" w:fill="F5F5F5"/>
-        <w:spacing w:line="240" w:lineRule="auto"/>
-      </w:pPr>
-      <w:r>
-        <w:rPr>
-          <w:rFonts w:ascii="Consolas" w:eastAsia="Consolas" w:hAnsi="Consolas" w:cs="Consolas"/>
-          <w:sz w:val="17"/>
-          <w:szCs w:val="17"/>
-        </w:rPr>
-        <w:t xml:space="preserve"> </w:t>
       </w:r>
     </w:p>
     <w:p>
@@ -14581,7 +15663,6 @@
           <w:rFonts w:ascii="맑은 고딕" w:eastAsia="맑은 고딕" w:hAnsi="맑은 고딕" w:cs="맑은 고딕"/>
           <w:color w:val="000000"/>
         </w:rPr>
-        <w:lastRenderedPageBreak/>
         <w:t>Student CRUD 엔드포인트</w:t>
       </w:r>
     </w:p>
@@ -14883,6 +15964,21 @@
     </w:p>
     <w:p>
       <w:pPr>
+        <w:rPr>
+          <w:rFonts w:ascii="맑은 고딕" w:eastAsia="맑은 고딕" w:hAnsi="맑은 고딕" w:cs="맑은 고딕"/>
+          <w:lang w:val="en-US"/>
+        </w:rPr>
+      </w:pPr>
+      <w:r>
+        <w:rPr>
+          <w:rFonts w:ascii="맑은 고딕" w:eastAsia="맑은 고딕" w:hAnsi="맑은 고딕" w:cs="맑은 고딕"/>
+          <w:lang w:val="en-US"/>
+        </w:rPr>
+        <w:br w:type="page"/>
+      </w:r>
+    </w:p>
+    <w:p>
+      <w:pPr>
         <w:widowControl w:val="0"/>
         <w:spacing w:before="240" w:line="259" w:lineRule="auto"/>
         <w:rPr>
@@ -14895,6 +15991,7 @@
           <w:rFonts w:ascii="맑은 고딕" w:eastAsia="맑은 고딕" w:hAnsi="맑은 고딕" w:cs="맑은 고딕"/>
           <w:lang w:val="en-US"/>
         </w:rPr>
+        <w:lastRenderedPageBreak/>
         <w:t>GET - Department by Code</w:t>
       </w:r>
     </w:p>
@@ -14969,33 +16066,18 @@
     </w:p>
     <w:p>
       <w:pPr>
-        <w:rPr>
-          <w:rFonts w:ascii="맑은 고딕" w:eastAsia="맑은 고딕" w:hAnsi="맑은 고딕" w:cs="맑은 고딕"/>
-          <w:lang w:val="en-US"/>
-        </w:rPr>
-      </w:pPr>
-      <w:r>
-        <w:rPr>
-          <w:lang w:val="en-US"/>
-        </w:rPr>
-        <w:br w:type="page"/>
-      </w:r>
-    </w:p>
-    <w:p>
-      <w:pPr>
-        <w:widowControl w:val="0"/>
-        <w:spacing w:line="259" w:lineRule="auto"/>
-        <w:rPr>
-          <w:rFonts w:ascii="맑은 고딕" w:eastAsia="맑은 고딕" w:hAnsi="맑은 고딕" w:cs="맑은 고딕"/>
-          <w:lang w:val="en-US"/>
-        </w:rPr>
-      </w:pPr>
-      <w:r>
-        <w:rPr>
-          <w:rFonts w:ascii="맑은 고딕" w:eastAsia="맑은 고딕" w:hAnsi="맑은 고딕" w:cs="맑은 고딕"/>
-          <w:lang w:val="en-US"/>
-        </w:rPr>
-        <w:lastRenderedPageBreak/>
+        <w:widowControl w:val="0"/>
+        <w:spacing w:line="259" w:lineRule="auto"/>
+        <w:rPr>
+          <w:rFonts w:ascii="맑은 고딕" w:eastAsia="맑은 고딕" w:hAnsi="맑은 고딕" w:cs="맑은 고딕"/>
+          <w:lang w:val="en-US"/>
+        </w:rPr>
+      </w:pPr>
+      <w:r>
+        <w:rPr>
+          <w:rFonts w:ascii="맑은 고딕" w:eastAsia="맑은 고딕" w:hAnsi="맑은 고딕" w:cs="맑은 고딕"/>
+          <w:lang w:val="en-US"/>
+        </w:rPr>
         <w:t>POST - CREATE Department</w:t>
       </w:r>
     </w:p>
@@ -15466,16 +16548,32 @@
     </w:p>
     <w:p>
       <w:pPr>
-        <w:widowControl w:val="0"/>
-        <w:spacing w:line="259" w:lineRule="auto"/>
-        <w:rPr>
-          <w:rFonts w:ascii="맑은 고딕" w:eastAsia="맑은 고딕" w:hAnsi="맑은 고딕" w:cs="맑은 고딕"/>
-        </w:rPr>
-      </w:pPr>
-      <w:r>
-        <w:rPr>
-          <w:rFonts w:ascii="맑은 고딕" w:eastAsia="맑은 고딕" w:hAnsi="맑은 고딕" w:cs="맑은 고딕"/>
-        </w:rPr>
+        <w:rPr>
+          <w:rFonts w:ascii="맑은 고딕" w:eastAsia="맑은 고딕" w:hAnsi="맑은 고딕" w:cs="맑은 고딕"/>
+        </w:rPr>
+      </w:pPr>
+      <w:r>
+        <w:rPr>
+          <w:rFonts w:ascii="맑은 고딕" w:eastAsia="맑은 고딕" w:hAnsi="맑은 고딕" w:cs="맑은 고딕"/>
+        </w:rPr>
+        <w:br w:type="page"/>
+      </w:r>
+    </w:p>
+    <w:p>
+      <w:pPr>
+        <w:widowControl w:val="0"/>
+        <w:spacing w:line="259" w:lineRule="auto"/>
+        <w:rPr>
+          <w:rFonts w:ascii="맑은 고딕" w:eastAsia="맑은 고딕" w:hAnsi="맑은 고딕" w:cs="맑은 고딕"/>
+        </w:rPr>
+      </w:pPr>
+      <w:bookmarkStart w:id="1" w:name="_GoBack"/>
+      <w:bookmarkEnd w:id="1"/>
+      <w:r>
+        <w:rPr>
+          <w:rFonts w:ascii="맑은 고딕" w:eastAsia="맑은 고딕" w:hAnsi="맑은 고딕" w:cs="맑은 고딕"/>
+        </w:rPr>
+        <w:lastRenderedPageBreak/>
         <w:t>GET - Student by ID</w:t>
       </w:r>
     </w:p>
@@ -15628,6 +16726,7 @@
         <w:spacing w:line="259" w:lineRule="auto"/>
         <w:rPr>
           <w:rFonts w:ascii="맑은 고딕" w:eastAsia="맑은 고딕" w:hAnsi="맑은 고딕" w:cs="맑은 고딕"/>
+          <w:lang w:val="en-US"/>
         </w:rPr>
       </w:pPr>
       <w:hyperlink r:id="rId33">
@@ -15636,6 +16735,7 @@
             <w:rFonts w:ascii="맑은 고딕" w:eastAsia="맑은 고딕" w:hAnsi="맑은 고딕" w:cs="맑은 고딕"/>
             <w:color w:val="1155CC"/>
             <w:u w:val="single"/>
+            <w:lang w:val="en-US"/>
           </w:rPr>
           <w:t>http://localhost:8080/api/students</w:t>
         </w:r>
@@ -15784,55 +16884,55 @@
         <w:widowControl w:val="0"/>
         <w:spacing w:line="259" w:lineRule="auto"/>
         <w:rPr>
+          <w:rFonts w:ascii="맑은 고딕" w:eastAsia="맑은 고딕" w:hAnsi="맑은 고딕" w:cs="맑은 고딕"/>
+          <w:sz w:val="20"/>
+          <w:szCs w:val="20"/>
+          <w:lang w:val="en-US"/>
+        </w:rPr>
+      </w:pPr>
+      <w:r>
+        <w:rPr>
+          <w:rFonts w:ascii="맑은 고딕" w:eastAsia="맑은 고딕" w:hAnsi="맑은 고딕" w:cs="맑은 고딕"/>
+          <w:sz w:val="20"/>
+          <w:szCs w:val="20"/>
+          <w:lang w:val="en-US"/>
+        </w:rPr>
+        <w:t xml:space="preserve">    </w:t>
+      </w:r>
+      <w:r>
+        <w:rPr>
           <w:rFonts w:ascii="맑은 고딕" w:eastAsia="맑은 고딕" w:hAnsi="맑은 고딕" w:cs="맑은 고딕" w:hint="eastAsia"/>
           <w:sz w:val="20"/>
           <w:szCs w:val="20"/>
           <w:lang w:val="en-US"/>
         </w:rPr>
-      </w:pPr>
-      <w:r>
-        <w:rPr>
-          <w:rFonts w:ascii="맑은 고딕" w:eastAsia="맑은 고딕" w:hAnsi="맑은 고딕" w:cs="맑은 고딕"/>
-          <w:sz w:val="20"/>
-          <w:szCs w:val="20"/>
-          <w:lang w:val="en-US"/>
-        </w:rPr>
         <w:t xml:space="preserve">    </w:t>
       </w:r>
       <w:r>
         <w:rPr>
+          <w:rFonts w:ascii="맑은 고딕" w:eastAsia="맑은 고딕" w:hAnsi="맑은 고딕" w:cs="맑은 고딕"/>
+          <w:sz w:val="20"/>
+          <w:szCs w:val="20"/>
+          <w:lang w:val="en-US"/>
+        </w:rPr>
+        <w:t>"email":</w:t>
+      </w:r>
+      <w:r>
+        <w:rPr>
+          <w:rFonts w:ascii="맑은 고딕" w:eastAsia="맑은 고딕" w:hAnsi="맑은 고딕" w:cs="맑은 고딕"/>
+          <w:sz w:val="20"/>
+          <w:szCs w:val="20"/>
+          <w:lang w:val="en-US"/>
+        </w:rPr>
+        <w:t xml:space="preserve"> "j</w:t>
+      </w:r>
+      <w:r>
+        <w:rPr>
           <w:rFonts w:ascii="맑은 고딕" w:eastAsia="맑은 고딕" w:hAnsi="맑은 고딕" w:cs="맑은 고딕" w:hint="eastAsia"/>
           <w:sz w:val="20"/>
           <w:szCs w:val="20"/>
           <w:lang w:val="en-US"/>
         </w:rPr>
-        <w:t xml:space="preserve">    </w:t>
-      </w:r>
-      <w:r>
-        <w:rPr>
-          <w:rFonts w:ascii="맑은 고딕" w:eastAsia="맑은 고딕" w:hAnsi="맑은 고딕" w:cs="맑은 고딕"/>
-          <w:sz w:val="20"/>
-          <w:szCs w:val="20"/>
-          <w:lang w:val="en-US"/>
-        </w:rPr>
-        <w:t>"email":</w:t>
-      </w:r>
-      <w:r>
-        <w:rPr>
-          <w:rFonts w:ascii="맑은 고딕" w:eastAsia="맑은 고딕" w:hAnsi="맑은 고딕" w:cs="맑은 고딕"/>
-          <w:sz w:val="20"/>
-          <w:szCs w:val="20"/>
-          <w:lang w:val="en-US"/>
-        </w:rPr>
-        <w:t xml:space="preserve"> "j</w:t>
-      </w:r>
-      <w:r>
-        <w:rPr>
-          <w:rFonts w:ascii="맑은 고딕" w:eastAsia="맑은 고딕" w:hAnsi="맑은 고딕" w:cs="맑은 고딕" w:hint="eastAsia"/>
-          <w:sz w:val="20"/>
-          <w:szCs w:val="20"/>
-          <w:lang w:val="en-US"/>
-        </w:rPr>
         <w:t>ane</w:t>
       </w:r>
       <w:r>
@@ -15851,7 +16951,7 @@
         <w:spacing w:line="259" w:lineRule="auto"/>
         <w:ind w:firstLineChars="100" w:firstLine="200"/>
         <w:rPr>
-          <w:rFonts w:ascii="맑은 고딕" w:eastAsia="맑은 고딕" w:hAnsi="맑은 고딕" w:cs="맑은 고딕" w:hint="eastAsia"/>
+          <w:rFonts w:ascii="맑은 고딕" w:eastAsia="맑은 고딕" w:hAnsi="맑은 고딕" w:cs="맑은 고딕"/>
           <w:sz w:val="20"/>
           <w:szCs w:val="20"/>
           <w:lang w:val="en-US"/>
@@ -16217,53 +17317,26 @@
         <w:t>DELETE - DELETE Student</w:t>
       </w:r>
     </w:p>
-    <w:bookmarkStart w:id="1" w:name="_GoBack"/>
-    <w:p>
-      <w:pPr>
-        <w:widowControl w:val="0"/>
-        <w:spacing w:line="259" w:lineRule="auto"/>
-        <w:rPr>
-          <w:rFonts w:ascii="맑은 고딕" w:eastAsia="맑은 고딕" w:hAnsi="맑은 고딕" w:cs="맑은 고딕"/>
-          <w:lang w:val="en-US"/>
-        </w:rPr>
-      </w:pPr>
-      <w:r>
-        <w:fldChar w:fldCharType="begin"/>
-      </w:r>
-      <w:r>
-        <w:rPr>
-          <w:lang w:val="en-US"/>
-        </w:rPr>
-        <w:instrText xml:space="preserve"> HYPERLINK "http://localhost:8080/api/stu</w:instrText>
-      </w:r>
-      <w:r>
-        <w:rPr>
-          <w:lang w:val="en-US"/>
-        </w:rPr>
-        <w:instrText xml:space="preserve">dents/9" \h </w:instrText>
-      </w:r>
-      <w:r>
-        <w:fldChar w:fldCharType="separate"/>
-      </w:r>
-      <w:r>
-        <w:rPr>
-          <w:rFonts w:ascii="맑은 고딕" w:eastAsia="맑은 고딕" w:hAnsi="맑은 고딕" w:cs="맑은 고딕"/>
-          <w:color w:val="1155CC"/>
-          <w:u w:val="single"/>
-          <w:lang w:val="en-US"/>
-        </w:rPr>
-        <w:t>http://localhost:8080/api/students/9</w:t>
-      </w:r>
-      <w:r>
-        <w:rPr>
-          <w:rFonts w:ascii="맑은 고딕" w:eastAsia="맑은 고딕" w:hAnsi="맑은 고딕" w:cs="맑은 고딕"/>
-          <w:color w:val="1155CC"/>
-          <w:u w:val="single"/>
-          <w:lang w:val="en-US"/>
-        </w:rPr>
-        <w:fldChar w:fldCharType="end"/>
-      </w:r>
-      <w:bookmarkEnd w:id="1"/>
+    <w:p>
+      <w:pPr>
+        <w:widowControl w:val="0"/>
+        <w:spacing w:line="259" w:lineRule="auto"/>
+        <w:rPr>
+          <w:rFonts w:ascii="맑은 고딕" w:eastAsia="맑은 고딕" w:hAnsi="맑은 고딕" w:cs="맑은 고딕"/>
+          <w:lang w:val="en-US"/>
+        </w:rPr>
+      </w:pPr>
+      <w:hyperlink r:id="rId35">
+        <w:r>
+          <w:rPr>
+            <w:rFonts w:ascii="맑은 고딕" w:eastAsia="맑은 고딕" w:hAnsi="맑은 고딕" w:cs="맑은 고딕"/>
+            <w:color w:val="1155CC"/>
+            <w:u w:val="single"/>
+            <w:lang w:val="en-US"/>
+          </w:rPr>
+          <w:t>http://localhost:8080/api/students/9</w:t>
+        </w:r>
+      </w:hyperlink>
     </w:p>
     <w:p>
       <w:pPr>
@@ -16301,7 +17374,7 @@
           <w:lang w:val="en-US"/>
         </w:rPr>
       </w:pPr>
-      <w:hyperlink r:id="rId35">
+      <w:hyperlink r:id="rId36">
         <w:r>
           <w:rPr>
             <w:rFonts w:ascii="맑은 고딕" w:eastAsia="맑은 고딕" w:hAnsi="맑은 고딕" w:cs="맑은 고딕"/>
@@ -16349,7 +17422,7 @@
           <w:lang w:val="en-US"/>
         </w:rPr>
       </w:pPr>
-      <w:hyperlink r:id="rId36">
+      <w:hyperlink r:id="rId37">
         <w:r>
           <w:rPr>
             <w:rFonts w:ascii="맑은 고딕" w:eastAsia="맑은 고딕" w:hAnsi="맑은 고딕" w:cs="맑은 고딕"/>
@@ -16397,7 +17470,7 @@
           <w:lang w:val="en-US"/>
         </w:rPr>
       </w:pPr>
-      <w:hyperlink r:id="rId37">
+      <w:hyperlink r:id="rId38">
         <w:r>
           <w:rPr>
             <w:rFonts w:ascii="맑은 고딕" w:eastAsia="맑은 고딕" w:hAnsi="맑은 고딕" w:cs="맑은 고딕"/>
@@ -16520,139 +17593,6 @@
           <w:lang w:val="en-US"/>
         </w:rPr>
         <w:t>POST - Duplicate Student Number</w:t>
-      </w:r>
-    </w:p>
-    <w:p>
-      <w:pPr>
-        <w:widowControl w:val="0"/>
-        <w:spacing w:line="259" w:lineRule="auto"/>
-        <w:rPr>
-          <w:rFonts w:ascii="맑은 고딕" w:eastAsia="맑은 고딕" w:hAnsi="맑은 고딕" w:cs="맑은 고딕"/>
-          <w:lang w:val="en-US"/>
-        </w:rPr>
-      </w:pPr>
-      <w:hyperlink r:id="rId38">
-        <w:r>
-          <w:rPr>
-            <w:rFonts w:ascii="맑은 고딕" w:eastAsia="맑은 고딕" w:hAnsi="맑은 고딕" w:cs="맑은 고딕"/>
-            <w:color w:val="1155CC"/>
-            <w:u w:val="single"/>
-            <w:lang w:val="en-US"/>
-          </w:rPr>
-          <w:t>http://localhost:8080/api/students</w:t>
-        </w:r>
-      </w:hyperlink>
-    </w:p>
-    <w:p>
-      <w:pPr>
-        <w:widowControl w:val="0"/>
-        <w:spacing w:line="259" w:lineRule="auto"/>
-        <w:rPr>
-          <w:rFonts w:ascii="맑은 고딕" w:eastAsia="맑은 고딕" w:hAnsi="맑은 고딕" w:cs="맑은 고딕"/>
-          <w:lang w:val="en-US"/>
-        </w:rPr>
-      </w:pPr>
-      <w:r>
-        <w:rPr>
-          <w:rFonts w:ascii="맑은 고딕" w:eastAsia="맑은 고딕" w:hAnsi="맑은 고딕" w:cs="맑은 고딕"/>
-          <w:lang w:val="en-US"/>
-        </w:rPr>
-        <w:t>{</w:t>
-      </w:r>
-    </w:p>
-    <w:p>
-      <w:pPr>
-        <w:widowControl w:val="0"/>
-        <w:spacing w:line="259" w:lineRule="auto"/>
-        <w:rPr>
-          <w:rFonts w:ascii="맑은 고딕" w:eastAsia="맑은 고딕" w:hAnsi="맑은 고딕" w:cs="맑은 고딕"/>
-          <w:lang w:val="en-US"/>
-        </w:rPr>
-      </w:pPr>
-      <w:r>
-        <w:rPr>
-          <w:rFonts w:ascii="맑은 고딕" w:eastAsia="맑은 고딕" w:hAnsi="맑은 고딕" w:cs="맑은 고딕"/>
-          <w:lang w:val="en-US"/>
-        </w:rPr>
-        <w:t xml:space="preserve">  "name": "Test Student",</w:t>
-      </w:r>
-    </w:p>
-    <w:p>
-      <w:pPr>
-        <w:widowControl w:val="0"/>
-        <w:spacing w:line="259" w:lineRule="auto"/>
-        <w:rPr>
-          <w:rFonts w:ascii="맑은 고딕" w:eastAsia="맑은 고딕" w:hAnsi="맑은 고딕" w:cs="맑은 고딕"/>
-          <w:lang w:val="en-US"/>
-        </w:rPr>
-      </w:pPr>
-      <w:r>
-        <w:rPr>
-          <w:rFonts w:ascii="맑은 고딕" w:eastAsia="맑은 고딕" w:hAnsi="맑은 고딕" w:cs="맑은 고딕"/>
-          <w:lang w:val="en-US"/>
-        </w:rPr>
-        <w:t xml:space="preserve">  "studentNumber": "CS001",</w:t>
-      </w:r>
-    </w:p>
-    <w:p>
-      <w:pPr>
-        <w:widowControl w:val="0"/>
-        <w:spacing w:line="259" w:lineRule="auto"/>
-        <w:rPr>
-          <w:rFonts w:ascii="맑은 고딕" w:eastAsia="맑은 고딕" w:hAnsi="맑은 고딕" w:cs="맑은 고딕"/>
-          <w:lang w:val="en-US"/>
-        </w:rPr>
-      </w:pPr>
-      <w:r>
-        <w:rPr>
-          <w:rFonts w:ascii="맑은 고딕" w:eastAsia="맑은 고딕" w:hAnsi="맑은 고딕" w:cs="맑은 고딕"/>
-          <w:lang w:val="en-US"/>
-        </w:rPr>
-        <w:t xml:space="preserve">  "departmentId": 1</w:t>
-      </w:r>
-    </w:p>
-    <w:p>
-      <w:pPr>
-        <w:widowControl w:val="0"/>
-        <w:spacing w:line="259" w:lineRule="auto"/>
-        <w:rPr>
-          <w:rFonts w:ascii="맑은 고딕" w:eastAsia="맑은 고딕" w:hAnsi="맑은 고딕" w:cs="맑은 고딕"/>
-          <w:lang w:val="en-US"/>
-        </w:rPr>
-      </w:pPr>
-      <w:r>
-        <w:rPr>
-          <w:rFonts w:ascii="맑은 고딕" w:eastAsia="맑은 고딕" w:hAnsi="맑은 고딕" w:cs="맑은 고딕"/>
-          <w:lang w:val="en-US"/>
-        </w:rPr>
-        <w:t>}</w:t>
-      </w:r>
-    </w:p>
-    <w:p>
-      <w:pPr>
-        <w:widowControl w:val="0"/>
-        <w:spacing w:line="259" w:lineRule="auto"/>
-        <w:rPr>
-          <w:rFonts w:ascii="맑은 고딕" w:eastAsia="맑은 고딕" w:hAnsi="맑은 고딕" w:cs="맑은 고딕"/>
-          <w:lang w:val="en-US"/>
-        </w:rPr>
-      </w:pPr>
-    </w:p>
-    <w:p>
-      <w:pPr>
-        <w:widowControl w:val="0"/>
-        <w:spacing w:line="259" w:lineRule="auto"/>
-        <w:rPr>
-          <w:rFonts w:ascii="맑은 고딕" w:eastAsia="맑은 고딕" w:hAnsi="맑은 고딕" w:cs="맑은 고딕"/>
-          <w:lang w:val="en-US"/>
-        </w:rPr>
-      </w:pPr>
-      <w:r>
-        <w:rPr>
-          <w:rFonts w:ascii="맑은 고딕" w:eastAsia="맑은 고딕" w:hAnsi="맑은 고딕" w:cs="맑은 고딕"/>
-          <w:lang w:val="en-US"/>
-        </w:rPr>
-        <w:t>POST - Duplicate Email</w:t>
       </w:r>
     </w:p>
     <w:p>
@@ -16682,6 +17622,139 @@
         <w:spacing w:line="259" w:lineRule="auto"/>
         <w:rPr>
           <w:rFonts w:ascii="맑은 고딕" w:eastAsia="맑은 고딕" w:hAnsi="맑은 고딕" w:cs="맑은 고딕"/>
+          <w:lang w:val="en-US"/>
+        </w:rPr>
+      </w:pPr>
+      <w:r>
+        <w:rPr>
+          <w:rFonts w:ascii="맑은 고딕" w:eastAsia="맑은 고딕" w:hAnsi="맑은 고딕" w:cs="맑은 고딕"/>
+          <w:lang w:val="en-US"/>
+        </w:rPr>
+        <w:t>{</w:t>
+      </w:r>
+    </w:p>
+    <w:p>
+      <w:pPr>
+        <w:widowControl w:val="0"/>
+        <w:spacing w:line="259" w:lineRule="auto"/>
+        <w:rPr>
+          <w:rFonts w:ascii="맑은 고딕" w:eastAsia="맑은 고딕" w:hAnsi="맑은 고딕" w:cs="맑은 고딕"/>
+          <w:lang w:val="en-US"/>
+        </w:rPr>
+      </w:pPr>
+      <w:r>
+        <w:rPr>
+          <w:rFonts w:ascii="맑은 고딕" w:eastAsia="맑은 고딕" w:hAnsi="맑은 고딕" w:cs="맑은 고딕"/>
+          <w:lang w:val="en-US"/>
+        </w:rPr>
+        <w:t xml:space="preserve">  "name": "Test Student",</w:t>
+      </w:r>
+    </w:p>
+    <w:p>
+      <w:pPr>
+        <w:widowControl w:val="0"/>
+        <w:spacing w:line="259" w:lineRule="auto"/>
+        <w:rPr>
+          <w:rFonts w:ascii="맑은 고딕" w:eastAsia="맑은 고딕" w:hAnsi="맑은 고딕" w:cs="맑은 고딕"/>
+          <w:lang w:val="en-US"/>
+        </w:rPr>
+      </w:pPr>
+      <w:r>
+        <w:rPr>
+          <w:rFonts w:ascii="맑은 고딕" w:eastAsia="맑은 고딕" w:hAnsi="맑은 고딕" w:cs="맑은 고딕"/>
+          <w:lang w:val="en-US"/>
+        </w:rPr>
+        <w:t xml:space="preserve">  "studentNumber": "CS001",</w:t>
+      </w:r>
+    </w:p>
+    <w:p>
+      <w:pPr>
+        <w:widowControl w:val="0"/>
+        <w:spacing w:line="259" w:lineRule="auto"/>
+        <w:rPr>
+          <w:rFonts w:ascii="맑은 고딕" w:eastAsia="맑은 고딕" w:hAnsi="맑은 고딕" w:cs="맑은 고딕"/>
+          <w:lang w:val="en-US"/>
+        </w:rPr>
+      </w:pPr>
+      <w:r>
+        <w:rPr>
+          <w:rFonts w:ascii="맑은 고딕" w:eastAsia="맑은 고딕" w:hAnsi="맑은 고딕" w:cs="맑은 고딕"/>
+          <w:lang w:val="en-US"/>
+        </w:rPr>
+        <w:t xml:space="preserve">  "departmentId": 1</w:t>
+      </w:r>
+    </w:p>
+    <w:p>
+      <w:pPr>
+        <w:widowControl w:val="0"/>
+        <w:spacing w:line="259" w:lineRule="auto"/>
+        <w:rPr>
+          <w:rFonts w:ascii="맑은 고딕" w:eastAsia="맑은 고딕" w:hAnsi="맑은 고딕" w:cs="맑은 고딕"/>
+          <w:lang w:val="en-US"/>
+        </w:rPr>
+      </w:pPr>
+      <w:r>
+        <w:rPr>
+          <w:rFonts w:ascii="맑은 고딕" w:eastAsia="맑은 고딕" w:hAnsi="맑은 고딕" w:cs="맑은 고딕"/>
+          <w:lang w:val="en-US"/>
+        </w:rPr>
+        <w:t>}</w:t>
+      </w:r>
+    </w:p>
+    <w:p>
+      <w:pPr>
+        <w:widowControl w:val="0"/>
+        <w:spacing w:line="259" w:lineRule="auto"/>
+        <w:rPr>
+          <w:rFonts w:ascii="맑은 고딕" w:eastAsia="맑은 고딕" w:hAnsi="맑은 고딕" w:cs="맑은 고딕"/>
+          <w:lang w:val="en-US"/>
+        </w:rPr>
+      </w:pPr>
+    </w:p>
+    <w:p>
+      <w:pPr>
+        <w:widowControl w:val="0"/>
+        <w:spacing w:line="259" w:lineRule="auto"/>
+        <w:rPr>
+          <w:rFonts w:ascii="맑은 고딕" w:eastAsia="맑은 고딕" w:hAnsi="맑은 고딕" w:cs="맑은 고딕"/>
+          <w:lang w:val="en-US"/>
+        </w:rPr>
+      </w:pPr>
+      <w:r>
+        <w:rPr>
+          <w:rFonts w:ascii="맑은 고딕" w:eastAsia="맑은 고딕" w:hAnsi="맑은 고딕" w:cs="맑은 고딕"/>
+          <w:lang w:val="en-US"/>
+        </w:rPr>
+        <w:t>POST - Duplicate Email</w:t>
+      </w:r>
+    </w:p>
+    <w:p>
+      <w:pPr>
+        <w:widowControl w:val="0"/>
+        <w:spacing w:line="259" w:lineRule="auto"/>
+        <w:rPr>
+          <w:rFonts w:ascii="맑은 고딕" w:eastAsia="맑은 고딕" w:hAnsi="맑은 고딕" w:cs="맑은 고딕"/>
+          <w:lang w:val="en-US"/>
+        </w:rPr>
+      </w:pPr>
+      <w:hyperlink r:id="rId40">
+        <w:r>
+          <w:rPr>
+            <w:rFonts w:ascii="맑은 고딕" w:eastAsia="맑은 고딕" w:hAnsi="맑은 고딕" w:cs="맑은 고딕"/>
+            <w:color w:val="1155CC"/>
+            <w:u w:val="single"/>
+            <w:lang w:val="en-US"/>
+          </w:rPr>
+          <w:t>http://localhost:8080/api/students</w:t>
+        </w:r>
+      </w:hyperlink>
+    </w:p>
+    <w:p>
+      <w:pPr>
+        <w:widowControl w:val="0"/>
+        <w:spacing w:line="259" w:lineRule="auto"/>
+        <w:rPr>
+          <w:rFonts w:ascii="맑은 고딕" w:eastAsia="맑은 고딕" w:hAnsi="맑은 고딕" w:cs="맑은 고딕"/>
           <w:sz w:val="20"/>
           <w:szCs w:val="20"/>
           <w:lang w:val="en-US"/>
@@ -16968,7 +18041,7 @@
           <w:rFonts w:ascii="맑은 고딕" w:eastAsia="맑은 고딕" w:hAnsi="맑은 고딕" w:cs="맑은 고딕"/>
         </w:rPr>
       </w:pPr>
-      <w:hyperlink r:id="rId40">
+      <w:hyperlink r:id="rId41">
         <w:r>
           <w:rPr>
             <w:rFonts w:ascii="맑은 고딕" w:eastAsia="맑은 고딕" w:hAnsi="맑은 고딕" w:cs="맑은 고딕"/>
@@ -18945,6 +20018,9 @@
       <w:pPr>
         <w:shd w:val="clear" w:color="auto" w:fill="F5F5F5"/>
         <w:spacing w:line="240" w:lineRule="auto"/>
+        <w:rPr>
+          <w:lang w:val="en-US"/>
+        </w:rPr>
       </w:pPr>
       <w:r>
         <w:rPr>
@@ -18958,6 +20034,7 @@
         <w:rPr>
           <w:rFonts w:ascii="Consolas" w:eastAsia="Consolas" w:hAnsi="Consolas" w:cs="Consolas"/>
           <w:sz w:val="17"/>
+          <w:lang w:val="en-US"/>
         </w:rPr>
         <w:t>.id</w:t>
       </w:r>
@@ -18966,6 +20043,7 @@
         <w:rPr>
           <w:rFonts w:ascii="Consolas" w:eastAsia="Consolas" w:hAnsi="Consolas" w:cs="Consolas"/>
           <w:sz w:val="17"/>
+          <w:lang w:val="en-US"/>
         </w:rPr>
         <w:t>(department.getId())</w:t>
       </w:r>
@@ -18974,11 +20052,15 @@
       <w:pPr>
         <w:shd w:val="clear" w:color="auto" w:fill="F5F5F5"/>
         <w:spacing w:line="240" w:lineRule="auto"/>
-      </w:pPr>
-      <w:r>
-        <w:rPr>
-          <w:rFonts w:ascii="Consolas" w:eastAsia="Consolas" w:hAnsi="Consolas" w:cs="Consolas"/>
-          <w:sz w:val="17"/>
+        <w:rPr>
+          <w:lang w:val="en-US"/>
+        </w:rPr>
+      </w:pPr>
+      <w:r>
+        <w:rPr>
+          <w:rFonts w:ascii="Consolas" w:eastAsia="Consolas" w:hAnsi="Consolas" w:cs="Consolas"/>
+          <w:sz w:val="17"/>
+          <w:lang w:val="en-US"/>
         </w:rPr>
         <w:t xml:space="preserve">            </w:t>
       </w:r>
@@ -18987,6 +20069,7 @@
         <w:rPr>
           <w:rFonts w:ascii="Consolas" w:eastAsia="Consolas" w:hAnsi="Consolas" w:cs="Consolas"/>
           <w:sz w:val="17"/>
+          <w:lang w:val="en-US"/>
         </w:rPr>
         <w:t>.name</w:t>
       </w:r>
@@ -18995,6 +20078,7 @@
         <w:rPr>
           <w:rFonts w:ascii="Consolas" w:eastAsia="Consolas" w:hAnsi="Consolas" w:cs="Consolas"/>
           <w:sz w:val="17"/>
+          <w:lang w:val="en-US"/>
         </w:rPr>
         <w:t>(department.getName())</w:t>
       </w:r>
@@ -19008,6 +20092,7 @@
         <w:rPr>
           <w:rFonts w:ascii="Consolas" w:eastAsia="Consolas" w:hAnsi="Consolas" w:cs="Consolas"/>
           <w:sz w:val="17"/>
+          <w:lang w:val="en-US"/>
         </w:rPr>
         <w:t xml:space="preserve">            </w:t>
       </w:r>
@@ -20104,12 +21189,12 @@
     </w:p>
     <w:p/>
     <w:sectPr>
-      <w:headerReference w:type="even" r:id="rId41"/>
-      <w:headerReference w:type="default" r:id="rId42"/>
-      <w:footerReference w:type="even" r:id="rId43"/>
-      <w:footerReference w:type="default" r:id="rId44"/>
-      <w:headerReference w:type="first" r:id="rId45"/>
-      <w:footerReference w:type="first" r:id="rId46"/>
+      <w:headerReference w:type="even" r:id="rId42"/>
+      <w:headerReference w:type="default" r:id="rId43"/>
+      <w:footerReference w:type="even" r:id="rId44"/>
+      <w:footerReference w:type="default" r:id="rId45"/>
+      <w:headerReference w:type="first" r:id="rId46"/>
+      <w:footerReference w:type="first" r:id="rId47"/>
       <w:pgSz w:w="11909" w:h="16834"/>
       <w:pgMar w:top="1440" w:right="1440" w:bottom="1440" w:left="1440" w:header="720" w:footer="720" w:gutter="0"/>
       <w:pgNumType w:start="1"/>
@@ -20306,7 +21391,7 @@
         <w:noProof/>
         <w:color w:val="000000"/>
       </w:rPr>
-      <w:t>21</w:t>
+      <w:t>22</w:t>
     </w:r>
     <w:r>
       <w:rPr>

--- a/docs/[수업중 2-5]Student-StudentDetail-Department.docx
+++ b/docs/[수업중 2-5]Student-StudentDetail-Department.docx
@@ -90,7 +90,29 @@
           <w:sz w:val="24"/>
           <w:szCs w:val="24"/>
         </w:rPr>
-        <w:t>0. 실습 개요 - 실습2-4에서 달라진 점</w:t>
+        <w:t>0. 실습 개요 - 실습2-</w:t>
+      </w:r>
+      <w:r>
+        <w:rPr>
+          <w:rFonts w:ascii="맑은 고딕" w:eastAsia="맑은 고딕" w:hAnsi="맑은 고딕" w:cs="맑은 고딕" w:hint="eastAsia"/>
+          <w:b/>
+          <w:bCs/>
+          <w:color w:val="000000"/>
+          <w:sz w:val="24"/>
+          <w:szCs w:val="24"/>
+        </w:rPr>
+        <w:t>5</w:t>
+      </w:r>
+      <w:r>
+        <w:rPr>
+          <w:rFonts w:ascii="맑은 고딕" w:eastAsia="맑은 고딕" w:hAnsi="맑은 고딕" w:cs="맑은 고딕"/>
+          <w:b/>
+          <w:bCs/>
+          <w:color w:val="000000"/>
+          <w:sz w:val="24"/>
+          <w:szCs w:val="24"/>
+        </w:rPr>
+        <w:t>에서 달라진 점</w:t>
       </w:r>
     </w:p>
     <w:p>
@@ -1771,156 +1793,156 @@
           <w:sz w:val="17"/>
           <w:szCs w:val="17"/>
         </w:rPr>
+        <w:t xml:space="preserve">    //1:N 지연로딩 - mappedBy 에는 Student 에 있는 필드명을 적는다</w:t>
+      </w:r>
+    </w:p>
+    <w:p>
+      <w:pPr>
+        <w:shd w:val="clear" w:color="auto" w:fill="F5F5F5"/>
+        <w:spacing w:line="240" w:lineRule="auto"/>
+        <w:rPr>
+          <w:lang w:val="en-US"/>
+        </w:rPr>
+      </w:pPr>
+      <w:r>
+        <w:rPr>
+          <w:rFonts w:ascii="Consolas" w:eastAsia="Consolas" w:hAnsi="Consolas" w:cs="Consolas"/>
+          <w:sz w:val="17"/>
+          <w:szCs w:val="17"/>
+        </w:rPr>
+        <w:t xml:space="preserve">    </w:t>
+      </w:r>
+      <w:r>
+        <w:rPr>
+          <w:rFonts w:ascii="Consolas" w:eastAsia="Consolas" w:hAnsi="Consolas" w:cs="Consolas"/>
+          <w:sz w:val="17"/>
+          <w:szCs w:val="17"/>
+          <w:lang w:val="en-US"/>
+        </w:rPr>
+        <w:t>@OneToMany(mappedBy = "department",</w:t>
+      </w:r>
+    </w:p>
+    <w:p>
+      <w:pPr>
+        <w:shd w:val="clear" w:color="auto" w:fill="F5F5F5"/>
+        <w:spacing w:line="240" w:lineRule="auto"/>
+        <w:rPr>
+          <w:lang w:val="en-US"/>
+        </w:rPr>
+      </w:pPr>
+      <w:r>
+        <w:rPr>
+          <w:rFonts w:ascii="Consolas" w:eastAsia="Consolas" w:hAnsi="Consolas" w:cs="Consolas"/>
+          <w:sz w:val="17"/>
+          <w:szCs w:val="17"/>
+          <w:lang w:val="en-US"/>
+        </w:rPr>
+        <w:t xml:space="preserve">               cascade = </w:t>
+      </w:r>
+      <w:proofErr w:type="gramStart"/>
+      <w:r>
+        <w:rPr>
+          <w:rFonts w:ascii="Consolas" w:eastAsia="Consolas" w:hAnsi="Consolas" w:cs="Consolas"/>
+          <w:sz w:val="17"/>
+          <w:szCs w:val="17"/>
+          <w:lang w:val="en-US"/>
+        </w:rPr>
+        <w:t>CascadeType.ALL</w:t>
+      </w:r>
+      <w:proofErr w:type="gramEnd"/>
+      <w:r>
+        <w:rPr>
+          <w:rFonts w:ascii="Consolas" w:eastAsia="Consolas" w:hAnsi="Consolas" w:cs="Consolas"/>
+          <w:sz w:val="17"/>
+          <w:szCs w:val="17"/>
+          <w:lang w:val="en-US"/>
+        </w:rPr>
+        <w:t>,</w:t>
+      </w:r>
+    </w:p>
+    <w:p>
+      <w:pPr>
+        <w:shd w:val="clear" w:color="auto" w:fill="F5F5F5"/>
+        <w:spacing w:line="240" w:lineRule="auto"/>
+        <w:rPr>
+          <w:lang w:val="en-US"/>
+        </w:rPr>
+      </w:pPr>
+      <w:r>
+        <w:rPr>
+          <w:rFonts w:ascii="Consolas" w:eastAsia="Consolas" w:hAnsi="Consolas" w:cs="Consolas"/>
+          <w:sz w:val="17"/>
+          <w:szCs w:val="17"/>
+          <w:lang w:val="en-US"/>
+        </w:rPr>
+        <w:t xml:space="preserve">               fetch = </w:t>
+      </w:r>
+      <w:proofErr w:type="gramStart"/>
+      <w:r>
+        <w:rPr>
+          <w:rFonts w:ascii="Consolas" w:eastAsia="Consolas" w:hAnsi="Consolas" w:cs="Consolas"/>
+          <w:sz w:val="17"/>
+          <w:szCs w:val="17"/>
+          <w:lang w:val="en-US"/>
+        </w:rPr>
+        <w:t>FetchType.LAZY</w:t>
+      </w:r>
+      <w:proofErr w:type="gramEnd"/>
+      <w:r>
+        <w:rPr>
+          <w:rFonts w:ascii="Consolas" w:eastAsia="Consolas" w:hAnsi="Consolas" w:cs="Consolas"/>
+          <w:sz w:val="17"/>
+          <w:szCs w:val="17"/>
+          <w:lang w:val="en-US"/>
+        </w:rPr>
+        <w:t>)</w:t>
+      </w:r>
+    </w:p>
+    <w:p>
+      <w:pPr>
+        <w:shd w:val="clear" w:color="auto" w:fill="F5F5F5"/>
+        <w:spacing w:line="240" w:lineRule="auto"/>
+        <w:rPr>
+          <w:lang w:val="en-US"/>
+        </w:rPr>
+      </w:pPr>
+      <w:r>
+        <w:rPr>
+          <w:rFonts w:ascii="Consolas" w:eastAsia="Consolas" w:hAnsi="Consolas" w:cs="Consolas"/>
+          <w:sz w:val="17"/>
+          <w:szCs w:val="17"/>
+          <w:lang w:val="en-US"/>
+        </w:rPr>
+        <w:t xml:space="preserve">    </w:t>
+      </w:r>
+      <w:proofErr w:type="gramStart"/>
+      <w:r>
+        <w:rPr>
+          <w:rFonts w:ascii="Consolas" w:eastAsia="Consolas" w:hAnsi="Consolas" w:cs="Consolas"/>
+          <w:sz w:val="17"/>
+          <w:szCs w:val="17"/>
+          <w:lang w:val="en-US"/>
+        </w:rPr>
+        <w:t>@Builder.Default</w:t>
+      </w:r>
+      <w:proofErr w:type="gramEnd"/>
+    </w:p>
+    <w:p>
+      <w:pPr>
+        <w:shd w:val="clear" w:color="auto" w:fill="F5F5F5"/>
+        <w:spacing w:line="240" w:lineRule="auto"/>
+        <w:rPr>
+          <w:lang w:val="en-US"/>
+        </w:rPr>
+      </w:pPr>
+      <w:r>
+        <w:rPr>
+          <w:rFonts w:ascii="Consolas" w:eastAsia="Consolas" w:hAnsi="Consolas" w:cs="Consolas"/>
+          <w:sz w:val="17"/>
+          <w:szCs w:val="17"/>
+          <w:lang w:val="en-US"/>
+        </w:rPr>
         <w:lastRenderedPageBreak/>
-        <w:t xml:space="preserve">    //1:N 지연로딩 - mappedBy 에는 Student 에 있는 필드명을 적는다</w:t>
-      </w:r>
-    </w:p>
-    <w:p>
-      <w:pPr>
-        <w:shd w:val="clear" w:color="auto" w:fill="F5F5F5"/>
-        <w:spacing w:line="240" w:lineRule="auto"/>
-        <w:rPr>
-          <w:lang w:val="en-US"/>
-        </w:rPr>
-      </w:pPr>
-      <w:r>
-        <w:rPr>
-          <w:rFonts w:ascii="Consolas" w:eastAsia="Consolas" w:hAnsi="Consolas" w:cs="Consolas"/>
-          <w:sz w:val="17"/>
-          <w:szCs w:val="17"/>
-        </w:rPr>
-        <w:t xml:space="preserve">    </w:t>
-      </w:r>
-      <w:r>
-        <w:rPr>
-          <w:rFonts w:ascii="Consolas" w:eastAsia="Consolas" w:hAnsi="Consolas" w:cs="Consolas"/>
-          <w:sz w:val="17"/>
-          <w:szCs w:val="17"/>
-          <w:lang w:val="en-US"/>
-        </w:rPr>
-        <w:t>@OneToMany(mappedBy = "department",</w:t>
-      </w:r>
-    </w:p>
-    <w:p>
-      <w:pPr>
-        <w:shd w:val="clear" w:color="auto" w:fill="F5F5F5"/>
-        <w:spacing w:line="240" w:lineRule="auto"/>
-        <w:rPr>
-          <w:lang w:val="en-US"/>
-        </w:rPr>
-      </w:pPr>
-      <w:r>
-        <w:rPr>
-          <w:rFonts w:ascii="Consolas" w:eastAsia="Consolas" w:hAnsi="Consolas" w:cs="Consolas"/>
-          <w:sz w:val="17"/>
-          <w:szCs w:val="17"/>
-          <w:lang w:val="en-US"/>
-        </w:rPr>
-        <w:t xml:space="preserve">               cascade = </w:t>
-      </w:r>
-      <w:proofErr w:type="gramStart"/>
-      <w:r>
-        <w:rPr>
-          <w:rFonts w:ascii="Consolas" w:eastAsia="Consolas" w:hAnsi="Consolas" w:cs="Consolas"/>
-          <w:sz w:val="17"/>
-          <w:szCs w:val="17"/>
-          <w:lang w:val="en-US"/>
-        </w:rPr>
-        <w:t>CascadeType.ALL</w:t>
-      </w:r>
-      <w:proofErr w:type="gramEnd"/>
-      <w:r>
-        <w:rPr>
-          <w:rFonts w:ascii="Consolas" w:eastAsia="Consolas" w:hAnsi="Consolas" w:cs="Consolas"/>
-          <w:sz w:val="17"/>
-          <w:szCs w:val="17"/>
-          <w:lang w:val="en-US"/>
-        </w:rPr>
-        <w:t>,</w:t>
-      </w:r>
-    </w:p>
-    <w:p>
-      <w:pPr>
-        <w:shd w:val="clear" w:color="auto" w:fill="F5F5F5"/>
-        <w:spacing w:line="240" w:lineRule="auto"/>
-        <w:rPr>
-          <w:lang w:val="en-US"/>
-        </w:rPr>
-      </w:pPr>
-      <w:r>
-        <w:rPr>
-          <w:rFonts w:ascii="Consolas" w:eastAsia="Consolas" w:hAnsi="Consolas" w:cs="Consolas"/>
-          <w:sz w:val="17"/>
-          <w:szCs w:val="17"/>
-          <w:lang w:val="en-US"/>
-        </w:rPr>
-        <w:t xml:space="preserve">               fetch = </w:t>
-      </w:r>
-      <w:proofErr w:type="gramStart"/>
-      <w:r>
-        <w:rPr>
-          <w:rFonts w:ascii="Consolas" w:eastAsia="Consolas" w:hAnsi="Consolas" w:cs="Consolas"/>
-          <w:sz w:val="17"/>
-          <w:szCs w:val="17"/>
-          <w:lang w:val="en-US"/>
-        </w:rPr>
-        <w:t>FetchType.LAZY</w:t>
-      </w:r>
-      <w:proofErr w:type="gramEnd"/>
-      <w:r>
-        <w:rPr>
-          <w:rFonts w:ascii="Consolas" w:eastAsia="Consolas" w:hAnsi="Consolas" w:cs="Consolas"/>
-          <w:sz w:val="17"/>
-          <w:szCs w:val="17"/>
-          <w:lang w:val="en-US"/>
-        </w:rPr>
-        <w:t>)</w:t>
-      </w:r>
-    </w:p>
-    <w:p>
-      <w:pPr>
-        <w:shd w:val="clear" w:color="auto" w:fill="F5F5F5"/>
-        <w:spacing w:line="240" w:lineRule="auto"/>
-        <w:rPr>
-          <w:lang w:val="en-US"/>
-        </w:rPr>
-      </w:pPr>
-      <w:r>
-        <w:rPr>
-          <w:rFonts w:ascii="Consolas" w:eastAsia="Consolas" w:hAnsi="Consolas" w:cs="Consolas"/>
-          <w:sz w:val="17"/>
-          <w:szCs w:val="17"/>
-          <w:lang w:val="en-US"/>
-        </w:rPr>
-        <w:t xml:space="preserve">    </w:t>
-      </w:r>
-      <w:proofErr w:type="gramStart"/>
-      <w:r>
-        <w:rPr>
-          <w:rFonts w:ascii="Consolas" w:eastAsia="Consolas" w:hAnsi="Consolas" w:cs="Consolas"/>
-          <w:sz w:val="17"/>
-          <w:szCs w:val="17"/>
-          <w:lang w:val="en-US"/>
-        </w:rPr>
-        <w:t>@Builder.Default</w:t>
-      </w:r>
-      <w:proofErr w:type="gramEnd"/>
-    </w:p>
-    <w:p>
-      <w:pPr>
-        <w:shd w:val="clear" w:color="auto" w:fill="F5F5F5"/>
-        <w:spacing w:line="240" w:lineRule="auto"/>
-        <w:rPr>
-          <w:lang w:val="en-US"/>
-        </w:rPr>
-      </w:pPr>
-      <w:r>
-        <w:rPr>
-          <w:rFonts w:ascii="Consolas" w:eastAsia="Consolas" w:hAnsi="Consolas" w:cs="Consolas"/>
-          <w:sz w:val="17"/>
-          <w:szCs w:val="17"/>
-          <w:lang w:val="en-US"/>
-        </w:rPr>
         <w:t xml:space="preserve">    private List&lt;Student&gt; students = new ArrayList&lt;&gt;();</w:t>
       </w:r>
     </w:p>
@@ -2893,7 +2915,6 @@
           <w:sz w:val="21"/>
           <w:szCs w:val="21"/>
         </w:rPr>
-        <w:lastRenderedPageBreak/>
         <w:t>5) 1:1 과 1:N 비교</w:t>
       </w:r>
     </w:p>
@@ -2968,7 +2989,16 @@
           <w:sz w:val="20"/>
           <w:szCs w:val="20"/>
         </w:rPr>
-        <w:t xml:space="preserve"> 입니다. 1:N 은 항상 N 쪽이 주인입니다.</w:t>
+        <w:t xml:space="preserve"> 입니다. 1:N 은 항상 N 쪽이 </w:t>
+      </w:r>
+      <w:r>
+        <w:rPr>
+          <w:rFonts w:ascii="맑은 고딕" w:eastAsia="맑은 고딕" w:hAnsi="맑은 고딕" w:cs="맑은 고딕"/>
+          <w:sz w:val="20"/>
+          <w:szCs w:val="20"/>
+        </w:rPr>
+        <w:lastRenderedPageBreak/>
+        <w:t>주인입니다.</w:t>
       </w:r>
     </w:p>
     <w:p>
@@ -3992,7 +4022,6 @@
           <w:sz w:val="19"/>
           <w:szCs w:val="19"/>
         </w:rPr>
-        <w:lastRenderedPageBreak/>
         <w:t>findByCode(String</w:t>
       </w:r>
       <w:proofErr w:type="gramStart"/>
@@ -4187,8 +4216,29 @@
           <w:sz w:val="20"/>
           <w:szCs w:val="20"/>
         </w:rPr>
-        <w:t xml:space="preserve"> 중복 검사에 사용합니다. 엔티티를 가져오지 않고 개수만 세므로 효율적입니다.</w:t>
-      </w:r>
+        <w:t xml:space="preserve"> 중복 검사에 사용합니다. 엔티티를 </w:t>
+      </w:r>
+      <w:r>
+        <w:rPr>
+          <w:rFonts w:ascii="맑은 고딕" w:eastAsia="맑은 고딕" w:hAnsi="맑은 고딕" w:cs="맑은 고딕"/>
+          <w:sz w:val="20"/>
+          <w:szCs w:val="20"/>
+        </w:rPr>
+        <w:lastRenderedPageBreak/>
+        <w:t>가져오지 않고 개수만 세므로 효율적입니다.</w:t>
+      </w:r>
+    </w:p>
+    <w:p>
+      <w:pPr>
+        <w:widowControl w:val="0"/>
+        <w:spacing w:line="259" w:lineRule="auto"/>
+        <w:rPr>
+          <w:rFonts w:ascii="맑은 고딕" w:eastAsia="맑은 고딕" w:hAnsi="맑은 고딕" w:cs="맑은 고딕" w:hint="eastAsia"/>
+          <w:lang w:val="en-US"/>
+        </w:rPr>
+      </w:pPr>
+      <w:bookmarkStart w:id="1" w:name="_GoBack"/>
+      <w:bookmarkEnd w:id="1"/>
     </w:p>
     <w:p>
       <w:pPr>
@@ -5041,7 +5091,6 @@
           <w:sz w:val="21"/>
           <w:szCs w:val="21"/>
         </w:rPr>
-        <w:lastRenderedPageBreak/>
         <w:t>4) 집계 쿼리가 필요한 이유</w:t>
       </w:r>
     </w:p>
@@ -5089,6 +5138,7 @@
           <w:szCs w:val="17"/>
           <w:lang w:val="en-US"/>
         </w:rPr>
+        <w:lastRenderedPageBreak/>
         <w:t>return departmentRepository.findAll()</w:t>
       </w:r>
     </w:p>
@@ -6161,7 +6211,6 @@
           <w:sz w:val="20"/>
           <w:szCs w:val="20"/>
         </w:rPr>
-        <w:lastRenderedPageBreak/>
         <w:t>Spring Data JPA의 Projection 튜토리얼</w:t>
       </w:r>
     </w:p>
@@ -6240,6 +6289,7 @@
           <w:sz w:val="20"/>
           <w:szCs w:val="20"/>
         </w:rPr>
+        <w:lastRenderedPageBreak/>
         <w:t>엔티티 조회와 무엇이 다른가</w:t>
       </w:r>
     </w:p>
@@ -7007,7 +7057,6 @@
           <w:szCs w:val="17"/>
           <w:lang w:val="en-US"/>
         </w:rPr>
-        <w:lastRenderedPageBreak/>
         <w:t xml:space="preserve">      </w:t>
       </w:r>
       <w:r>
@@ -7285,6 +7334,7 @@
           <w:szCs w:val="17"/>
           <w:lang w:val="en-US"/>
         </w:rPr>
+        <w:lastRenderedPageBreak/>
         <w:t xml:space="preserve">    Long   getId();          &lt;---------+                    |</w:t>
       </w:r>
     </w:p>
@@ -7924,7 +7974,6 @@
           <w:szCs w:val="17"/>
           <w:lang w:val="en-US"/>
         </w:rPr>
-        <w:lastRenderedPageBreak/>
         <w:t xml:space="preserve">  </w:t>
       </w:r>
     </w:p>
@@ -8205,6 +8254,7 @@
           <w:sz w:val="17"/>
           <w:szCs w:val="17"/>
         </w:rPr>
+        <w:lastRenderedPageBreak/>
         <w:t xml:space="preserve">                        (학과4 + 학생8 + 상세8)</w:t>
       </w:r>
     </w:p>
@@ -8729,7 +8779,6 @@
           <w:sz w:val="20"/>
           <w:szCs w:val="20"/>
         </w:rPr>
-        <w:lastRenderedPageBreak/>
         <w:t>학과 조회 응답(</w:t>
       </w:r>
       <w:r>
@@ -9026,6 +9075,7 @@
           <w:rFonts w:ascii="맑은 고딕" w:eastAsia="맑은 고딕" w:hAnsi="맑은 고딕" w:cs="맑은 고딕"/>
           <w:sz w:val="20"/>
         </w:rPr>
+        <w:lastRenderedPageBreak/>
         <w:t xml:space="preserve">학과별 학생 수는 </w:t>
       </w:r>
       <w:r>
@@ -9576,7 +9626,6 @@
           <w:rFonts w:ascii="Consolas" w:eastAsia="Consolas" w:hAnsi="Consolas" w:cs="Consolas"/>
           <w:sz w:val="17"/>
         </w:rPr>
-        <w:lastRenderedPageBreak/>
         <w:t xml:space="preserve">  500 Internal Server Error</w:t>
       </w:r>
     </w:p>
@@ -9976,6 +10025,7 @@
           <w:color w:val="188038"/>
           <w:sz w:val="19"/>
         </w:rPr>
+        <w:lastRenderedPageBreak/>
         <w:t>address</w:t>
       </w:r>
       <w:r>
@@ -11479,7 +11529,6 @@
           <w:szCs w:val="17"/>
           <w:lang w:val="en-US"/>
         </w:rPr>
-        <w:lastRenderedPageBreak/>
         <w:t xml:space="preserve">        </w:t>
       </w:r>
       <w:r>
@@ -11600,7 +11649,16 @@
           <w:sz w:val="20"/>
           <w:szCs w:val="20"/>
         </w:rPr>
-        <w:t xml:space="preserve"> 한 번으로 외래키가 저장됩니다.</w:t>
+        <w:t xml:space="preserve"> 한 번으로 외래키가 </w:t>
+      </w:r>
+      <w:r>
+        <w:rPr>
+          <w:rFonts w:ascii="맑은 고딕" w:eastAsia="맑은 고딕" w:hAnsi="맑은 고딕" w:cs="맑은 고딕"/>
+          <w:sz w:val="20"/>
+          <w:szCs w:val="20"/>
+        </w:rPr>
+        <w:lastRenderedPageBreak/>
+        <w:t>저장됩니다.</w:t>
       </w:r>
     </w:p>
     <w:p>
@@ -11812,29 +11870,79 @@
           <w:rFonts w:ascii="Consolas" w:eastAsia="Consolas" w:hAnsi="Consolas" w:cs="Consolas"/>
           <w:sz w:val="17"/>
         </w:rPr>
-        <w:t xml:space="preserve">POST /api/students          ( </w:t>
-      </w:r>
-      <w:r>
-        <w:rPr>
-          <w:rFonts w:ascii="Consolas" w:eastAsia="Consolas" w:hAnsi="Consolas" w:cs="Consolas"/>
-          <w:sz w:val="17"/>
-        </w:rPr>
-        <w:t>상세정보</w:t>
-      </w:r>
-      <w:r>
-        <w:rPr>
-          <w:rFonts w:ascii="Consolas" w:eastAsia="Consolas" w:hAnsi="Consolas" w:cs="Consolas"/>
-          <w:sz w:val="17"/>
+        <w:t>POST /api/students          ( 상세정보 없이 학생 등록 )</w:t>
+      </w:r>
+    </w:p>
+    <w:p>
+      <w:pPr>
+        <w:shd w:val="clear" w:color="auto" w:fill="F5F5F5"/>
+        <w:spacing w:line="240" w:lineRule="auto"/>
+        <w:rPr>
+          <w:lang w:val="en-US"/>
+        </w:rPr>
+      </w:pPr>
+      <w:proofErr w:type="gramStart"/>
+      <w:r>
+        <w:rPr>
+          <w:rFonts w:ascii="Consolas" w:eastAsia="Consolas" w:hAnsi="Consolas" w:cs="Consolas"/>
+          <w:sz w:val="17"/>
+          <w:lang w:val="en-US"/>
+        </w:rPr>
+        <w:t>{ "</w:t>
+      </w:r>
+      <w:proofErr w:type="gramEnd"/>
+      <w:r>
+        <w:rPr>
+          <w:rFonts w:ascii="Consolas" w:eastAsia="Consolas" w:hAnsi="Consolas" w:cs="Consolas"/>
+          <w:sz w:val="17"/>
+          <w:lang w:val="en-US"/>
+        </w:rPr>
+        <w:t>name":"Repro Student", "studentNumber":"RP001", "departmentId":1 }</w:t>
+      </w:r>
+    </w:p>
+    <w:p>
+      <w:pPr>
+        <w:shd w:val="clear" w:color="auto" w:fill="F5F5F5"/>
+        <w:spacing w:line="240" w:lineRule="auto"/>
+        <w:rPr>
+          <w:lang w:val="en-US"/>
+        </w:rPr>
+      </w:pPr>
+      <w:r>
+        <w:rPr>
+          <w:rFonts w:ascii="Consolas" w:eastAsia="Consolas" w:hAnsi="Consolas" w:cs="Consolas"/>
+          <w:sz w:val="17"/>
+          <w:lang w:val="en-US"/>
         </w:rPr>
         <w:t xml:space="preserve"> </w:t>
       </w:r>
-      <w:r>
-        <w:rPr>
-          <w:rFonts w:ascii="Consolas" w:eastAsia="Consolas" w:hAnsi="Consolas" w:cs="Consolas"/>
-          <w:sz w:val="17"/>
-        </w:rPr>
-        <w:t>없이</w:t>
-      </w:r>
+    </w:p>
+    <w:p>
+      <w:pPr>
+        <w:shd w:val="clear" w:color="auto" w:fill="F5F5F5"/>
+        <w:spacing w:line="240" w:lineRule="auto"/>
+      </w:pPr>
+      <w:r>
+        <w:rPr>
+          <w:rFonts w:ascii="Consolas" w:eastAsia="Consolas" w:hAnsi="Consolas" w:cs="Consolas"/>
+          <w:sz w:val="17"/>
+          <w:lang w:val="en-US"/>
+        </w:rPr>
+        <w:t xml:space="preserve">  </w:t>
+      </w:r>
+      <w:r>
+        <w:rPr>
+          <w:rFonts w:ascii="Consolas" w:eastAsia="Consolas" w:hAnsi="Consolas" w:cs="Consolas"/>
+          <w:sz w:val="17"/>
+        </w:rPr>
+        <w:t>201 Created   -&gt;  "detail": null</w:t>
+      </w:r>
+    </w:p>
+    <w:p>
+      <w:pPr>
+        <w:shd w:val="clear" w:color="auto" w:fill="F5F5F5"/>
+        <w:spacing w:line="240" w:lineRule="auto"/>
+      </w:pPr>
       <w:r>
         <w:rPr>
           <w:rFonts w:ascii="Consolas" w:eastAsia="Consolas" w:hAnsi="Consolas" w:cs="Consolas"/>
@@ -11842,13 +11950,12 @@
         </w:rPr>
         <w:t xml:space="preserve"> </w:t>
       </w:r>
-      <w:r>
-        <w:rPr>
-          <w:rFonts w:ascii="Consolas" w:eastAsia="Consolas" w:hAnsi="Consolas" w:cs="Consolas"/>
-          <w:sz w:val="17"/>
-        </w:rPr>
-        <w:t>학생</w:t>
-      </w:r>
+    </w:p>
+    <w:p>
+      <w:pPr>
+        <w:shd w:val="clear" w:color="auto" w:fill="F5F5F5"/>
+        <w:spacing w:line="240" w:lineRule="auto"/>
+      </w:pPr>
       <w:r>
         <w:rPr>
           <w:rFonts w:ascii="Consolas" w:eastAsia="Consolas" w:hAnsi="Consolas" w:cs="Consolas"/>
@@ -11856,29 +11963,99 @@
         </w:rPr>
         <w:t xml:space="preserve"> </w:t>
       </w:r>
-      <w:r>
-        <w:rPr>
-          <w:rFonts w:ascii="Consolas" w:eastAsia="Consolas" w:hAnsi="Consolas" w:cs="Consolas"/>
-          <w:sz w:val="17"/>
-        </w:rPr>
-        <w:t>등록</w:t>
-      </w:r>
-      <w:r>
-        <w:rPr>
-          <w:rFonts w:ascii="Consolas" w:eastAsia="Consolas" w:hAnsi="Consolas" w:cs="Consolas"/>
-          <w:sz w:val="17"/>
-        </w:rPr>
-        <w:t xml:space="preserve"> )</w:t>
-      </w:r>
-    </w:p>
-    <w:p>
-      <w:pPr>
-        <w:shd w:val="clear" w:color="auto" w:fill="F5F5F5"/>
-        <w:spacing w:line="240" w:lineRule="auto"/>
-        <w:rPr>
-          <w:lang w:val="en-US"/>
-        </w:rPr>
-      </w:pPr>
+    </w:p>
+    <w:p>
+      <w:pPr>
+        <w:shd w:val="clear" w:color="auto" w:fill="F5F5F5"/>
+        <w:spacing w:line="240" w:lineRule="auto"/>
+      </w:pPr>
+      <w:r>
+        <w:rPr>
+          <w:rFonts w:ascii="Consolas" w:eastAsia="Consolas" w:hAnsi="Consolas" w:cs="Consolas"/>
+          <w:sz w:val="17"/>
+        </w:rPr>
+        <w:t>PUT /api/students/9         ( 그 학생에게 상세정보를 추가 )</w:t>
+      </w:r>
+    </w:p>
+    <w:p>
+      <w:pPr>
+        <w:shd w:val="clear" w:color="auto" w:fill="F5F5F5"/>
+        <w:spacing w:line="240" w:lineRule="auto"/>
+      </w:pPr>
+      <w:r>
+        <w:rPr>
+          <w:rFonts w:ascii="Consolas" w:eastAsia="Consolas" w:hAnsi="Consolas" w:cs="Consolas"/>
+          <w:sz w:val="17"/>
+        </w:rPr>
+        <w:t>{</w:t>
+      </w:r>
+    </w:p>
+    <w:p>
+      <w:pPr>
+        <w:shd w:val="clear" w:color="auto" w:fill="F5F5F5"/>
+        <w:spacing w:line="240" w:lineRule="auto"/>
+      </w:pPr>
+      <w:r>
+        <w:rPr>
+          <w:rFonts w:ascii="Consolas" w:eastAsia="Consolas" w:hAnsi="Consolas" w:cs="Consolas"/>
+          <w:sz w:val="17"/>
+        </w:rPr>
+        <w:t xml:space="preserve">  "name":"Repro Student", "studentNumber":"RP001", "departmentId":1,</w:t>
+      </w:r>
+    </w:p>
+    <w:p>
+      <w:pPr>
+        <w:shd w:val="clear" w:color="auto" w:fill="F5F5F5"/>
+        <w:spacing w:line="240" w:lineRule="auto"/>
+      </w:pPr>
+      <w:r>
+        <w:rPr>
+          <w:rFonts w:ascii="Consolas" w:eastAsia="Consolas" w:hAnsi="Consolas" w:cs="Consolas"/>
+          <w:sz w:val="17"/>
+        </w:rPr>
+        <w:t xml:space="preserve">  "detailRequest":{ "address":"Some Address",</w:t>
+      </w:r>
+    </w:p>
+    <w:p>
+      <w:pPr>
+        <w:shd w:val="clear" w:color="auto" w:fill="F5F5F5"/>
+        <w:spacing w:line="240" w:lineRule="auto"/>
+        <w:rPr>
+          <w:lang w:val="en-US"/>
+        </w:rPr>
+      </w:pPr>
+      <w:r>
+        <w:rPr>
+          <w:rFonts w:ascii="Consolas" w:eastAsia="Consolas" w:hAnsi="Consolas" w:cs="Consolas"/>
+          <w:sz w:val="17"/>
+        </w:rPr>
+        <w:t xml:space="preserve">                    </w:t>
+      </w:r>
+      <w:r>
+        <w:rPr>
+          <w:rFonts w:ascii="Consolas" w:eastAsia="Consolas" w:hAnsi="Consolas" w:cs="Consolas"/>
+          <w:sz w:val="17"/>
+          <w:lang w:val="en-US"/>
+        </w:rPr>
+        <w:t>"phoneNumber":"010-5555-6666",</w:t>
+      </w:r>
+    </w:p>
+    <w:p>
+      <w:pPr>
+        <w:shd w:val="clear" w:color="auto" w:fill="F5F5F5"/>
+        <w:spacing w:line="240" w:lineRule="auto"/>
+        <w:rPr>
+          <w:lang w:val="en-US"/>
+        </w:rPr>
+      </w:pPr>
+      <w:r>
+        <w:rPr>
+          <w:rFonts w:ascii="Consolas" w:eastAsia="Consolas" w:hAnsi="Consolas" w:cs="Consolas"/>
+          <w:sz w:val="17"/>
+          <w:lang w:val="en-US"/>
+        </w:rPr>
+        <w:t xml:space="preserve">                    "email":"repro@example.com</w:t>
+      </w:r>
       <w:proofErr w:type="gramStart"/>
       <w:r>
         <w:rPr>
@@ -11886,16 +12063,25 @@
           <w:sz w:val="17"/>
           <w:lang w:val="en-US"/>
         </w:rPr>
-        <w:t>{ "</w:t>
+        <w:t>" }</w:t>
       </w:r>
       <w:proofErr w:type="gramEnd"/>
-      <w:r>
-        <w:rPr>
-          <w:rFonts w:ascii="Consolas" w:eastAsia="Consolas" w:hAnsi="Consolas" w:cs="Consolas"/>
-          <w:sz w:val="17"/>
-          <w:lang w:val="en-US"/>
-        </w:rPr>
-        <w:t>name":"Repro Student", "studentNumber":"RP001", "departmentId":1 }</w:t>
+    </w:p>
+    <w:p>
+      <w:pPr>
+        <w:shd w:val="clear" w:color="auto" w:fill="F5F5F5"/>
+        <w:spacing w:line="240" w:lineRule="auto"/>
+        <w:rPr>
+          <w:lang w:val="en-US"/>
+        </w:rPr>
+      </w:pPr>
+      <w:r>
+        <w:rPr>
+          <w:rFonts w:ascii="Consolas" w:eastAsia="Consolas" w:hAnsi="Consolas" w:cs="Consolas"/>
+          <w:sz w:val="17"/>
+          <w:lang w:val="en-US"/>
+        </w:rPr>
+        <w:t>}</w:t>
       </w:r>
     </w:p>
     <w:p>
@@ -11919,272 +12105,17 @@
       <w:pPr>
         <w:shd w:val="clear" w:color="auto" w:fill="F5F5F5"/>
         <w:spacing w:line="240" w:lineRule="auto"/>
-      </w:pPr>
-      <w:r>
-        <w:rPr>
-          <w:rFonts w:ascii="Consolas" w:eastAsia="Consolas" w:hAnsi="Consolas" w:cs="Consolas"/>
-          <w:sz w:val="17"/>
-          <w:lang w:val="en-US"/>
-        </w:rPr>
-        <w:t xml:space="preserve">  </w:t>
-      </w:r>
-      <w:r>
-        <w:rPr>
-          <w:rFonts w:ascii="Consolas" w:eastAsia="Consolas" w:hAnsi="Consolas" w:cs="Consolas"/>
-          <w:sz w:val="17"/>
-        </w:rPr>
-        <w:t>201 Created   -&gt;  "detail": null</w:t>
-      </w:r>
-    </w:p>
-    <w:p>
-      <w:pPr>
-        <w:shd w:val="clear" w:color="auto" w:fill="F5F5F5"/>
-        <w:spacing w:line="240" w:lineRule="auto"/>
-      </w:pPr>
-      <w:r>
-        <w:rPr>
-          <w:rFonts w:ascii="Consolas" w:eastAsia="Consolas" w:hAnsi="Consolas" w:cs="Consolas"/>
-          <w:sz w:val="17"/>
-        </w:rPr>
-        <w:t xml:space="preserve"> </w:t>
-      </w:r>
-    </w:p>
-    <w:p>
-      <w:pPr>
-        <w:shd w:val="clear" w:color="auto" w:fill="F5F5F5"/>
-        <w:spacing w:line="240" w:lineRule="auto"/>
-      </w:pPr>
-      <w:r>
-        <w:rPr>
-          <w:rFonts w:ascii="Consolas" w:eastAsia="Consolas" w:hAnsi="Consolas" w:cs="Consolas"/>
-          <w:sz w:val="17"/>
-        </w:rPr>
-        <w:t xml:space="preserve"> </w:t>
-      </w:r>
-    </w:p>
-    <w:p>
-      <w:pPr>
-        <w:shd w:val="clear" w:color="auto" w:fill="F5F5F5"/>
-        <w:spacing w:line="240" w:lineRule="auto"/>
-      </w:pPr>
-      <w:r>
-        <w:rPr>
-          <w:rFonts w:ascii="Consolas" w:eastAsia="Consolas" w:hAnsi="Consolas" w:cs="Consolas"/>
-          <w:sz w:val="17"/>
-        </w:rPr>
-        <w:t xml:space="preserve">PUT /api/students/9         ( </w:t>
-      </w:r>
-      <w:r>
-        <w:rPr>
-          <w:rFonts w:ascii="Consolas" w:eastAsia="Consolas" w:hAnsi="Consolas" w:cs="Consolas"/>
-          <w:sz w:val="17"/>
-        </w:rPr>
-        <w:t>그</w:t>
-      </w:r>
-      <w:r>
-        <w:rPr>
-          <w:rFonts w:ascii="Consolas" w:eastAsia="Consolas" w:hAnsi="Consolas" w:cs="Consolas"/>
-          <w:sz w:val="17"/>
-        </w:rPr>
-        <w:t xml:space="preserve"> </w:t>
-      </w:r>
-      <w:r>
-        <w:rPr>
-          <w:rFonts w:ascii="Consolas" w:eastAsia="Consolas" w:hAnsi="Consolas" w:cs="Consolas"/>
-          <w:sz w:val="17"/>
-        </w:rPr>
-        <w:t>학</w:t>
-      </w:r>
-      <w:r>
-        <w:rPr>
-          <w:rFonts w:ascii="Consolas" w:eastAsia="Consolas" w:hAnsi="Consolas" w:cs="Consolas"/>
-          <w:sz w:val="17"/>
-        </w:rPr>
-        <w:t>생에게</w:t>
-      </w:r>
-      <w:r>
-        <w:rPr>
-          <w:rFonts w:ascii="Consolas" w:eastAsia="Consolas" w:hAnsi="Consolas" w:cs="Consolas"/>
-          <w:sz w:val="17"/>
-        </w:rPr>
-        <w:t xml:space="preserve"> </w:t>
-      </w:r>
-      <w:r>
-        <w:rPr>
-          <w:rFonts w:ascii="Consolas" w:eastAsia="Consolas" w:hAnsi="Consolas" w:cs="Consolas"/>
-          <w:sz w:val="17"/>
-        </w:rPr>
-        <w:t>상세정보를</w:t>
-      </w:r>
-      <w:r>
-        <w:rPr>
-          <w:rFonts w:ascii="Consolas" w:eastAsia="Consolas" w:hAnsi="Consolas" w:cs="Consolas"/>
-          <w:sz w:val="17"/>
-        </w:rPr>
-        <w:t xml:space="preserve"> </w:t>
-      </w:r>
-      <w:r>
-        <w:rPr>
-          <w:rFonts w:ascii="Consolas" w:eastAsia="Consolas" w:hAnsi="Consolas" w:cs="Consolas"/>
-          <w:sz w:val="17"/>
-        </w:rPr>
-        <w:t>추가</w:t>
-      </w:r>
-      <w:r>
-        <w:rPr>
-          <w:rFonts w:ascii="Consolas" w:eastAsia="Consolas" w:hAnsi="Consolas" w:cs="Consolas"/>
-          <w:sz w:val="17"/>
-        </w:rPr>
-        <w:t xml:space="preserve"> )</w:t>
-      </w:r>
-    </w:p>
-    <w:p>
-      <w:pPr>
-        <w:shd w:val="clear" w:color="auto" w:fill="F5F5F5"/>
-        <w:spacing w:line="240" w:lineRule="auto"/>
-      </w:pPr>
-      <w:r>
-        <w:rPr>
-          <w:rFonts w:ascii="Consolas" w:eastAsia="Consolas" w:hAnsi="Consolas" w:cs="Consolas"/>
-          <w:sz w:val="17"/>
-        </w:rPr>
-        <w:t>{</w:t>
-      </w:r>
-    </w:p>
-    <w:p>
-      <w:pPr>
-        <w:shd w:val="clear" w:color="auto" w:fill="F5F5F5"/>
-        <w:spacing w:line="240" w:lineRule="auto"/>
-      </w:pPr>
-      <w:r>
-        <w:rPr>
-          <w:rFonts w:ascii="Consolas" w:eastAsia="Consolas" w:hAnsi="Consolas" w:cs="Consolas"/>
-          <w:sz w:val="17"/>
-        </w:rPr>
-        <w:t xml:space="preserve">  "name":"Repro Student", "studentNumber":"RP001", "departmentId":1,</w:t>
-      </w:r>
-    </w:p>
-    <w:p>
-      <w:pPr>
-        <w:shd w:val="clear" w:color="auto" w:fill="F5F5F5"/>
-        <w:spacing w:line="240" w:lineRule="auto"/>
-      </w:pPr>
-      <w:r>
-        <w:rPr>
-          <w:rFonts w:ascii="Consolas" w:eastAsia="Consolas" w:hAnsi="Consolas" w:cs="Consolas"/>
-          <w:sz w:val="17"/>
-        </w:rPr>
-        <w:t xml:space="preserve">  "detailRequest":{ "address":"Some Address",</w:t>
-      </w:r>
-    </w:p>
-    <w:p>
-      <w:pPr>
-        <w:shd w:val="clear" w:color="auto" w:fill="F5F5F5"/>
-        <w:spacing w:line="240" w:lineRule="auto"/>
-        <w:rPr>
-          <w:lang w:val="en-US"/>
-        </w:rPr>
-      </w:pPr>
-      <w:r>
-        <w:rPr>
-          <w:rFonts w:ascii="Consolas" w:eastAsia="Consolas" w:hAnsi="Consolas" w:cs="Consolas"/>
-          <w:sz w:val="17"/>
-        </w:rPr>
-        <w:t xml:space="preserve">                    </w:t>
-      </w:r>
-      <w:r>
-        <w:rPr>
-          <w:rFonts w:ascii="Consolas" w:eastAsia="Consolas" w:hAnsi="Consolas" w:cs="Consolas"/>
-          <w:sz w:val="17"/>
-          <w:lang w:val="en-US"/>
-        </w:rPr>
-        <w:t>"phoneNumber":"010-5555-6666",</w:t>
-      </w:r>
-    </w:p>
-    <w:p>
-      <w:pPr>
-        <w:shd w:val="clear" w:color="auto" w:fill="F5F5F5"/>
-        <w:spacing w:line="240" w:lineRule="auto"/>
-        <w:rPr>
-          <w:lang w:val="en-US"/>
-        </w:rPr>
-      </w:pPr>
-      <w:r>
-        <w:rPr>
-          <w:rFonts w:ascii="Consolas" w:eastAsia="Consolas" w:hAnsi="Consolas" w:cs="Consolas"/>
-          <w:sz w:val="17"/>
-          <w:lang w:val="en-US"/>
-        </w:rPr>
-        <w:t xml:space="preserve">                    "email":"repro@example.com</w:t>
-      </w:r>
-      <w:proofErr w:type="gramStart"/>
-      <w:r>
-        <w:rPr>
-          <w:rFonts w:ascii="Consolas" w:eastAsia="Consolas" w:hAnsi="Consolas" w:cs="Consolas"/>
-          <w:sz w:val="17"/>
-          <w:lang w:val="en-US"/>
-        </w:rPr>
-        <w:t>" }</w:t>
-      </w:r>
-      <w:proofErr w:type="gramEnd"/>
-    </w:p>
-    <w:p>
-      <w:pPr>
-        <w:shd w:val="clear" w:color="auto" w:fill="F5F5F5"/>
-        <w:spacing w:line="240" w:lineRule="auto"/>
-        <w:rPr>
-          <w:lang w:val="en-US"/>
-        </w:rPr>
-      </w:pPr>
-      <w:r>
-        <w:rPr>
-          <w:rFonts w:ascii="Consolas" w:eastAsia="Consolas" w:hAnsi="Consolas" w:cs="Consolas"/>
-          <w:sz w:val="17"/>
-          <w:lang w:val="en-US"/>
-        </w:rPr>
-        <w:t>}</w:t>
-      </w:r>
-    </w:p>
-    <w:p>
-      <w:pPr>
-        <w:shd w:val="clear" w:color="auto" w:fill="F5F5F5"/>
-        <w:spacing w:line="240" w:lineRule="auto"/>
-        <w:rPr>
-          <w:lang w:val="en-US"/>
-        </w:rPr>
-      </w:pPr>
-      <w:r>
-        <w:rPr>
-          <w:rFonts w:ascii="Consolas" w:eastAsia="Consolas" w:hAnsi="Consolas" w:cs="Consolas"/>
-          <w:sz w:val="17"/>
-          <w:lang w:val="en-US"/>
-        </w:rPr>
-        <w:t xml:space="preserve"> </w:t>
-      </w:r>
-    </w:p>
-    <w:p>
-      <w:pPr>
-        <w:shd w:val="clear" w:color="auto" w:fill="F5F5F5"/>
-        <w:spacing w:line="240" w:lineRule="auto"/>
-        <w:rPr>
-          <w:lang w:val="en-US"/>
-        </w:rPr>
-      </w:pPr>
-      <w:r>
-        <w:rPr>
-          <w:rFonts w:ascii="Consolas" w:eastAsia="Consolas" w:hAnsi="Consolas" w:cs="Consolas"/>
-          <w:sz w:val="17"/>
-          <w:lang w:val="en-US"/>
-        </w:rPr>
-        <w:t xml:space="preserve">  500 Internal Serv</w:t>
-      </w:r>
-      <w:r>
-        <w:rPr>
-          <w:rFonts w:ascii="Consolas" w:eastAsia="Consolas" w:hAnsi="Consolas" w:cs="Consolas"/>
-          <w:sz w:val="17"/>
-          <w:lang w:val="en-US"/>
-        </w:rPr>
-        <w:t>er Error</w:t>
+        <w:rPr>
+          <w:lang w:val="en-US"/>
+        </w:rPr>
+      </w:pPr>
+      <w:r>
+        <w:rPr>
+          <w:rFonts w:ascii="Consolas" w:eastAsia="Consolas" w:hAnsi="Consolas" w:cs="Consolas"/>
+          <w:sz w:val="17"/>
+          <w:lang w:val="en-US"/>
+        </w:rPr>
+        <w:t xml:space="preserve">  500 Internal Server Error</w:t>
       </w:r>
     </w:p>
     <w:p>
@@ -12509,7 +12440,6 @@
           <w:sz w:val="17"/>
           <w:szCs w:val="17"/>
         </w:rPr>
-        <w:lastRenderedPageBreak/>
         <w:t>// (2) 중복 검사 - 여기서 조회 쿼리가 실행된다</w:t>
       </w:r>
     </w:p>
@@ -12724,6 +12654,7 @@
           <w:sz w:val="20"/>
           <w:szCs w:val="20"/>
         </w:rPr>
+        <w:lastRenderedPageBreak/>
         <w:t xml:space="preserve">(2) 의 </w:t>
       </w:r>
       <w:r>
@@ -13382,6 +13313,7 @@
         <w:rPr>
           <w:rFonts w:ascii="맑은 고딕" w:eastAsia="맑은 고딕" w:hAnsi="맑은 고딕" w:cs="맑은 고딕"/>
           <w:sz w:val="20"/>
+          <w:lang w:val="en-US"/>
         </w:rPr>
       </w:pPr>
     </w:p>
@@ -13534,84 +13466,7 @@
           <w:rFonts w:ascii="Consolas" w:eastAsia="Consolas" w:hAnsi="Consolas" w:cs="Consolas"/>
           <w:sz w:val="17"/>
         </w:rPr>
-        <w:t xml:space="preserve">    //</w:t>
-      </w:r>
-      <w:r>
-        <w:rPr>
-          <w:rFonts w:ascii="Consolas" w:eastAsia="Consolas" w:hAnsi="Consolas" w:cs="Consolas"/>
-          <w:sz w:val="17"/>
-        </w:rPr>
-        <w:t>상세정보가</w:t>
-      </w:r>
-      <w:r>
-        <w:rPr>
-          <w:rFonts w:ascii="Consolas" w:eastAsia="Consolas" w:hAnsi="Consolas" w:cs="Consolas"/>
-          <w:sz w:val="17"/>
-        </w:rPr>
-        <w:t xml:space="preserve"> </w:t>
-      </w:r>
-      <w:r>
-        <w:rPr>
-          <w:rFonts w:ascii="Consolas" w:eastAsia="Consolas" w:hAnsi="Consolas" w:cs="Consolas"/>
-          <w:sz w:val="17"/>
-        </w:rPr>
-        <w:t>아직</w:t>
-      </w:r>
-      <w:r>
-        <w:rPr>
-          <w:rFonts w:ascii="Consolas" w:eastAsia="Consolas" w:hAnsi="Consolas" w:cs="Consolas"/>
-          <w:sz w:val="17"/>
-        </w:rPr>
-        <w:t xml:space="preserve"> </w:t>
-      </w:r>
-      <w:r>
-        <w:rPr>
-          <w:rFonts w:ascii="Consolas" w:eastAsia="Consolas" w:hAnsi="Consolas" w:cs="Consolas"/>
-          <w:sz w:val="17"/>
-        </w:rPr>
-        <w:t>없는</w:t>
-      </w:r>
-      <w:r>
-        <w:rPr>
-          <w:rFonts w:ascii="Consolas" w:eastAsia="Consolas" w:hAnsi="Consolas" w:cs="Consolas"/>
-          <w:sz w:val="17"/>
-        </w:rPr>
-        <w:t xml:space="preserve"> </w:t>
-      </w:r>
-      <w:r>
-        <w:rPr>
-          <w:rFonts w:ascii="Consolas" w:eastAsia="Consolas" w:hAnsi="Consolas" w:cs="Consolas"/>
-          <w:sz w:val="17"/>
-        </w:rPr>
-        <w:t>경우</w:t>
-      </w:r>
-      <w:r>
-        <w:rPr>
-          <w:rFonts w:ascii="Consolas" w:eastAsia="Consolas" w:hAnsi="Consolas" w:cs="Consolas"/>
-          <w:sz w:val="17"/>
-        </w:rPr>
-        <w:t xml:space="preserve"> currentDetail </w:t>
-      </w:r>
-      <w:r>
-        <w:rPr>
-          <w:rFonts w:ascii="Consolas" w:eastAsia="Consolas" w:hAnsi="Consolas" w:cs="Consolas"/>
-          <w:sz w:val="17"/>
-        </w:rPr>
-        <w:t>은</w:t>
-      </w:r>
-      <w:r>
-        <w:rPr>
-          <w:rFonts w:ascii="Consolas" w:eastAsia="Consolas" w:hAnsi="Consolas" w:cs="Consolas"/>
-          <w:sz w:val="17"/>
-        </w:rPr>
-        <w:t xml:space="preserve"> null </w:t>
-      </w:r>
-      <w:r>
-        <w:rPr>
-          <w:rFonts w:ascii="Consolas" w:eastAsia="Consolas" w:hAnsi="Consolas" w:cs="Consolas"/>
-          <w:sz w:val="17"/>
-        </w:rPr>
-        <w:t>이다</w:t>
+        <w:t xml:space="preserve">    //상세정보가 아직 없는 경우 currentDetail 은 null 이다</w:t>
       </w:r>
     </w:p>
     <w:p>
@@ -13637,280 +13492,20 @@
           <w:rFonts w:ascii="Consolas" w:eastAsia="Consolas" w:hAnsi="Consolas" w:cs="Consolas"/>
           <w:sz w:val="17"/>
         </w:rPr>
-        <w:lastRenderedPageBreak/>
-        <w:t xml:space="preserve">    //email </w:t>
-      </w:r>
-      <w:r>
-        <w:rPr>
-          <w:rFonts w:ascii="Consolas" w:eastAsia="Consolas" w:hAnsi="Consolas" w:cs="Consolas"/>
-          <w:sz w:val="17"/>
-        </w:rPr>
-        <w:t>은</w:t>
-      </w:r>
-      <w:r>
-        <w:rPr>
-          <w:rFonts w:ascii="Consolas" w:eastAsia="Consolas" w:hAnsi="Consolas" w:cs="Consolas"/>
-          <w:sz w:val="17"/>
-        </w:rPr>
-        <w:t xml:space="preserve"> @NotBlank </w:t>
-      </w:r>
-      <w:r>
-        <w:rPr>
-          <w:rFonts w:ascii="Consolas" w:eastAsia="Consolas" w:hAnsi="Consolas" w:cs="Consolas"/>
-          <w:sz w:val="17"/>
-        </w:rPr>
-        <w:t>로</w:t>
-      </w:r>
-      <w:r>
-        <w:rPr>
-          <w:rFonts w:ascii="Consolas" w:eastAsia="Consolas" w:hAnsi="Consolas" w:cs="Consolas"/>
-          <w:sz w:val="17"/>
-        </w:rPr>
-        <w:t xml:space="preserve"> </w:t>
-      </w:r>
-      <w:r>
-        <w:rPr>
-          <w:rFonts w:ascii="Consolas" w:eastAsia="Consolas" w:hAnsi="Consolas" w:cs="Consolas"/>
-          <w:sz w:val="17"/>
-        </w:rPr>
-        <w:t>검증되므로</w:t>
-      </w:r>
-      <w:r>
-        <w:rPr>
-          <w:rFonts w:ascii="Consolas" w:eastAsia="Consolas" w:hAnsi="Consolas" w:cs="Consolas"/>
-          <w:sz w:val="17"/>
-        </w:rPr>
-        <w:t xml:space="preserve"> null / </w:t>
-      </w:r>
-      <w:r>
-        <w:rPr>
-          <w:rFonts w:ascii="Consolas" w:eastAsia="Consolas" w:hAnsi="Consolas" w:cs="Consolas"/>
-          <w:sz w:val="17"/>
-        </w:rPr>
-        <w:t>빈</w:t>
-      </w:r>
-      <w:r>
-        <w:rPr>
-          <w:rFonts w:ascii="Consolas" w:eastAsia="Consolas" w:hAnsi="Consolas" w:cs="Consolas"/>
-          <w:sz w:val="17"/>
-        </w:rPr>
-        <w:t xml:space="preserve"> </w:t>
-      </w:r>
-      <w:r>
-        <w:rPr>
-          <w:rFonts w:ascii="Consolas" w:eastAsia="Consolas" w:hAnsi="Consolas" w:cs="Consolas"/>
-          <w:sz w:val="17"/>
-        </w:rPr>
-        <w:t>문자열</w:t>
-      </w:r>
-      <w:r>
-        <w:rPr>
-          <w:rFonts w:ascii="Consolas" w:eastAsia="Consolas" w:hAnsi="Consolas" w:cs="Consolas"/>
-          <w:sz w:val="17"/>
-        </w:rPr>
-        <w:t xml:space="preserve"> </w:t>
-      </w:r>
-      <w:r>
-        <w:rPr>
-          <w:rFonts w:ascii="Consolas" w:eastAsia="Consolas" w:hAnsi="Consolas" w:cs="Consolas"/>
-          <w:sz w:val="17"/>
-        </w:rPr>
-        <w:t>검사는</w:t>
-      </w:r>
-      <w:r>
-        <w:rPr>
-          <w:rFonts w:ascii="Consolas" w:eastAsia="Consolas" w:hAnsi="Consolas" w:cs="Consolas"/>
-          <w:sz w:val="17"/>
-        </w:rPr>
-        <w:t xml:space="preserve"> </w:t>
-      </w:r>
-      <w:r>
-        <w:rPr>
-          <w:rFonts w:ascii="Consolas" w:eastAsia="Consolas" w:hAnsi="Consolas" w:cs="Consolas"/>
-          <w:sz w:val="17"/>
-        </w:rPr>
-        <w:t>필요</w:t>
-      </w:r>
-      <w:r>
-        <w:rPr>
-          <w:rFonts w:ascii="Consolas" w:eastAsia="Consolas" w:hAnsi="Consolas" w:cs="Consolas"/>
-          <w:sz w:val="17"/>
-        </w:rPr>
-        <w:t xml:space="preserve"> </w:t>
-      </w:r>
-      <w:r>
-        <w:rPr>
-          <w:rFonts w:ascii="Consolas" w:eastAsia="Consolas" w:hAnsi="Consolas" w:cs="Consolas"/>
-          <w:sz w:val="17"/>
-        </w:rPr>
-        <w:t>없다</w:t>
-      </w:r>
-    </w:p>
-    <w:p>
-      <w:pPr>
-        <w:shd w:val="clear" w:color="auto" w:fill="F5F5F5"/>
-        <w:spacing w:line="240" w:lineRule="auto"/>
-      </w:pPr>
-      <w:r>
-        <w:rPr>
-          <w:rFonts w:ascii="Consolas" w:eastAsia="Consolas" w:hAnsi="Consolas" w:cs="Consolas"/>
-          <w:sz w:val="17"/>
-        </w:rPr>
-        <w:t xml:space="preserve">    //</w:t>
-      </w:r>
-      <w:r>
-        <w:rPr>
-          <w:rFonts w:ascii="Consolas" w:eastAsia="Consolas" w:hAnsi="Consolas" w:cs="Consolas"/>
-          <w:sz w:val="17"/>
-        </w:rPr>
-        <w:t>값이</w:t>
-      </w:r>
-      <w:r>
-        <w:rPr>
-          <w:rFonts w:ascii="Consolas" w:eastAsia="Consolas" w:hAnsi="Consolas" w:cs="Consolas"/>
-          <w:sz w:val="17"/>
-        </w:rPr>
-        <w:t xml:space="preserve"> </w:t>
-      </w:r>
-      <w:r>
-        <w:rPr>
-          <w:rFonts w:ascii="Consolas" w:eastAsia="Consolas" w:hAnsi="Consolas" w:cs="Consolas"/>
-          <w:sz w:val="17"/>
-        </w:rPr>
-        <w:t>실제로</w:t>
-      </w:r>
-      <w:r>
-        <w:rPr>
-          <w:rFonts w:ascii="Consolas" w:eastAsia="Consolas" w:hAnsi="Consolas" w:cs="Consolas"/>
-          <w:sz w:val="17"/>
-        </w:rPr>
-        <w:t xml:space="preserve"> </w:t>
-      </w:r>
-      <w:r>
-        <w:rPr>
-          <w:rFonts w:ascii="Consolas" w:eastAsia="Consolas" w:hAnsi="Consolas" w:cs="Consolas"/>
-          <w:sz w:val="17"/>
-        </w:rPr>
-        <w:t>바뀔</w:t>
-      </w:r>
-      <w:r>
-        <w:rPr>
-          <w:rFonts w:ascii="Consolas" w:eastAsia="Consolas" w:hAnsi="Consolas" w:cs="Consolas"/>
-          <w:sz w:val="17"/>
-        </w:rPr>
-        <w:t xml:space="preserve"> </w:t>
-      </w:r>
-      <w:r>
-        <w:rPr>
-          <w:rFonts w:ascii="Consolas" w:eastAsia="Consolas" w:hAnsi="Consolas" w:cs="Consolas"/>
-          <w:sz w:val="17"/>
-        </w:rPr>
-        <w:t>때만</w:t>
-      </w:r>
-      <w:r>
-        <w:rPr>
-          <w:rFonts w:ascii="Consolas" w:eastAsia="Consolas" w:hAnsi="Consolas" w:cs="Consolas"/>
-          <w:sz w:val="17"/>
-        </w:rPr>
-        <w:t xml:space="preserve"> </w:t>
-      </w:r>
-      <w:r>
-        <w:rPr>
-          <w:rFonts w:ascii="Consolas" w:eastAsia="Consolas" w:hAnsi="Consolas" w:cs="Consolas"/>
-          <w:sz w:val="17"/>
-        </w:rPr>
-        <w:t>중복을</w:t>
-      </w:r>
-      <w:r>
-        <w:rPr>
-          <w:rFonts w:ascii="Consolas" w:eastAsia="Consolas" w:hAnsi="Consolas" w:cs="Consolas"/>
-          <w:sz w:val="17"/>
-        </w:rPr>
-        <w:t xml:space="preserve"> </w:t>
-      </w:r>
-      <w:r>
-        <w:rPr>
-          <w:rFonts w:ascii="Consolas" w:eastAsia="Consolas" w:hAnsi="Consolas" w:cs="Consolas"/>
-          <w:sz w:val="17"/>
-        </w:rPr>
-        <w:t>검사한다</w:t>
-      </w:r>
-      <w:r>
-        <w:rPr>
-          <w:rFonts w:ascii="Consolas" w:eastAsia="Consolas" w:hAnsi="Consolas" w:cs="Consolas"/>
-          <w:sz w:val="17"/>
-        </w:rPr>
-        <w:t xml:space="preserve"> ( </w:t>
-      </w:r>
-      <w:r>
-        <w:rPr>
-          <w:rFonts w:ascii="Consolas" w:eastAsia="Consolas" w:hAnsi="Consolas" w:cs="Consolas"/>
-          <w:sz w:val="17"/>
-        </w:rPr>
-        <w:t>자기</w:t>
-      </w:r>
-      <w:r>
-        <w:rPr>
-          <w:rFonts w:ascii="Consolas" w:eastAsia="Consolas" w:hAnsi="Consolas" w:cs="Consolas"/>
-          <w:sz w:val="17"/>
-        </w:rPr>
-        <w:t xml:space="preserve"> </w:t>
-      </w:r>
-      <w:r>
-        <w:rPr>
-          <w:rFonts w:ascii="Consolas" w:eastAsia="Consolas" w:hAnsi="Consolas" w:cs="Consolas"/>
-          <w:sz w:val="17"/>
-        </w:rPr>
-        <w:t>자신의</w:t>
-      </w:r>
-      <w:r>
-        <w:rPr>
-          <w:rFonts w:ascii="Consolas" w:eastAsia="Consolas" w:hAnsi="Consolas" w:cs="Consolas"/>
-          <w:sz w:val="17"/>
-        </w:rPr>
-        <w:t xml:space="preserve"> </w:t>
-      </w:r>
-      <w:r>
-        <w:rPr>
-          <w:rFonts w:ascii="Consolas" w:eastAsia="Consolas" w:hAnsi="Consolas" w:cs="Consolas"/>
-          <w:sz w:val="17"/>
-        </w:rPr>
-        <w:t>값은</w:t>
-      </w:r>
-      <w:r>
-        <w:rPr>
-          <w:rFonts w:ascii="Consolas" w:eastAsia="Consolas" w:hAnsi="Consolas" w:cs="Consolas"/>
-          <w:sz w:val="17"/>
-        </w:rPr>
-        <w:t xml:space="preserve"> </w:t>
-      </w:r>
-      <w:r>
-        <w:rPr>
-          <w:rFonts w:ascii="Consolas" w:eastAsia="Consolas" w:hAnsi="Consolas" w:cs="Consolas"/>
-          <w:sz w:val="17"/>
-        </w:rPr>
-        <w:t>중복이</w:t>
-      </w:r>
-      <w:r>
-        <w:rPr>
-          <w:rFonts w:ascii="Consolas" w:eastAsia="Consolas" w:hAnsi="Consolas" w:cs="Consolas"/>
-          <w:sz w:val="17"/>
-        </w:rPr>
-        <w:t xml:space="preserve"> </w:t>
-      </w:r>
-      <w:r>
-        <w:rPr>
-          <w:rFonts w:ascii="Consolas" w:eastAsia="Consolas" w:hAnsi="Consolas" w:cs="Consolas"/>
-          <w:sz w:val="17"/>
-        </w:rPr>
-        <w:t>아니다</w:t>
-      </w:r>
-      <w:r>
-        <w:rPr>
-          <w:rFonts w:ascii="Consolas" w:eastAsia="Consolas" w:hAnsi="Consolas" w:cs="Consolas"/>
-          <w:sz w:val="17"/>
-        </w:rPr>
-        <w:t xml:space="preserve"> )</w:t>
+        <w:t xml:space="preserve">    //email 은 @NotBlank 로 검증되므로 null / 빈 문자열 검사는 필요 없다</w:t>
+      </w:r>
+    </w:p>
+    <w:p>
+      <w:pPr>
+        <w:shd w:val="clear" w:color="auto" w:fill="F5F5F5"/>
+        <w:spacing w:line="240" w:lineRule="auto"/>
+      </w:pPr>
+      <w:r>
+        <w:rPr>
+          <w:rFonts w:ascii="Consolas" w:eastAsia="Consolas" w:hAnsi="Consolas" w:cs="Consolas"/>
+          <w:sz w:val="17"/>
+        </w:rPr>
+        <w:t xml:space="preserve">    //값이 실제로 바뀔 때만 중복을 검사한다 ( 자기 자신의 값은 중복이 아니다 )</w:t>
       </w:r>
     </w:p>
     <w:p>
@@ -13935,15 +13530,7 @@
           <w:sz w:val="17"/>
           <w:lang w:val="en-US"/>
         </w:rPr>
-        <w:t>return !newDetail.g</w:t>
-      </w:r>
-      <w:r>
-        <w:rPr>
-          <w:rFonts w:ascii="Consolas" w:eastAsia="Consolas" w:hAnsi="Consolas" w:cs="Consolas"/>
-          <w:sz w:val="17"/>
-          <w:lang w:val="en-US"/>
-        </w:rPr>
-        <w:t>etEmail</w:t>
+        <w:t>return !newDetail.getEmail</w:t>
       </w:r>
       <w:proofErr w:type="gramEnd"/>
       <w:r>
@@ -14015,21 +13602,7 @@
           <w:rFonts w:ascii="맑은 고딕" w:eastAsia="맑은 고딕" w:hAnsi="맑은 고딕" w:cs="맑은 고딕"/>
           <w:sz w:val="20"/>
         </w:rPr>
-        <w:t xml:space="preserve"> </w:t>
-      </w:r>
-      <w:r>
-        <w:rPr>
-          <w:rFonts w:ascii="맑은 고딕" w:eastAsia="맑은 고딕" w:hAnsi="맑은 고딕" w:cs="맑은 고딕"/>
-          <w:sz w:val="20"/>
-        </w:rPr>
-        <w:t>은</w:t>
-      </w:r>
-      <w:r>
-        <w:rPr>
-          <w:rFonts w:ascii="맑은 고딕" w:eastAsia="맑은 고딕" w:hAnsi="맑은 고딕" w:cs="맑은 고딕"/>
-          <w:sz w:val="20"/>
-        </w:rPr>
-        <w:t xml:space="preserve"> </w:t>
+        <w:t xml:space="preserve"> 은 </w:t>
       </w:r>
       <w:r>
         <w:rPr>
@@ -14044,49 +13617,7 @@
           <w:rFonts w:ascii="맑은 고딕" w:eastAsia="맑은 고딕" w:hAnsi="맑은 고딕" w:cs="맑은 고딕"/>
           <w:sz w:val="20"/>
         </w:rPr>
-        <w:t xml:space="preserve"> </w:t>
-      </w:r>
-      <w:r>
-        <w:rPr>
-          <w:rFonts w:ascii="맑은 고딕" w:eastAsia="맑은 고딕" w:hAnsi="맑은 고딕" w:cs="맑은 고딕"/>
-          <w:sz w:val="20"/>
-        </w:rPr>
-        <w:t>로</w:t>
-      </w:r>
-      <w:r>
-        <w:rPr>
-          <w:rFonts w:ascii="맑은 고딕" w:eastAsia="맑은 고딕" w:hAnsi="맑은 고딕" w:cs="맑은 고딕"/>
-          <w:sz w:val="20"/>
-        </w:rPr>
-        <w:t xml:space="preserve"> </w:t>
-      </w:r>
-      <w:r>
-        <w:rPr>
-          <w:rFonts w:ascii="맑은 고딕" w:eastAsia="맑은 고딕" w:hAnsi="맑은 고딕" w:cs="맑은 고딕"/>
-          <w:sz w:val="20"/>
-        </w:rPr>
-        <w:t>검증되어</w:t>
-      </w:r>
-      <w:r>
-        <w:rPr>
-          <w:rFonts w:ascii="맑은 고딕" w:eastAsia="맑은 고딕" w:hAnsi="맑은 고딕" w:cs="맑은 고딕"/>
-          <w:sz w:val="20"/>
-        </w:rPr>
-        <w:t xml:space="preserve"> </w:t>
-      </w:r>
-      <w:r>
-        <w:rPr>
-          <w:rFonts w:ascii="맑은 고딕" w:eastAsia="맑은 고딕" w:hAnsi="맑은 고딕" w:cs="맑은 고딕"/>
-          <w:sz w:val="20"/>
-        </w:rPr>
-        <w:t>절대</w:t>
-      </w:r>
-      <w:r>
-        <w:rPr>
-          <w:rFonts w:ascii="맑은 고딕" w:eastAsia="맑은 고딕" w:hAnsi="맑은 고딕" w:cs="맑은 고딕"/>
-          <w:sz w:val="20"/>
-        </w:rPr>
-        <w:t xml:space="preserve"> </w:t>
+        <w:t xml:space="preserve"> 로 검증되어 절대 </w:t>
       </w:r>
       <w:r>
         <w:rPr>
@@ -14101,63 +13632,7 @@
           <w:rFonts w:ascii="맑은 고딕" w:eastAsia="맑은 고딕" w:hAnsi="맑은 고딕" w:cs="맑은 고딕"/>
           <w:sz w:val="20"/>
         </w:rPr>
-        <w:t xml:space="preserve"> </w:t>
-      </w:r>
-      <w:r>
-        <w:rPr>
-          <w:rFonts w:ascii="맑은 고딕" w:eastAsia="맑은 고딕" w:hAnsi="맑은 고딕" w:cs="맑은 고딕"/>
-          <w:sz w:val="20"/>
-        </w:rPr>
-        <w:t>이</w:t>
-      </w:r>
-      <w:r>
-        <w:rPr>
-          <w:rFonts w:ascii="맑은 고딕" w:eastAsia="맑은 고딕" w:hAnsi="맑은 고딕" w:cs="맑은 고딕"/>
-          <w:sz w:val="20"/>
-        </w:rPr>
-        <w:t xml:space="preserve"> </w:t>
-      </w:r>
-      <w:r>
-        <w:rPr>
-          <w:rFonts w:ascii="맑은 고딕" w:eastAsia="맑은 고딕" w:hAnsi="맑은 고딕" w:cs="맑은 고딕"/>
-          <w:sz w:val="20"/>
-        </w:rPr>
-        <w:t>아니므로</w:t>
-      </w:r>
-      <w:r>
-        <w:rPr>
-          <w:rFonts w:ascii="맑은 고딕" w:eastAsia="맑은 고딕" w:hAnsi="맑은 고딕" w:cs="맑은 고딕"/>
-          <w:sz w:val="20"/>
-        </w:rPr>
-        <w:t xml:space="preserve">, </w:t>
-      </w:r>
-      <w:r>
-        <w:rPr>
-          <w:rFonts w:ascii="맑은 고딕" w:eastAsia="맑은 고딕" w:hAnsi="맑은 고딕" w:cs="맑은 고딕"/>
-          <w:sz w:val="20"/>
-        </w:rPr>
-        <w:t>이쪽을</w:t>
-      </w:r>
-      <w:r>
-        <w:rPr>
-          <w:rFonts w:ascii="맑은 고딕" w:eastAsia="맑은 고딕" w:hAnsi="맑은 고딕" w:cs="맑은 고딕"/>
-          <w:sz w:val="20"/>
-        </w:rPr>
-        <w:t xml:space="preserve"> </w:t>
-      </w:r>
-      <w:r>
-        <w:rPr>
-          <w:rFonts w:ascii="맑은 고딕" w:eastAsia="맑은 고딕" w:hAnsi="맑은 고딕" w:cs="맑은 고딕"/>
-          <w:sz w:val="20"/>
-        </w:rPr>
-        <w:t>기준으로</w:t>
-      </w:r>
-      <w:r>
-        <w:rPr>
-          <w:rFonts w:ascii="맑은 고딕" w:eastAsia="맑은 고딕" w:hAnsi="맑은 고딕" w:cs="맑은 고딕"/>
-          <w:sz w:val="20"/>
-        </w:rPr>
-        <w:t xml:space="preserve"> </w:t>
+        <w:t xml:space="preserve"> 이 아니므로, 이쪽을 기준으로 </w:t>
       </w:r>
       <w:r>
         <w:rPr>
@@ -14172,35 +13647,7 @@
           <w:rFonts w:ascii="맑은 고딕" w:eastAsia="맑은 고딕" w:hAnsi="맑은 고딕" w:cs="맑은 고딕"/>
           <w:sz w:val="20"/>
         </w:rPr>
-        <w:t xml:space="preserve"> </w:t>
-      </w:r>
-      <w:r>
-        <w:rPr>
-          <w:rFonts w:ascii="맑은 고딕" w:eastAsia="맑은 고딕" w:hAnsi="맑은 고딕" w:cs="맑은 고딕"/>
-          <w:sz w:val="20"/>
-        </w:rPr>
-        <w:t>를</w:t>
-      </w:r>
-      <w:r>
-        <w:rPr>
-          <w:rFonts w:ascii="맑은 고딕" w:eastAsia="맑은 고딕" w:hAnsi="맑은 고딕" w:cs="맑은 고딕"/>
-          <w:sz w:val="20"/>
-        </w:rPr>
-        <w:t xml:space="preserve"> </w:t>
-      </w:r>
-      <w:r>
-        <w:rPr>
-          <w:rFonts w:ascii="맑은 고딕" w:eastAsia="맑은 고딕" w:hAnsi="맑은 고딕" w:cs="맑은 고딕"/>
-          <w:sz w:val="20"/>
-        </w:rPr>
-        <w:t>호출하면</w:t>
-      </w:r>
-      <w:r>
-        <w:rPr>
-          <w:rFonts w:ascii="맑은 고딕" w:eastAsia="맑은 고딕" w:hAnsi="맑은 고딕" w:cs="맑은 고딕"/>
-          <w:sz w:val="20"/>
-        </w:rPr>
-        <w:t xml:space="preserve"> </w:t>
+        <w:t xml:space="preserve"> 를 호출하면 </w:t>
       </w:r>
       <w:r>
         <w:rPr>
@@ -14215,21 +13662,7 @@
           <w:rFonts w:ascii="맑은 고딕" w:eastAsia="맑은 고딕" w:hAnsi="맑은 고딕" w:cs="맑은 고딕"/>
           <w:sz w:val="20"/>
         </w:rPr>
-        <w:t xml:space="preserve"> </w:t>
-      </w:r>
-      <w:r>
-        <w:rPr>
-          <w:rFonts w:ascii="맑은 고딕" w:eastAsia="맑은 고딕" w:hAnsi="맑은 고딕" w:cs="맑은 고딕"/>
-          <w:sz w:val="20"/>
-        </w:rPr>
-        <w:t>이</w:t>
-      </w:r>
-      <w:r>
-        <w:rPr>
-          <w:rFonts w:ascii="맑은 고딕" w:eastAsia="맑은 고딕" w:hAnsi="맑은 고딕" w:cs="맑은 고딕"/>
-          <w:sz w:val="20"/>
-        </w:rPr>
-        <w:t xml:space="preserve"> </w:t>
+        <w:t xml:space="preserve"> 이 </w:t>
       </w:r>
       <w:r>
         <w:rPr>
@@ -14244,35 +13677,7 @@
           <w:rFonts w:ascii="맑은 고딕" w:eastAsia="맑은 고딕" w:hAnsi="맑은 고딕" w:cs="맑은 고딕"/>
           <w:sz w:val="20"/>
         </w:rPr>
-        <w:t xml:space="preserve"> </w:t>
-      </w:r>
-      <w:r>
-        <w:rPr>
-          <w:rFonts w:ascii="맑은 고딕" w:eastAsia="맑은 고딕" w:hAnsi="맑은 고딕" w:cs="맑은 고딕"/>
-          <w:sz w:val="20"/>
-        </w:rPr>
-        <w:t>이어도</w:t>
-      </w:r>
-      <w:r>
-        <w:rPr>
-          <w:rFonts w:ascii="맑은 고딕" w:eastAsia="맑은 고딕" w:hAnsi="맑은 고딕" w:cs="맑은 고딕"/>
-          <w:sz w:val="20"/>
-        </w:rPr>
-        <w:t xml:space="preserve"> </w:t>
-      </w:r>
-      <w:r>
-        <w:rPr>
-          <w:rFonts w:ascii="맑은 고딕" w:eastAsia="맑은 고딕" w:hAnsi="맑은 고딕" w:cs="맑은 고딕"/>
-          <w:sz w:val="20"/>
-        </w:rPr>
-        <w:t>안전합니다</w:t>
-      </w:r>
-      <w:r>
-        <w:rPr>
-          <w:rFonts w:ascii="맑은 고딕" w:eastAsia="맑은 고딕" w:hAnsi="맑은 고딕" w:cs="맑은 고딕"/>
-          <w:sz w:val="20"/>
-        </w:rPr>
-        <w:t>.</w:t>
+        <w:t xml:space="preserve"> 이어도 안전합니다.</w:t>
       </w:r>
     </w:p>
     <w:p>
@@ -14301,91 +13706,7 @@
           <w:rFonts w:ascii="맑은 고딕" w:eastAsia="맑은 고딕" w:hAnsi="맑은 고딕" w:cs="맑은 고딕"/>
           <w:sz w:val="20"/>
         </w:rPr>
-        <w:t xml:space="preserve"> </w:t>
-      </w:r>
-      <w:r>
-        <w:rPr>
-          <w:rFonts w:ascii="맑은 고딕" w:eastAsia="맑은 고딕" w:hAnsi="맑은 고딕" w:cs="맑은 고딕"/>
-          <w:sz w:val="20"/>
-        </w:rPr>
-        <w:t>같은</w:t>
-      </w:r>
-      <w:r>
-        <w:rPr>
-          <w:rFonts w:ascii="맑은 고딕" w:eastAsia="맑은 고딕" w:hAnsi="맑은 고딕" w:cs="맑은 고딕"/>
-          <w:sz w:val="20"/>
-        </w:rPr>
-        <w:t xml:space="preserve"> </w:t>
-      </w:r>
-      <w:r>
-        <w:rPr>
-          <w:rFonts w:ascii="맑은 고딕" w:eastAsia="맑은 고딕" w:hAnsi="맑은 고딕" w:cs="맑은 고딕"/>
-          <w:sz w:val="20"/>
-        </w:rPr>
-        <w:t>분기가</w:t>
-      </w:r>
-      <w:r>
-        <w:rPr>
-          <w:rFonts w:ascii="맑은 고딕" w:eastAsia="맑은 고딕" w:hAnsi="맑은 고딕" w:cs="맑은 고딕"/>
-          <w:sz w:val="20"/>
-        </w:rPr>
-        <w:t xml:space="preserve"> </w:t>
-      </w:r>
-      <w:r>
-        <w:rPr>
-          <w:rFonts w:ascii="맑은 고딕" w:eastAsia="맑은 고딕" w:hAnsi="맑은 고딕" w:cs="맑은 고딕"/>
-          <w:sz w:val="20"/>
-        </w:rPr>
-        <w:t>필요</w:t>
-      </w:r>
-      <w:r>
-        <w:rPr>
-          <w:rFonts w:ascii="맑은 고딕" w:eastAsia="맑은 고딕" w:hAnsi="맑은 고딕" w:cs="맑은 고딕"/>
-          <w:sz w:val="20"/>
-        </w:rPr>
-        <w:t xml:space="preserve"> </w:t>
-      </w:r>
-      <w:r>
-        <w:rPr>
-          <w:rFonts w:ascii="맑은 고딕" w:eastAsia="맑은 고딕" w:hAnsi="맑은 고딕" w:cs="맑은 고딕"/>
-          <w:sz w:val="20"/>
-        </w:rPr>
-        <w:t>없어져</w:t>
-      </w:r>
-      <w:r>
-        <w:rPr>
-          <w:rFonts w:ascii="맑은 고딕" w:eastAsia="맑은 고딕" w:hAnsi="맑은 고딕" w:cs="맑은 고딕"/>
-          <w:sz w:val="20"/>
-        </w:rPr>
-        <w:t xml:space="preserve"> </w:t>
-      </w:r>
-      <w:r>
-        <w:rPr>
-          <w:rFonts w:ascii="맑은 고딕" w:eastAsia="맑은 고딕" w:hAnsi="맑은 고딕" w:cs="맑은 고딕"/>
-          <w:sz w:val="20"/>
-        </w:rPr>
-        <w:t>조건이</w:t>
-      </w:r>
-      <w:r>
-        <w:rPr>
-          <w:rFonts w:ascii="맑은 고딕" w:eastAsia="맑은 고딕" w:hAnsi="맑은 고딕" w:cs="맑은 고딕"/>
-          <w:sz w:val="20"/>
-        </w:rPr>
-        <w:t xml:space="preserve"> </w:t>
-      </w:r>
-      <w:r>
-        <w:rPr>
-          <w:rFonts w:ascii="맑은 고딕" w:eastAsia="맑은 고딕" w:hAnsi="맑은 고딕" w:cs="맑은 고딕"/>
-          <w:sz w:val="20"/>
-        </w:rPr>
-        <w:t>짧아집니다</w:t>
-      </w:r>
-      <w:r>
-        <w:rPr>
-          <w:rFonts w:ascii="맑은 고딕" w:eastAsia="맑은 고딕" w:hAnsi="맑은 고딕" w:cs="맑은 고딕"/>
-          <w:sz w:val="20"/>
-        </w:rPr>
-        <w:t>.</w:t>
+        <w:t xml:space="preserve"> 같은 분기가 필요 없어져 조건이 짧아집니다.</w:t>
       </w:r>
     </w:p>
     <w:p>
@@ -14414,63 +13735,7 @@
           <w:rFonts w:ascii="맑은 고딕" w:eastAsia="맑은 고딕" w:hAnsi="맑은 고딕" w:cs="맑은 고딕"/>
           <w:sz w:val="20"/>
         </w:rPr>
-        <w:t xml:space="preserve"> </w:t>
-      </w:r>
-      <w:r>
-        <w:rPr>
-          <w:rFonts w:ascii="맑은 고딕" w:eastAsia="맑은 고딕" w:hAnsi="맑은 고딕" w:cs="맑은 고딕"/>
-          <w:sz w:val="20"/>
-        </w:rPr>
-        <w:t>도</w:t>
-      </w:r>
-      <w:r>
-        <w:rPr>
-          <w:rFonts w:ascii="맑은 고딕" w:eastAsia="맑은 고딕" w:hAnsi="맑은 고딕" w:cs="맑은 고딕"/>
-          <w:sz w:val="20"/>
-        </w:rPr>
-        <w:t xml:space="preserve"> </w:t>
-      </w:r>
-      <w:r>
-        <w:rPr>
-          <w:rFonts w:ascii="맑은 고딕" w:eastAsia="맑은 고딕" w:hAnsi="맑은 고딕" w:cs="맑은 고딕"/>
-          <w:sz w:val="20"/>
-        </w:rPr>
-        <w:t>같은</w:t>
-      </w:r>
-      <w:r>
-        <w:rPr>
-          <w:rFonts w:ascii="맑은 고딕" w:eastAsia="맑은 고딕" w:hAnsi="맑은 고딕" w:cs="맑은 고딕"/>
-          <w:sz w:val="20"/>
-        </w:rPr>
-        <w:t xml:space="preserve"> </w:t>
-      </w:r>
-      <w:r>
-        <w:rPr>
-          <w:rFonts w:ascii="맑은 고딕" w:eastAsia="맑은 고딕" w:hAnsi="맑은 고딕" w:cs="맑은 고딕"/>
-          <w:sz w:val="20"/>
-        </w:rPr>
-        <w:t>방식으로</w:t>
-      </w:r>
-      <w:r>
-        <w:rPr>
-          <w:rFonts w:ascii="맑은 고딕" w:eastAsia="맑은 고딕" w:hAnsi="맑은 고딕" w:cs="맑은 고딕"/>
-          <w:sz w:val="20"/>
-        </w:rPr>
-        <w:t xml:space="preserve"> </w:t>
-      </w:r>
-      <w:r>
-        <w:rPr>
-          <w:rFonts w:ascii="맑은 고딕" w:eastAsia="맑은 고딕" w:hAnsi="맑은 고딕" w:cs="맑은 고딕"/>
-          <w:sz w:val="20"/>
-        </w:rPr>
-        <w:t>정리했습니다</w:t>
-      </w:r>
-      <w:r>
-        <w:rPr>
-          <w:rFonts w:ascii="맑은 고딕" w:eastAsia="맑은 고딕" w:hAnsi="맑은 고딕" w:cs="맑은 고딕"/>
-          <w:sz w:val="20"/>
-        </w:rPr>
-        <w:t>.</w:t>
+        <w:t xml:space="preserve"> 도 같은 방식으로 정리했습니다.</w:t>
       </w:r>
     </w:p>
     <w:p>
@@ -14486,6 +13751,7 @@
           <w:sz w:val="20"/>
           <w:szCs w:val="20"/>
         </w:rPr>
+        <w:lastRenderedPageBreak/>
         <w:t>여기서 배울 점</w:t>
       </w:r>
     </w:p>
@@ -15174,7 +14440,6 @@
           <w:sz w:val="17"/>
           <w:szCs w:val="17"/>
         </w:rPr>
-        <w:lastRenderedPageBreak/>
         <w:t xml:space="preserve">  GET    /api/departments/{id}/students   학과별 학생 목록       200</w:t>
       </w:r>
     </w:p>
@@ -15228,9 +14493,6 @@
       <w:pPr>
         <w:shd w:val="clear" w:color="auto" w:fill="F5F5F5"/>
         <w:spacing w:line="240" w:lineRule="auto"/>
-        <w:rPr>
-          <w:rFonts w:hint="eastAsia"/>
-        </w:rPr>
       </w:pPr>
       <w:r>
         <w:rPr>
@@ -15495,6 +14757,7 @@
           <w:sz w:val="19"/>
           <w:szCs w:val="19"/>
         </w:rPr>
+        <w:lastRenderedPageBreak/>
         <w:t>DepartmentController</w:t>
       </w:r>
       <w:r>
@@ -16567,8 +15830,6 @@
           <w:rFonts w:ascii="맑은 고딕" w:eastAsia="맑은 고딕" w:hAnsi="맑은 고딕" w:cs="맑은 고딕"/>
         </w:rPr>
       </w:pPr>
-      <w:bookmarkStart w:id="1" w:name="_GoBack"/>
-      <w:bookmarkEnd w:id="1"/>
       <w:r>
         <w:rPr>
           <w:rFonts w:ascii="맑은 고딕" w:eastAsia="맑은 고딕" w:hAnsi="맑은 고딕" w:cs="맑은 고딕"/>
@@ -19369,35 +18630,35 @@
           <w:sz w:val="17"/>
           <w:szCs w:val="17"/>
         </w:rPr>
+        <w:t>List&lt;Student&gt; findAllWithDetails();</w:t>
+      </w:r>
+    </w:p>
+    <w:p>
+      <w:pPr>
+        <w:shd w:val="clear" w:color="auto" w:fill="F5F5F5"/>
+        <w:spacing w:line="240" w:lineRule="auto"/>
+      </w:pPr>
+      <w:r>
+        <w:rPr>
+          <w:rFonts w:ascii="Consolas" w:eastAsia="Consolas" w:hAnsi="Consolas" w:cs="Consolas"/>
+          <w:sz w:val="17"/>
+          <w:szCs w:val="17"/>
+        </w:rPr>
+        <w:t xml:space="preserve"> </w:t>
+      </w:r>
+    </w:p>
+    <w:p>
+      <w:pPr>
+        <w:shd w:val="clear" w:color="auto" w:fill="F5F5F5"/>
+        <w:spacing w:line="240" w:lineRule="auto"/>
+      </w:pPr>
+      <w:r>
+        <w:rPr>
+          <w:rFonts w:ascii="Consolas" w:eastAsia="Consolas" w:hAnsi="Consolas" w:cs="Consolas"/>
+          <w:sz w:val="17"/>
+          <w:szCs w:val="17"/>
+        </w:rPr>
         <w:lastRenderedPageBreak/>
-        <w:t>List&lt;Student&gt; findAllWithDetails();</w:t>
-      </w:r>
-    </w:p>
-    <w:p>
-      <w:pPr>
-        <w:shd w:val="clear" w:color="auto" w:fill="F5F5F5"/>
-        <w:spacing w:line="240" w:lineRule="auto"/>
-      </w:pPr>
-      <w:r>
-        <w:rPr>
-          <w:rFonts w:ascii="Consolas" w:eastAsia="Consolas" w:hAnsi="Consolas" w:cs="Consolas"/>
-          <w:sz w:val="17"/>
-          <w:szCs w:val="17"/>
-        </w:rPr>
-        <w:t xml:space="preserve"> </w:t>
-      </w:r>
-    </w:p>
-    <w:p>
-      <w:pPr>
-        <w:shd w:val="clear" w:color="auto" w:fill="F5F5F5"/>
-        <w:spacing w:line="240" w:lineRule="auto"/>
-      </w:pPr>
-      <w:r>
-        <w:rPr>
-          <w:rFonts w:ascii="Consolas" w:eastAsia="Consolas" w:hAnsi="Consolas" w:cs="Consolas"/>
-          <w:sz w:val="17"/>
-          <w:szCs w:val="17"/>
-        </w:rPr>
         <w:t>//학번 조회 / 학과별 목록 조회에도 동일하게 적용</w:t>
       </w:r>
     </w:p>
@@ -20338,155 +19599,155 @@
           <w:sz w:val="17"/>
           <w:lang w:val="en-US"/>
         </w:rPr>
+        <w:t xml:space="preserve">            </w:t>
+      </w:r>
+      <w:proofErr w:type="gramStart"/>
+      <w:r>
+        <w:rPr>
+          <w:rFonts w:ascii="Consolas" w:eastAsia="Consolas" w:hAnsi="Consolas" w:cs="Consolas"/>
+          <w:sz w:val="17"/>
+        </w:rPr>
+        <w:t>.toList</w:t>
+      </w:r>
+      <w:proofErr w:type="gramEnd"/>
+      <w:r>
+        <w:rPr>
+          <w:rFonts w:ascii="Consolas" w:eastAsia="Consolas" w:hAnsi="Consolas" w:cs="Consolas"/>
+          <w:sz w:val="17"/>
+        </w:rPr>
+        <w:t>();</w:t>
+      </w:r>
+    </w:p>
+    <w:p>
+      <w:pPr>
+        <w:shd w:val="clear" w:color="auto" w:fill="F5F5F5"/>
+        <w:spacing w:line="240" w:lineRule="auto"/>
+      </w:pPr>
+      <w:r>
+        <w:rPr>
+          <w:rFonts w:ascii="Consolas" w:eastAsia="Consolas" w:hAnsi="Consolas" w:cs="Consolas"/>
+          <w:sz w:val="17"/>
+        </w:rPr>
+        <w:t>}</w:t>
+      </w:r>
+    </w:p>
+    <w:p>
+      <w:pPr>
+        <w:spacing w:before="40" w:after="40"/>
+      </w:pPr>
+      <w:r>
+        <w:rPr>
+          <w:rFonts w:ascii="맑은 고딕" w:eastAsia="맑은 고딕" w:hAnsi="맑은 고딕" w:cs="맑은 고딕"/>
+          <w:sz w:val="20"/>
+          <w:szCs w:val="20"/>
+        </w:rPr>
+        <w:t>DepartmentService.getAllDepartments() 는 학과 정보와 학생 수를 한 번의 쿼리로 함께 가져오도록 바꾸었습니다. Map 조립과 형변환이 사라졌습니다.</w:t>
+      </w:r>
+    </w:p>
+    <w:p>
+      <w:pPr>
+        <w:shd w:val="clear" w:color="auto" w:fill="F5F5F5"/>
+        <w:spacing w:line="240" w:lineRule="auto"/>
+      </w:pPr>
+      <w:r>
+        <w:rPr>
+          <w:rFonts w:ascii="Consolas" w:eastAsia="Consolas" w:hAnsi="Consolas" w:cs="Consolas"/>
+          <w:sz w:val="17"/>
+          <w:szCs w:val="17"/>
+        </w:rPr>
+        <w:t>// 모든 학과 조회 - 학과 정보와 학생 수를 한 번의 쿼리로 함께 가져온다</w:t>
+      </w:r>
+    </w:p>
+    <w:p>
+      <w:pPr>
+        <w:shd w:val="clear" w:color="auto" w:fill="F5F5F5"/>
+        <w:spacing w:line="240" w:lineRule="auto"/>
+        <w:rPr>
+          <w:lang w:val="en-US"/>
+        </w:rPr>
+      </w:pPr>
+      <w:r>
+        <w:rPr>
+          <w:rFonts w:ascii="Consolas" w:eastAsia="Consolas" w:hAnsi="Consolas" w:cs="Consolas"/>
+          <w:sz w:val="17"/>
+          <w:szCs w:val="17"/>
+          <w:lang w:val="en-US"/>
+        </w:rPr>
+        <w:t>public List&lt;DepartmentDTO.SimpleResponse&gt; getAllDepartments() {</w:t>
+      </w:r>
+    </w:p>
+    <w:p>
+      <w:pPr>
+        <w:shd w:val="clear" w:color="auto" w:fill="F5F5F5"/>
+        <w:spacing w:line="240" w:lineRule="auto"/>
+        <w:rPr>
+          <w:lang w:val="en-US"/>
+        </w:rPr>
+      </w:pPr>
+      <w:r>
+        <w:rPr>
+          <w:rFonts w:ascii="Consolas" w:eastAsia="Consolas" w:hAnsi="Consolas" w:cs="Consolas"/>
+          <w:sz w:val="17"/>
+          <w:szCs w:val="17"/>
+          <w:lang w:val="en-US"/>
+        </w:rPr>
+        <w:t xml:space="preserve">    return departmentRepository.findAllSummaries()</w:t>
+      </w:r>
+    </w:p>
+    <w:p>
+      <w:pPr>
+        <w:shd w:val="clear" w:color="auto" w:fill="F5F5F5"/>
+        <w:spacing w:line="240" w:lineRule="auto"/>
+        <w:rPr>
+          <w:lang w:val="en-US"/>
+        </w:rPr>
+      </w:pPr>
+      <w:r>
+        <w:rPr>
+          <w:rFonts w:ascii="Consolas" w:eastAsia="Consolas" w:hAnsi="Consolas" w:cs="Consolas"/>
+          <w:sz w:val="17"/>
+          <w:szCs w:val="17"/>
+          <w:lang w:val="en-US"/>
+        </w:rPr>
+        <w:t xml:space="preserve">            </w:t>
+      </w:r>
+      <w:proofErr w:type="gramStart"/>
+      <w:r>
+        <w:rPr>
+          <w:rFonts w:ascii="Consolas" w:eastAsia="Consolas" w:hAnsi="Consolas" w:cs="Consolas"/>
+          <w:sz w:val="17"/>
+          <w:szCs w:val="17"/>
+          <w:lang w:val="en-US"/>
+        </w:rPr>
+        <w:t>.stream</w:t>
+      </w:r>
+      <w:proofErr w:type="gramEnd"/>
+      <w:r>
+        <w:rPr>
+          <w:rFonts w:ascii="Consolas" w:eastAsia="Consolas" w:hAnsi="Consolas" w:cs="Consolas"/>
+          <w:sz w:val="17"/>
+          <w:szCs w:val="17"/>
+          <w:lang w:val="en-US"/>
+        </w:rPr>
+        <w:t>()</w:t>
+      </w:r>
+    </w:p>
+    <w:p>
+      <w:pPr>
+        <w:shd w:val="clear" w:color="auto" w:fill="F5F5F5"/>
+        <w:spacing w:line="240" w:lineRule="auto"/>
+        <w:rPr>
+          <w:lang w:val="en-US"/>
+        </w:rPr>
+      </w:pPr>
+      <w:r>
+        <w:rPr>
+          <w:rFonts w:ascii="Consolas" w:eastAsia="Consolas" w:hAnsi="Consolas" w:cs="Consolas"/>
+          <w:sz w:val="17"/>
+          <w:szCs w:val="17"/>
+          <w:lang w:val="en-US"/>
+        </w:rPr>
         <w:lastRenderedPageBreak/>
-        <w:t xml:space="preserve">            </w:t>
-      </w:r>
-      <w:proofErr w:type="gramStart"/>
-      <w:r>
-        <w:rPr>
-          <w:rFonts w:ascii="Consolas" w:eastAsia="Consolas" w:hAnsi="Consolas" w:cs="Consolas"/>
-          <w:sz w:val="17"/>
-        </w:rPr>
-        <w:t>.toList</w:t>
-      </w:r>
-      <w:proofErr w:type="gramEnd"/>
-      <w:r>
-        <w:rPr>
-          <w:rFonts w:ascii="Consolas" w:eastAsia="Consolas" w:hAnsi="Consolas" w:cs="Consolas"/>
-          <w:sz w:val="17"/>
-        </w:rPr>
-        <w:t>();</w:t>
-      </w:r>
-    </w:p>
-    <w:p>
-      <w:pPr>
-        <w:shd w:val="clear" w:color="auto" w:fill="F5F5F5"/>
-        <w:spacing w:line="240" w:lineRule="auto"/>
-      </w:pPr>
-      <w:r>
-        <w:rPr>
-          <w:rFonts w:ascii="Consolas" w:eastAsia="Consolas" w:hAnsi="Consolas" w:cs="Consolas"/>
-          <w:sz w:val="17"/>
-        </w:rPr>
-        <w:t>}</w:t>
-      </w:r>
-    </w:p>
-    <w:p>
-      <w:pPr>
-        <w:spacing w:before="40" w:after="40"/>
-      </w:pPr>
-      <w:r>
-        <w:rPr>
-          <w:rFonts w:ascii="맑은 고딕" w:eastAsia="맑은 고딕" w:hAnsi="맑은 고딕" w:cs="맑은 고딕"/>
-          <w:sz w:val="20"/>
-          <w:szCs w:val="20"/>
-        </w:rPr>
-        <w:t>DepartmentService.getAllDepartments() 는 학과 정보와 학생 수를 한 번의 쿼리로 함께 가져오도록 바꾸었습니다. Map 조립과 형변환이 사라졌습니다.</w:t>
-      </w:r>
-    </w:p>
-    <w:p>
-      <w:pPr>
-        <w:shd w:val="clear" w:color="auto" w:fill="F5F5F5"/>
-        <w:spacing w:line="240" w:lineRule="auto"/>
-      </w:pPr>
-      <w:r>
-        <w:rPr>
-          <w:rFonts w:ascii="Consolas" w:eastAsia="Consolas" w:hAnsi="Consolas" w:cs="Consolas"/>
-          <w:sz w:val="17"/>
-          <w:szCs w:val="17"/>
-        </w:rPr>
-        <w:t>// 모든 학과 조회 - 학과 정보와 학생 수를 한 번의 쿼리로 함께 가져온다</w:t>
-      </w:r>
-    </w:p>
-    <w:p>
-      <w:pPr>
-        <w:shd w:val="clear" w:color="auto" w:fill="F5F5F5"/>
-        <w:spacing w:line="240" w:lineRule="auto"/>
-        <w:rPr>
-          <w:lang w:val="en-US"/>
-        </w:rPr>
-      </w:pPr>
-      <w:r>
-        <w:rPr>
-          <w:rFonts w:ascii="Consolas" w:eastAsia="Consolas" w:hAnsi="Consolas" w:cs="Consolas"/>
-          <w:sz w:val="17"/>
-          <w:szCs w:val="17"/>
-          <w:lang w:val="en-US"/>
-        </w:rPr>
-        <w:t>public List&lt;DepartmentDTO.SimpleResponse&gt; getAllDepartments() {</w:t>
-      </w:r>
-    </w:p>
-    <w:p>
-      <w:pPr>
-        <w:shd w:val="clear" w:color="auto" w:fill="F5F5F5"/>
-        <w:spacing w:line="240" w:lineRule="auto"/>
-        <w:rPr>
-          <w:lang w:val="en-US"/>
-        </w:rPr>
-      </w:pPr>
-      <w:r>
-        <w:rPr>
-          <w:rFonts w:ascii="Consolas" w:eastAsia="Consolas" w:hAnsi="Consolas" w:cs="Consolas"/>
-          <w:sz w:val="17"/>
-          <w:szCs w:val="17"/>
-          <w:lang w:val="en-US"/>
-        </w:rPr>
-        <w:t xml:space="preserve">    return departmentRepository.findAllSummaries()</w:t>
-      </w:r>
-    </w:p>
-    <w:p>
-      <w:pPr>
-        <w:shd w:val="clear" w:color="auto" w:fill="F5F5F5"/>
-        <w:spacing w:line="240" w:lineRule="auto"/>
-        <w:rPr>
-          <w:lang w:val="en-US"/>
-        </w:rPr>
-      </w:pPr>
-      <w:r>
-        <w:rPr>
-          <w:rFonts w:ascii="Consolas" w:eastAsia="Consolas" w:hAnsi="Consolas" w:cs="Consolas"/>
-          <w:sz w:val="17"/>
-          <w:szCs w:val="17"/>
-          <w:lang w:val="en-US"/>
-        </w:rPr>
-        <w:t xml:space="preserve">            </w:t>
-      </w:r>
-      <w:proofErr w:type="gramStart"/>
-      <w:r>
-        <w:rPr>
-          <w:rFonts w:ascii="Consolas" w:eastAsia="Consolas" w:hAnsi="Consolas" w:cs="Consolas"/>
-          <w:sz w:val="17"/>
-          <w:szCs w:val="17"/>
-          <w:lang w:val="en-US"/>
-        </w:rPr>
-        <w:t>.stream</w:t>
-      </w:r>
-      <w:proofErr w:type="gramEnd"/>
-      <w:r>
-        <w:rPr>
-          <w:rFonts w:ascii="Consolas" w:eastAsia="Consolas" w:hAnsi="Consolas" w:cs="Consolas"/>
-          <w:sz w:val="17"/>
-          <w:szCs w:val="17"/>
-          <w:lang w:val="en-US"/>
-        </w:rPr>
-        <w:t>()</w:t>
-      </w:r>
-    </w:p>
-    <w:p>
-      <w:pPr>
-        <w:shd w:val="clear" w:color="auto" w:fill="F5F5F5"/>
-        <w:spacing w:line="240" w:lineRule="auto"/>
-        <w:rPr>
-          <w:lang w:val="en-US"/>
-        </w:rPr>
-      </w:pPr>
-      <w:r>
-        <w:rPr>
-          <w:rFonts w:ascii="Consolas" w:eastAsia="Consolas" w:hAnsi="Consolas" w:cs="Consolas"/>
-          <w:sz w:val="17"/>
-          <w:szCs w:val="17"/>
-          <w:lang w:val="en-US"/>
-        </w:rPr>
         <w:t xml:space="preserve">            </w:t>
       </w:r>
       <w:proofErr w:type="gramStart"/>
